--- a/docs/business/BRD-Northwind-Outdoors-03082026.docx
+++ b/docs/business/BRD-Northwind-Outdoors-03082026.docx
@@ -162,7 +162,23 @@
                 <w:bCs/>
                 <w:lang w:val="en-US"/>
               </w:rPr>
-              <w:t>IT Infrastructure Modernisation Project</w:t>
+              <w:t xml:space="preserve">IT Infrastructure </w:t>
+            </w:r>
+            <w:proofErr w:type="spellStart"/>
+            <w:r>
+              <w:rPr>
+                <w:bCs/>
+                <w:lang w:val="en-US"/>
+              </w:rPr>
+              <w:t>Modernisation</w:t>
+            </w:r>
+            <w:proofErr w:type="spellEnd"/>
+            <w:r>
+              <w:rPr>
+                <w:bCs/>
+                <w:lang w:val="en-US"/>
+              </w:rPr>
+              <w:t xml:space="preserve"> Project</w:t>
             </w:r>
           </w:p>
         </w:tc>
@@ -522,6 +538,14 @@
     </w:p>
     <w:sdt>
       <w:sdtPr>
+        <w:rPr>
+          <w:rFonts w:asciiTheme="minorHAnsi" w:eastAsiaTheme="minorHAnsi" w:hAnsiTheme="minorHAnsi" w:cstheme="minorBidi"/>
+          <w:color w:val="auto"/>
+          <w:sz w:val="22"/>
+          <w:szCs w:val="22"/>
+          <w:lang w:val="en-GB"/>
+          <w14:ligatures w14:val="standardContextual"/>
+        </w:rPr>
         <w:id w:val="911822799"/>
         <w:docPartObj>
           <w:docPartGallery w:val="Table of Contents"/>
@@ -530,15 +554,9 @@
       </w:sdtPr>
       <w:sdtEndPr>
         <w:rPr>
-          <w:rFonts w:asciiTheme="minorHAnsi" w:eastAsiaTheme="minorHAnsi" w:hAnsiTheme="minorHAnsi" w:cstheme="minorBidi"/>
           <w:b/>
           <w:bCs/>
           <w:noProof/>
-          <w:color w:val="auto"/>
-          <w:sz w:val="22"/>
-          <w:szCs w:val="22"/>
-          <w:lang w:val="en-GB"/>
-          <w14:ligatures w14:val="standardContextual"/>
         </w:rPr>
       </w:sdtEndPr>
       <w:sdtContent>
@@ -686,7 +704,7 @@
                 <w:noProof/>
                 <w:webHidden/>
               </w:rPr>
-              <w:t>2</w:t>
+              <w:t>3</w:t>
             </w:r>
             <w:r>
               <w:rPr>
@@ -755,7 +773,7 @@
                 <w:noProof/>
                 <w:webHidden/>
               </w:rPr>
-              <w:t>2</w:t>
+              <w:t>3</w:t>
             </w:r>
             <w:r>
               <w:rPr>
@@ -824,7 +842,7 @@
                 <w:noProof/>
                 <w:webHidden/>
               </w:rPr>
-              <w:t>2</w:t>
+              <w:t>3</w:t>
             </w:r>
             <w:r>
               <w:rPr>
@@ -892,7 +910,7 @@
                 <w:noProof/>
                 <w:webHidden/>
               </w:rPr>
-              <w:t>3</w:t>
+              <w:t>4</w:t>
             </w:r>
             <w:r>
               <w:rPr>
@@ -960,7 +978,7 @@
                 <w:noProof/>
                 <w:webHidden/>
               </w:rPr>
-              <w:t>3</w:t>
+              <w:t>4</w:t>
             </w:r>
             <w:r>
               <w:rPr>
@@ -1028,7 +1046,7 @@
                 <w:noProof/>
                 <w:webHidden/>
               </w:rPr>
-              <w:t>3</w:t>
+              <w:t>6</w:t>
             </w:r>
             <w:r>
               <w:rPr>
@@ -1083,20 +1101,17 @@
                 <w:noProof/>
                 <w:webHidden/>
               </w:rPr>
-            </w:r>
-            <w:r>
-              <w:rPr>
-                <w:noProof/>
-                <w:webHidden/>
-              </w:rPr>
               <w:fldChar w:fldCharType="separate"/>
             </w:r>
             <w:r>
               <w:rPr>
-                <w:noProof/>
-                <w:webHidden/>
-              </w:rPr>
-              <w:t>3</w:t>
+                <w:b/>
+                <w:bCs/>
+                <w:noProof/>
+                <w:webHidden/>
+                <w:lang w:val="en-US"/>
+              </w:rPr>
+              <w:t>Error! Bookmark not defined.</w:t>
             </w:r>
             <w:r>
               <w:rPr>
@@ -1164,7 +1179,7 @@
                 <w:noProof/>
                 <w:webHidden/>
               </w:rPr>
-              <w:t>3</w:t>
+              <w:t>6</w:t>
             </w:r>
             <w:r>
               <w:rPr>
@@ -1232,7 +1247,7 @@
                 <w:noProof/>
                 <w:webHidden/>
               </w:rPr>
-              <w:t>4</w:t>
+              <w:t>7</w:t>
             </w:r>
             <w:r>
               <w:rPr>
@@ -1300,7 +1315,7 @@
                 <w:noProof/>
                 <w:webHidden/>
               </w:rPr>
-              <w:t>4</w:t>
+              <w:t>7</w:t>
             </w:r>
             <w:r>
               <w:rPr>
@@ -1368,7 +1383,7 @@
                 <w:noProof/>
                 <w:webHidden/>
               </w:rPr>
-              <w:t>4</w:t>
+              <w:t>8</w:t>
             </w:r>
             <w:r>
               <w:rPr>
@@ -1436,7 +1451,7 @@
                 <w:noProof/>
                 <w:webHidden/>
               </w:rPr>
-              <w:t>4</w:t>
+              <w:t>12</w:t>
             </w:r>
             <w:r>
               <w:rPr>
@@ -1504,7 +1519,7 @@
                 <w:noProof/>
                 <w:webHidden/>
               </w:rPr>
-              <w:t>5</w:t>
+              <w:t>14</w:t>
             </w:r>
             <w:r>
               <w:rPr>
@@ -1572,7 +1587,7 @@
                 <w:noProof/>
                 <w:webHidden/>
               </w:rPr>
-              <w:t>5</w:t>
+              <w:t>15</w:t>
             </w:r>
             <w:r>
               <w:rPr>
@@ -1640,7 +1655,7 @@
                 <w:noProof/>
                 <w:webHidden/>
               </w:rPr>
-              <w:t>5</w:t>
+              <w:t>15</w:t>
             </w:r>
             <w:r>
               <w:rPr>
@@ -1708,7 +1723,7 @@
                 <w:noProof/>
                 <w:webHidden/>
               </w:rPr>
-              <w:t>5</w:t>
+              <w:t>15</w:t>
             </w:r>
             <w:r>
               <w:rPr>
@@ -1776,7 +1791,7 @@
                 <w:noProof/>
                 <w:webHidden/>
               </w:rPr>
-              <w:t>5</w:t>
+              <w:t>15</w:t>
             </w:r>
             <w:r>
               <w:rPr>
@@ -3316,10 +3331,7 @@
         </w:numPr>
       </w:pPr>
       <w:r>
-        <w:t>User accounts are created, modified, and disabled manually by the IT team following requests from department managers</w:t>
-      </w:r>
-      <w:r>
-        <w:t>.</w:t>
+        <w:t>User accounts are created, modified, and disabled manually by the IT team following requests from department managers.</w:t>
       </w:r>
     </w:p>
     <w:p>
@@ -3509,36 +3521,230 @@
         <w:t>Future business growth is expected to place additional demands upon the existing infrastructure, requiring a more scalable and centrally managed operating model.</w:t>
       </w:r>
     </w:p>
+    <w:p/>
+    <w:p/>
+    <w:p/>
+    <w:p/>
+    <w:p/>
+    <w:p/>
+    <w:p/>
+    <w:p/>
+    <w:p/>
+    <w:p/>
     <w:p>
       <w:pPr>
         <w:pStyle w:val="Heading2"/>
       </w:pPr>
       <w:r>
+        <w:lastRenderedPageBreak/>
         <w:t>7. Proposed Process</w:t>
       </w:r>
       <w:bookmarkEnd w:id="13"/>
     </w:p>
     <w:p>
       <w:pPr>
-        <w:rPr>
-          <w:i/>
-          <w:iCs/>
-        </w:rPr>
-      </w:pPr>
-      <w:r>
-        <w:rPr>
-          <w:i/>
-          <w:iCs/>
-        </w:rPr>
-        <w:t>Provide details of the proposed process for addressing the primary issue your project attempts to solve. Feel free to include diagrams, flowcharts, or other visuals to illustrate the proposed process. For this process, we recommend you use the same illustrative tool/style that you used for your current process (above).</w:t>
+        <w:pStyle w:val="Heading3"/>
+      </w:pPr>
+      <w:r>
+        <w:t>7.1 Delivery Approach</w:t>
+      </w:r>
+    </w:p>
+    <w:p>
+      <w:r>
+        <w:t>Redstone Consulting proposes to deliver this engagement using a structured, iterative delivery methodology that enables Northwind Outdoor Ltd. to realise business value incrementally while maintaining appropriate project governance and minimising operational risk.</w:t>
+      </w:r>
+    </w:p>
+    <w:p>
+      <w:r>
+        <w:t>Following approval of this Business Requirements Document (BRD), the approved business requirements will be prioritised according to business value, operational dependencies, and implementation complexity. Related requirements will be grouped into discrete Statements of Work (SoWs), with each Statement of Work delivering one or more complete business capabilities.</w:t>
+      </w:r>
+    </w:p>
+    <w:p>
+      <w:r>
+        <w:t>Each Statement of Work will be delivered through a series of planned project sprints. During each sprint, Redstone Consulting will undertake solution design, implementation, testing, documentation, and internal quality assurance activities before presenting the completed deliverables for customer review and acceptance.</w:t>
+      </w:r>
+    </w:p>
+    <w:p>
+      <w:r>
+        <w:t>Implementation activities will initially be performed within an isolated pre-production environment to validate the proposed solution, verify functionality, produce supporting documentation, and reduce implementation risk prior to deployment into the live production environment.</w:t>
+      </w:r>
+    </w:p>
+    <w:p>
+      <w:r>
+        <w:t>Business requirements identified as Must Have priorities will be addressed within the initial Statements of Work, establishing the core infrastructure and foundational services upon which subsequent project phases will build. Lower-priority requirements will be scheduled into future Statements of Work following successful completion and acceptance of the foundational capabilities.</w:t>
+      </w:r>
+    </w:p>
+    <w:p>
+      <w:r>
+        <w:t>Each Statement of Work will conclude with formal customer review and acceptance before the next phase of delivery commences. This iterative approach ensures that progress is measurable, business priorities remain aligned throughout the engagement, and opportunities for feedback can be incorporated into future project activities through the agreed governance and change management processes.</w:t>
+      </w:r>
+    </w:p>
+    <w:p/>
+    <w:p/>
+    <w:p/>
+    <w:p/>
+    <w:p/>
+    <w:p/>
+    <w:p/>
+    <w:p/>
+    <w:p>
+      <w:pPr>
+        <w:pStyle w:val="Heading3"/>
+        <w:numPr>
+          <w:ilvl w:val="1"/>
+          <w:numId w:val="10"/>
+        </w:numPr>
+      </w:pPr>
+      <w:r>
+        <w:lastRenderedPageBreak/>
+        <w:t>Proposed project lifecycle</w:t>
+      </w:r>
+    </w:p>
+    <w:p>
+      <w:r>
+        <w:t>Following approval of the Business Requirements Document (BRD), Redstone Consulting will deliver the engagement using a phased lifecycle that combines structured project governance with iterative delivery.</w:t>
+      </w:r>
+    </w:p>
+    <w:p>
+      <w:r>
+        <w:t>The proposed project lifecycle consists of the following stages:</w:t>
+      </w:r>
+    </w:p>
+    <w:p>
+      <w:pPr>
+        <w:pStyle w:val="ListParagraph"/>
+        <w:numPr>
+          <w:ilvl w:val="0"/>
+          <w:numId w:val="11"/>
+        </w:numPr>
+      </w:pPr>
+      <w:r>
+        <w:t>Business Requirements Approval – Review and formally approve the Business Requirements Document, establishing the agreed project baseline.</w:t>
+      </w:r>
+    </w:p>
+    <w:p>
+      <w:pPr>
+        <w:pStyle w:val="ListParagraph"/>
+        <w:numPr>
+          <w:ilvl w:val="0"/>
+          <w:numId w:val="11"/>
+        </w:numPr>
+      </w:pPr>
+      <w:r>
+        <w:t>Requirements Prioritisation – Assess and prioritise approved business requirements based on business value, operational dependencies, project risk, and implementation complexity.</w:t>
+      </w:r>
+    </w:p>
+    <w:p>
+      <w:pPr>
+        <w:pStyle w:val="ListParagraph"/>
+        <w:numPr>
+          <w:ilvl w:val="0"/>
+          <w:numId w:val="11"/>
+        </w:numPr>
+      </w:pPr>
+      <w:r>
+        <w:t>Statement of Work Definition – Group related business requirements into discrete Statements of Work (SoWs), each delivering one or more complete business capabilities.</w:t>
+      </w:r>
+    </w:p>
+    <w:p>
+      <w:pPr>
+        <w:pStyle w:val="ListParagraph"/>
+        <w:numPr>
+          <w:ilvl w:val="0"/>
+          <w:numId w:val="11"/>
+        </w:numPr>
+      </w:pPr>
+      <w:r>
+        <w:t>Iterative Delivery – Deliver each Statement of Work through a series of planned project sprints incorporating solution design, implementation, testing, documentation, and internal quality assurance activities within a controlled pre-production environment.</w:t>
+      </w:r>
+    </w:p>
+    <w:p>
+      <w:pPr>
+        <w:pStyle w:val="ListParagraph"/>
+        <w:numPr>
+          <w:ilvl w:val="0"/>
+          <w:numId w:val="11"/>
+        </w:numPr>
+      </w:pPr>
+      <w:r>
+        <w:t xml:space="preserve">Customer Review and Acceptance – Present completed deliverables for customer review, acceptance testing, and formal sign-off before progressing to the next </w:t>
+      </w:r>
+      <w:r>
+        <w:t>SOW</w:t>
+      </w:r>
+      <w:r>
+        <w:t>.</w:t>
+      </w:r>
+    </w:p>
+    <w:p>
+      <w:pPr>
+        <w:pStyle w:val="ListParagraph"/>
+        <w:numPr>
+          <w:ilvl w:val="0"/>
+          <w:numId w:val="11"/>
+        </w:numPr>
+      </w:pPr>
+      <w:r>
+        <w:t>Operational Handover – Upon completion of the agreed project scope, provide operational documentation, knowledge transfer, administrative procedures, and formal handover to Northwind Outdoor Ltd.</w:t>
+      </w:r>
+    </w:p>
+    <w:p>
+      <w:r>
+        <w:t>This lifecycle enables the project to deliver measurable business value incrementally while maintaining governance, reducing implementation risk, and allowing future Statements of Work to be reprioritised as business requirements evolve.</w:t>
+      </w:r>
+    </w:p>
+    <w:p>
+      <w:pPr>
+        <w:pStyle w:val="Heading3"/>
+      </w:pPr>
+      <w:r>
+        <w:t>7.3 Governance</w:t>
+      </w:r>
+    </w:p>
+    <w:p>
+      <w:r>
+        <w:t>Project governance will be maintained through structured documentation, formal review stages, and controlled change management throughout the engagement.</w:t>
+      </w:r>
+    </w:p>
+    <w:p>
+      <w:r>
+        <w:t>The approved Business Requirements Document (BRD) will act as the primary source of truth for the agreed business objectives and requirements. Following approval, all business requirements will be recorded within a Requirements Traceability Matrix (RTM), providing end-to-end traceability from discovery findings through to design, implementation, testing, and customer acceptance.</w:t>
+      </w:r>
+    </w:p>
+    <w:p>
+      <w:r>
+        <w:t>Each Statement of Work will define a discrete package of work aligned to one or more approved business capabilities. Prior to implementation, Redstone Consulting will produce the supporting High-Level Design (HLD), Low-Level Design (LLD), implementation documentation, and test plans necessary to deliver the agreed scope.</w:t>
+      </w:r>
+    </w:p>
+    <w:p>
+      <w:r>
+        <w:t>Throughout the project, regular stakeholder reviews will be conducted to confirm progress, validate completed deliverables, and ensure continued alignment with business priorities. Any proposed changes to approved requirements, project scope, or delivery priorities will be assessed through the agreed change management process before implementation.</w:t>
+      </w:r>
+    </w:p>
+    <w:p>
+      <w:r>
+        <w:t>This governance model provides Northwind Outdoor Ltd. with clear visibility of project progress while ensuring that every technical deliverable can be traced back to an approved business requirement.</w:t>
       </w:r>
     </w:p>
     <w:p>
       <w:pPr>
         <w:pStyle w:val="Heading2"/>
+        <w:sectPr>
+          <w:footerReference w:type="default" r:id="rId8"/>
+          <w:pgSz w:w="11906" w:h="16838"/>
+          <w:pgMar w:top="1417" w:right="1417" w:bottom="1134" w:left="1417" w:header="708" w:footer="708" w:gutter="0"/>
+          <w:cols w:space="708"/>
+          <w:docGrid w:linePitch="360"/>
+        </w:sectPr>
       </w:pPr>
       <w:bookmarkStart w:id="14" w:name="_Toc236668285"/>
-      <w:r>
+    </w:p>
+    <w:p>
+      <w:pPr>
+        <w:pStyle w:val="Heading2"/>
+      </w:pPr>
+      <w:r>
+        <w:lastRenderedPageBreak/>
         <w:t>8. Functional Requirements</w:t>
       </w:r>
       <w:bookmarkEnd w:id="14"/>
@@ -3558,6 +3764,4221 @@
         <w:t>Detail the project’s functional requirements by enumerating the ways in which the current process addresses the issue and by describing the functional requirements necessary to the project’s success.</w:t>
       </w:r>
     </w:p>
+    <w:tbl>
+      <w:tblPr>
+        <w:tblStyle w:val="TableGrid"/>
+        <w:tblW w:w="15576" w:type="dxa"/>
+        <w:tblInd w:w="-572" w:type="dxa"/>
+        <w:tblLook w:val="04A0" w:firstRow="1" w:lastRow="0" w:firstColumn="1" w:lastColumn="0" w:noHBand="0" w:noVBand="1"/>
+      </w:tblPr>
+      <w:tblGrid>
+        <w:gridCol w:w="851"/>
+        <w:gridCol w:w="2126"/>
+        <w:gridCol w:w="4536"/>
+        <w:gridCol w:w="834"/>
+        <w:gridCol w:w="1117"/>
+        <w:gridCol w:w="851"/>
+        <w:gridCol w:w="3544"/>
+        <w:gridCol w:w="1984"/>
+      </w:tblGrid>
+      <w:tr>
+        <w:trPr>
+          <w:trHeight w:val="300"/>
+        </w:trPr>
+        <w:tc>
+          <w:tcPr>
+            <w:tcW w:w="851" w:type="dxa"/>
+            <w:noWrap/>
+            <w:hideMark/>
+          </w:tcPr>
+          <w:p>
+            <w:pPr>
+              <w:rPr>
+                <w:rFonts w:asciiTheme="majorHAnsi" w:hAnsiTheme="majorHAnsi"/>
+                <w:b/>
+                <w:bCs/>
+                <w:sz w:val="20"/>
+                <w:szCs w:val="20"/>
+              </w:rPr>
+            </w:pPr>
+            <w:r>
+              <w:rPr>
+                <w:rFonts w:asciiTheme="majorHAnsi" w:hAnsiTheme="majorHAnsi"/>
+                <w:b/>
+                <w:bCs/>
+                <w:sz w:val="20"/>
+                <w:szCs w:val="20"/>
+              </w:rPr>
+              <w:t>BR ID</w:t>
+            </w:r>
+          </w:p>
+        </w:tc>
+        <w:tc>
+          <w:tcPr>
+            <w:tcW w:w="2126" w:type="dxa"/>
+            <w:noWrap/>
+            <w:hideMark/>
+          </w:tcPr>
+          <w:p>
+            <w:pPr>
+              <w:rPr>
+                <w:rFonts w:asciiTheme="majorHAnsi" w:hAnsiTheme="majorHAnsi"/>
+                <w:b/>
+                <w:bCs/>
+                <w:sz w:val="20"/>
+                <w:szCs w:val="20"/>
+              </w:rPr>
+            </w:pPr>
+            <w:r>
+              <w:rPr>
+                <w:rFonts w:asciiTheme="majorHAnsi" w:hAnsiTheme="majorHAnsi"/>
+                <w:b/>
+                <w:bCs/>
+                <w:sz w:val="20"/>
+                <w:szCs w:val="20"/>
+              </w:rPr>
+              <w:t>Title</w:t>
+            </w:r>
+          </w:p>
+        </w:tc>
+        <w:tc>
+          <w:tcPr>
+            <w:tcW w:w="4536" w:type="dxa"/>
+            <w:noWrap/>
+            <w:hideMark/>
+          </w:tcPr>
+          <w:p>
+            <w:pPr>
+              <w:rPr>
+                <w:rFonts w:asciiTheme="majorHAnsi" w:hAnsiTheme="majorHAnsi"/>
+                <w:b/>
+                <w:bCs/>
+                <w:sz w:val="20"/>
+                <w:szCs w:val="20"/>
+              </w:rPr>
+            </w:pPr>
+            <w:r>
+              <w:rPr>
+                <w:rFonts w:asciiTheme="majorHAnsi" w:hAnsiTheme="majorHAnsi"/>
+                <w:b/>
+                <w:bCs/>
+                <w:sz w:val="20"/>
+                <w:szCs w:val="20"/>
+              </w:rPr>
+              <w:t>Description</w:t>
+            </w:r>
+          </w:p>
+        </w:tc>
+        <w:tc>
+          <w:tcPr>
+            <w:tcW w:w="567" w:type="dxa"/>
+            <w:noWrap/>
+            <w:hideMark/>
+          </w:tcPr>
+          <w:p>
+            <w:pPr>
+              <w:rPr>
+                <w:rFonts w:asciiTheme="majorHAnsi" w:hAnsiTheme="majorHAnsi"/>
+                <w:b/>
+                <w:bCs/>
+                <w:sz w:val="20"/>
+                <w:szCs w:val="20"/>
+              </w:rPr>
+            </w:pPr>
+            <w:r>
+              <w:rPr>
+                <w:rFonts w:asciiTheme="majorHAnsi" w:hAnsiTheme="majorHAnsi"/>
+                <w:b/>
+                <w:bCs/>
+                <w:sz w:val="20"/>
+                <w:szCs w:val="20"/>
+              </w:rPr>
+              <w:t>Priority</w:t>
+            </w:r>
+          </w:p>
+        </w:tc>
+        <w:tc>
+          <w:tcPr>
+            <w:tcW w:w="1117" w:type="dxa"/>
+            <w:noWrap/>
+            <w:hideMark/>
+          </w:tcPr>
+          <w:p>
+            <w:pPr>
+              <w:rPr>
+                <w:rFonts w:asciiTheme="majorHAnsi" w:hAnsiTheme="majorHAnsi"/>
+                <w:b/>
+                <w:bCs/>
+                <w:sz w:val="20"/>
+                <w:szCs w:val="20"/>
+              </w:rPr>
+            </w:pPr>
+            <w:r>
+              <w:rPr>
+                <w:rFonts w:asciiTheme="majorHAnsi" w:hAnsiTheme="majorHAnsi"/>
+                <w:b/>
+                <w:bCs/>
+                <w:sz w:val="20"/>
+                <w:szCs w:val="20"/>
+              </w:rPr>
+              <w:t>Business Owner</w:t>
+            </w:r>
+          </w:p>
+        </w:tc>
+        <w:tc>
+          <w:tcPr>
+            <w:tcW w:w="851" w:type="dxa"/>
+            <w:noWrap/>
+            <w:hideMark/>
+          </w:tcPr>
+          <w:p>
+            <w:pPr>
+              <w:rPr>
+                <w:rFonts w:asciiTheme="majorHAnsi" w:hAnsiTheme="majorHAnsi"/>
+                <w:b/>
+                <w:bCs/>
+                <w:sz w:val="20"/>
+                <w:szCs w:val="20"/>
+              </w:rPr>
+            </w:pPr>
+            <w:r>
+              <w:rPr>
+                <w:rFonts w:asciiTheme="majorHAnsi" w:hAnsiTheme="majorHAnsi"/>
+                <w:b/>
+                <w:bCs/>
+                <w:sz w:val="20"/>
+                <w:szCs w:val="20"/>
+              </w:rPr>
+              <w:t>Linked BD</w:t>
+            </w:r>
+          </w:p>
+        </w:tc>
+        <w:tc>
+          <w:tcPr>
+            <w:tcW w:w="3544" w:type="dxa"/>
+            <w:noWrap/>
+            <w:hideMark/>
+          </w:tcPr>
+          <w:p>
+            <w:pPr>
+              <w:rPr>
+                <w:rFonts w:asciiTheme="majorHAnsi" w:hAnsiTheme="majorHAnsi"/>
+                <w:b/>
+                <w:bCs/>
+                <w:sz w:val="20"/>
+                <w:szCs w:val="20"/>
+              </w:rPr>
+            </w:pPr>
+            <w:r>
+              <w:rPr>
+                <w:rFonts w:asciiTheme="majorHAnsi" w:hAnsiTheme="majorHAnsi"/>
+                <w:b/>
+                <w:bCs/>
+                <w:sz w:val="20"/>
+                <w:szCs w:val="20"/>
+              </w:rPr>
+              <w:t>Acceptance Criteria</w:t>
+            </w:r>
+          </w:p>
+        </w:tc>
+        <w:tc>
+          <w:tcPr>
+            <w:tcW w:w="1984" w:type="dxa"/>
+            <w:noWrap/>
+            <w:hideMark/>
+          </w:tcPr>
+          <w:p>
+            <w:pPr>
+              <w:rPr>
+                <w:rFonts w:asciiTheme="majorHAnsi" w:hAnsiTheme="majorHAnsi"/>
+                <w:b/>
+                <w:bCs/>
+                <w:sz w:val="20"/>
+                <w:szCs w:val="20"/>
+              </w:rPr>
+            </w:pPr>
+            <w:r>
+              <w:rPr>
+                <w:rFonts w:asciiTheme="majorHAnsi" w:hAnsiTheme="majorHAnsi"/>
+                <w:b/>
+                <w:bCs/>
+                <w:sz w:val="20"/>
+                <w:szCs w:val="20"/>
+              </w:rPr>
+              <w:t>Notes</w:t>
+            </w:r>
+          </w:p>
+        </w:tc>
+      </w:tr>
+      <w:tr>
+        <w:trPr>
+          <w:trHeight w:val="300"/>
+        </w:trPr>
+        <w:tc>
+          <w:tcPr>
+            <w:tcW w:w="851" w:type="dxa"/>
+            <w:noWrap/>
+            <w:hideMark/>
+          </w:tcPr>
+          <w:p>
+            <w:pPr>
+              <w:rPr>
+                <w:rFonts w:asciiTheme="majorHAnsi" w:hAnsiTheme="majorHAnsi"/>
+                <w:sz w:val="20"/>
+                <w:szCs w:val="20"/>
+              </w:rPr>
+            </w:pPr>
+            <w:r>
+              <w:rPr>
+                <w:rFonts w:asciiTheme="majorHAnsi" w:hAnsiTheme="majorHAnsi"/>
+                <w:sz w:val="20"/>
+                <w:szCs w:val="20"/>
+              </w:rPr>
+              <w:t>BR-001</w:t>
+            </w:r>
+          </w:p>
+        </w:tc>
+        <w:tc>
+          <w:tcPr>
+            <w:tcW w:w="2126" w:type="dxa"/>
+            <w:noWrap/>
+            <w:hideMark/>
+          </w:tcPr>
+          <w:p>
+            <w:pPr>
+              <w:rPr>
+                <w:rFonts w:asciiTheme="majorHAnsi" w:hAnsiTheme="majorHAnsi"/>
+                <w:sz w:val="20"/>
+                <w:szCs w:val="20"/>
+              </w:rPr>
+            </w:pPr>
+            <w:r>
+              <w:rPr>
+                <w:rFonts w:asciiTheme="majorHAnsi" w:hAnsiTheme="majorHAnsi"/>
+                <w:sz w:val="20"/>
+                <w:szCs w:val="20"/>
+              </w:rPr>
+              <w:t>Centralised User Identity Management</w:t>
+            </w:r>
+          </w:p>
+        </w:tc>
+        <w:tc>
+          <w:tcPr>
+            <w:tcW w:w="4536" w:type="dxa"/>
+            <w:noWrap/>
+            <w:hideMark/>
+          </w:tcPr>
+          <w:p>
+            <w:pPr>
+              <w:rPr>
+                <w:rFonts w:asciiTheme="majorHAnsi" w:hAnsiTheme="majorHAnsi"/>
+                <w:sz w:val="20"/>
+                <w:szCs w:val="20"/>
+              </w:rPr>
+            </w:pPr>
+            <w:r>
+              <w:rPr>
+                <w:rFonts w:asciiTheme="majorHAnsi" w:hAnsiTheme="majorHAnsi"/>
+                <w:sz w:val="20"/>
+                <w:szCs w:val="20"/>
+              </w:rPr>
+              <w:t>The organisation requires a centrally managed solution for creating, modifying and removing user accounts across all business systems.</w:t>
+            </w:r>
+          </w:p>
+        </w:tc>
+        <w:tc>
+          <w:tcPr>
+            <w:tcW w:w="567" w:type="dxa"/>
+            <w:noWrap/>
+            <w:hideMark/>
+          </w:tcPr>
+          <w:p>
+            <w:pPr>
+              <w:rPr>
+                <w:rFonts w:asciiTheme="majorHAnsi" w:hAnsiTheme="majorHAnsi"/>
+                <w:sz w:val="20"/>
+                <w:szCs w:val="20"/>
+              </w:rPr>
+            </w:pPr>
+            <w:r>
+              <w:rPr>
+                <w:rFonts w:asciiTheme="majorHAnsi" w:hAnsiTheme="majorHAnsi"/>
+                <w:sz w:val="20"/>
+                <w:szCs w:val="20"/>
+              </w:rPr>
+              <w:t>Must</w:t>
+            </w:r>
+          </w:p>
+        </w:tc>
+        <w:tc>
+          <w:tcPr>
+            <w:tcW w:w="1117" w:type="dxa"/>
+            <w:noWrap/>
+            <w:hideMark/>
+          </w:tcPr>
+          <w:p>
+            <w:pPr>
+              <w:rPr>
+                <w:rFonts w:asciiTheme="majorHAnsi" w:hAnsiTheme="majorHAnsi"/>
+                <w:sz w:val="20"/>
+                <w:szCs w:val="20"/>
+              </w:rPr>
+            </w:pPr>
+            <w:r>
+              <w:rPr>
+                <w:rFonts w:asciiTheme="majorHAnsi" w:hAnsiTheme="majorHAnsi"/>
+                <w:sz w:val="20"/>
+                <w:szCs w:val="20"/>
+              </w:rPr>
+              <w:t>IT Manager</w:t>
+            </w:r>
+          </w:p>
+        </w:tc>
+        <w:tc>
+          <w:tcPr>
+            <w:tcW w:w="851" w:type="dxa"/>
+            <w:noWrap/>
+            <w:hideMark/>
+          </w:tcPr>
+          <w:p>
+            <w:pPr>
+              <w:rPr>
+                <w:rFonts w:asciiTheme="majorHAnsi" w:hAnsiTheme="majorHAnsi"/>
+                <w:sz w:val="20"/>
+                <w:szCs w:val="20"/>
+              </w:rPr>
+            </w:pPr>
+            <w:r>
+              <w:rPr>
+                <w:rFonts w:asciiTheme="majorHAnsi" w:hAnsiTheme="majorHAnsi"/>
+                <w:sz w:val="20"/>
+                <w:szCs w:val="20"/>
+              </w:rPr>
+              <w:t>BD-001</w:t>
+            </w:r>
+          </w:p>
+        </w:tc>
+        <w:tc>
+          <w:tcPr>
+            <w:tcW w:w="3544" w:type="dxa"/>
+            <w:noWrap/>
+            <w:hideMark/>
+          </w:tcPr>
+          <w:p>
+            <w:pPr>
+              <w:rPr>
+                <w:rFonts w:asciiTheme="majorHAnsi" w:hAnsiTheme="majorHAnsi"/>
+                <w:sz w:val="20"/>
+                <w:szCs w:val="20"/>
+              </w:rPr>
+            </w:pPr>
+            <w:r>
+              <w:rPr>
+                <w:rFonts w:asciiTheme="majorHAnsi" w:hAnsiTheme="majorHAnsi"/>
+                <w:sz w:val="20"/>
+                <w:szCs w:val="20"/>
+              </w:rPr>
+              <w:t>User accounts can be managed from a central location.</w:t>
+            </w:r>
+          </w:p>
+        </w:tc>
+        <w:tc>
+          <w:tcPr>
+            <w:tcW w:w="1984" w:type="dxa"/>
+            <w:noWrap/>
+            <w:hideMark/>
+          </w:tcPr>
+          <w:p>
+            <w:pPr>
+              <w:rPr>
+                <w:rFonts w:asciiTheme="majorHAnsi" w:hAnsiTheme="majorHAnsi"/>
+                <w:sz w:val="20"/>
+                <w:szCs w:val="20"/>
+              </w:rPr>
+            </w:pPr>
+            <w:r>
+              <w:rPr>
+                <w:rFonts w:asciiTheme="majorHAnsi" w:hAnsiTheme="majorHAnsi"/>
+                <w:sz w:val="20"/>
+                <w:szCs w:val="20"/>
+              </w:rPr>
+              <w:t>Foundation capability.</w:t>
+            </w:r>
+          </w:p>
+        </w:tc>
+      </w:tr>
+      <w:tr>
+        <w:trPr>
+          <w:trHeight w:val="300"/>
+        </w:trPr>
+        <w:tc>
+          <w:tcPr>
+            <w:tcW w:w="851" w:type="dxa"/>
+            <w:noWrap/>
+            <w:hideMark/>
+          </w:tcPr>
+          <w:p>
+            <w:pPr>
+              <w:rPr>
+                <w:rFonts w:asciiTheme="majorHAnsi" w:hAnsiTheme="majorHAnsi"/>
+                <w:sz w:val="20"/>
+                <w:szCs w:val="20"/>
+              </w:rPr>
+            </w:pPr>
+            <w:r>
+              <w:rPr>
+                <w:rFonts w:asciiTheme="majorHAnsi" w:hAnsiTheme="majorHAnsi"/>
+                <w:sz w:val="20"/>
+                <w:szCs w:val="20"/>
+              </w:rPr>
+              <w:t>BR-002</w:t>
+            </w:r>
+          </w:p>
+        </w:tc>
+        <w:tc>
+          <w:tcPr>
+            <w:tcW w:w="2126" w:type="dxa"/>
+            <w:noWrap/>
+            <w:hideMark/>
+          </w:tcPr>
+          <w:p>
+            <w:pPr>
+              <w:rPr>
+                <w:rFonts w:asciiTheme="majorHAnsi" w:hAnsiTheme="majorHAnsi"/>
+                <w:sz w:val="20"/>
+                <w:szCs w:val="20"/>
+              </w:rPr>
+            </w:pPr>
+            <w:r>
+              <w:rPr>
+                <w:rFonts w:asciiTheme="majorHAnsi" w:hAnsiTheme="majorHAnsi"/>
+                <w:sz w:val="20"/>
+                <w:szCs w:val="20"/>
+              </w:rPr>
+              <w:t>Role-Based Access Control</w:t>
+            </w:r>
+          </w:p>
+        </w:tc>
+        <w:tc>
+          <w:tcPr>
+            <w:tcW w:w="4536" w:type="dxa"/>
+            <w:noWrap/>
+            <w:hideMark/>
+          </w:tcPr>
+          <w:p>
+            <w:pPr>
+              <w:rPr>
+                <w:rFonts w:asciiTheme="majorHAnsi" w:hAnsiTheme="majorHAnsi"/>
+                <w:sz w:val="20"/>
+                <w:szCs w:val="20"/>
+              </w:rPr>
+            </w:pPr>
+            <w:r>
+              <w:rPr>
+                <w:rFonts w:asciiTheme="majorHAnsi" w:hAnsiTheme="majorHAnsi"/>
+                <w:sz w:val="20"/>
+                <w:szCs w:val="20"/>
+              </w:rPr>
+              <w:t>User access shall be assigned according to departmental roles and job responsibilities.</w:t>
+            </w:r>
+          </w:p>
+        </w:tc>
+        <w:tc>
+          <w:tcPr>
+            <w:tcW w:w="567" w:type="dxa"/>
+            <w:noWrap/>
+            <w:hideMark/>
+          </w:tcPr>
+          <w:p>
+            <w:pPr>
+              <w:rPr>
+                <w:rFonts w:asciiTheme="majorHAnsi" w:hAnsiTheme="majorHAnsi"/>
+                <w:sz w:val="20"/>
+                <w:szCs w:val="20"/>
+              </w:rPr>
+            </w:pPr>
+            <w:r>
+              <w:rPr>
+                <w:rFonts w:asciiTheme="majorHAnsi" w:hAnsiTheme="majorHAnsi"/>
+                <w:sz w:val="20"/>
+                <w:szCs w:val="20"/>
+              </w:rPr>
+              <w:t>Must</w:t>
+            </w:r>
+          </w:p>
+        </w:tc>
+        <w:tc>
+          <w:tcPr>
+            <w:tcW w:w="1117" w:type="dxa"/>
+            <w:noWrap/>
+            <w:hideMark/>
+          </w:tcPr>
+          <w:p>
+            <w:pPr>
+              <w:rPr>
+                <w:rFonts w:asciiTheme="majorHAnsi" w:hAnsiTheme="majorHAnsi"/>
+                <w:sz w:val="20"/>
+                <w:szCs w:val="20"/>
+              </w:rPr>
+            </w:pPr>
+            <w:r>
+              <w:rPr>
+                <w:rFonts w:asciiTheme="majorHAnsi" w:hAnsiTheme="majorHAnsi"/>
+                <w:sz w:val="20"/>
+                <w:szCs w:val="20"/>
+              </w:rPr>
+              <w:t>IT Manager</w:t>
+            </w:r>
+          </w:p>
+        </w:tc>
+        <w:tc>
+          <w:tcPr>
+            <w:tcW w:w="851" w:type="dxa"/>
+            <w:noWrap/>
+            <w:hideMark/>
+          </w:tcPr>
+          <w:p>
+            <w:pPr>
+              <w:rPr>
+                <w:rFonts w:asciiTheme="majorHAnsi" w:hAnsiTheme="majorHAnsi"/>
+                <w:sz w:val="20"/>
+                <w:szCs w:val="20"/>
+              </w:rPr>
+            </w:pPr>
+            <w:r>
+              <w:rPr>
+                <w:rFonts w:asciiTheme="majorHAnsi" w:hAnsiTheme="majorHAnsi"/>
+                <w:sz w:val="20"/>
+                <w:szCs w:val="20"/>
+              </w:rPr>
+              <w:t>BD-002</w:t>
+            </w:r>
+          </w:p>
+        </w:tc>
+        <w:tc>
+          <w:tcPr>
+            <w:tcW w:w="3544" w:type="dxa"/>
+            <w:noWrap/>
+            <w:hideMark/>
+          </w:tcPr>
+          <w:p>
+            <w:pPr>
+              <w:rPr>
+                <w:rFonts w:asciiTheme="majorHAnsi" w:hAnsiTheme="majorHAnsi"/>
+                <w:sz w:val="20"/>
+                <w:szCs w:val="20"/>
+              </w:rPr>
+            </w:pPr>
+            <w:r>
+              <w:rPr>
+                <w:rFonts w:asciiTheme="majorHAnsi" w:hAnsiTheme="majorHAnsi"/>
+                <w:sz w:val="20"/>
+                <w:szCs w:val="20"/>
+              </w:rPr>
+              <w:t>Users can access only authorised resources.</w:t>
+            </w:r>
+          </w:p>
+        </w:tc>
+        <w:tc>
+          <w:tcPr>
+            <w:tcW w:w="1984" w:type="dxa"/>
+            <w:noWrap/>
+            <w:hideMark/>
+          </w:tcPr>
+          <w:p>
+            <w:pPr>
+              <w:rPr>
+                <w:rFonts w:asciiTheme="majorHAnsi" w:hAnsiTheme="majorHAnsi"/>
+                <w:sz w:val="20"/>
+                <w:szCs w:val="20"/>
+              </w:rPr>
+            </w:pPr>
+            <w:r>
+              <w:rPr>
+                <w:rFonts w:asciiTheme="majorHAnsi" w:hAnsiTheme="majorHAnsi"/>
+                <w:sz w:val="20"/>
+                <w:szCs w:val="20"/>
+              </w:rPr>
+              <w:t>Supports least privilege.</w:t>
+            </w:r>
+          </w:p>
+        </w:tc>
+      </w:tr>
+      <w:tr>
+        <w:trPr>
+          <w:trHeight w:val="300"/>
+        </w:trPr>
+        <w:tc>
+          <w:tcPr>
+            <w:tcW w:w="851" w:type="dxa"/>
+            <w:noWrap/>
+            <w:hideMark/>
+          </w:tcPr>
+          <w:p>
+            <w:pPr>
+              <w:rPr>
+                <w:rFonts w:asciiTheme="majorHAnsi" w:hAnsiTheme="majorHAnsi"/>
+                <w:sz w:val="20"/>
+                <w:szCs w:val="20"/>
+              </w:rPr>
+            </w:pPr>
+            <w:r>
+              <w:rPr>
+                <w:rFonts w:asciiTheme="majorHAnsi" w:hAnsiTheme="majorHAnsi"/>
+                <w:sz w:val="20"/>
+                <w:szCs w:val="20"/>
+              </w:rPr>
+              <w:t>BR-003</w:t>
+            </w:r>
+          </w:p>
+        </w:tc>
+        <w:tc>
+          <w:tcPr>
+            <w:tcW w:w="2126" w:type="dxa"/>
+            <w:noWrap/>
+            <w:hideMark/>
+          </w:tcPr>
+          <w:p>
+            <w:pPr>
+              <w:rPr>
+                <w:rFonts w:asciiTheme="majorHAnsi" w:hAnsiTheme="majorHAnsi"/>
+                <w:sz w:val="20"/>
+                <w:szCs w:val="20"/>
+              </w:rPr>
+            </w:pPr>
+            <w:r>
+              <w:rPr>
+                <w:rFonts w:asciiTheme="majorHAnsi" w:hAnsiTheme="majorHAnsi"/>
+                <w:sz w:val="20"/>
+                <w:szCs w:val="20"/>
+              </w:rPr>
+              <w:t>User Lifecycle Management</w:t>
+            </w:r>
+          </w:p>
+        </w:tc>
+        <w:tc>
+          <w:tcPr>
+            <w:tcW w:w="4536" w:type="dxa"/>
+            <w:noWrap/>
+            <w:hideMark/>
+          </w:tcPr>
+          <w:p>
+            <w:pPr>
+              <w:rPr>
+                <w:rFonts w:asciiTheme="majorHAnsi" w:hAnsiTheme="majorHAnsi"/>
+                <w:sz w:val="20"/>
+                <w:szCs w:val="20"/>
+              </w:rPr>
+            </w:pPr>
+            <w:r>
+              <w:rPr>
+                <w:rFonts w:asciiTheme="majorHAnsi" w:hAnsiTheme="majorHAnsi"/>
+                <w:sz w:val="20"/>
+                <w:szCs w:val="20"/>
+              </w:rPr>
+              <w:t>User onboarding, departmental transfers and offboarding shall follow a consistent and repeatable process.</w:t>
+            </w:r>
+          </w:p>
+        </w:tc>
+        <w:tc>
+          <w:tcPr>
+            <w:tcW w:w="567" w:type="dxa"/>
+            <w:noWrap/>
+            <w:hideMark/>
+          </w:tcPr>
+          <w:p>
+            <w:pPr>
+              <w:rPr>
+                <w:rFonts w:asciiTheme="majorHAnsi" w:hAnsiTheme="majorHAnsi"/>
+                <w:sz w:val="20"/>
+                <w:szCs w:val="20"/>
+              </w:rPr>
+            </w:pPr>
+            <w:r>
+              <w:rPr>
+                <w:rFonts w:asciiTheme="majorHAnsi" w:hAnsiTheme="majorHAnsi"/>
+                <w:sz w:val="20"/>
+                <w:szCs w:val="20"/>
+              </w:rPr>
+              <w:t>Must</w:t>
+            </w:r>
+          </w:p>
+        </w:tc>
+        <w:tc>
+          <w:tcPr>
+            <w:tcW w:w="1117" w:type="dxa"/>
+            <w:noWrap/>
+            <w:hideMark/>
+          </w:tcPr>
+          <w:p>
+            <w:pPr>
+              <w:rPr>
+                <w:rFonts w:asciiTheme="majorHAnsi" w:hAnsiTheme="majorHAnsi"/>
+                <w:sz w:val="20"/>
+                <w:szCs w:val="20"/>
+              </w:rPr>
+            </w:pPr>
+            <w:r>
+              <w:rPr>
+                <w:rFonts w:asciiTheme="majorHAnsi" w:hAnsiTheme="majorHAnsi"/>
+                <w:sz w:val="20"/>
+                <w:szCs w:val="20"/>
+              </w:rPr>
+              <w:t>HR Manager</w:t>
+            </w:r>
+          </w:p>
+        </w:tc>
+        <w:tc>
+          <w:tcPr>
+            <w:tcW w:w="851" w:type="dxa"/>
+            <w:noWrap/>
+            <w:hideMark/>
+          </w:tcPr>
+          <w:p>
+            <w:pPr>
+              <w:rPr>
+                <w:rFonts w:asciiTheme="majorHAnsi" w:hAnsiTheme="majorHAnsi"/>
+                <w:sz w:val="20"/>
+                <w:szCs w:val="20"/>
+              </w:rPr>
+            </w:pPr>
+            <w:r>
+              <w:rPr>
+                <w:rFonts w:asciiTheme="majorHAnsi" w:hAnsiTheme="majorHAnsi"/>
+                <w:sz w:val="20"/>
+                <w:szCs w:val="20"/>
+              </w:rPr>
+              <w:t>BD-001</w:t>
+            </w:r>
+          </w:p>
+        </w:tc>
+        <w:tc>
+          <w:tcPr>
+            <w:tcW w:w="3544" w:type="dxa"/>
+            <w:noWrap/>
+            <w:hideMark/>
+          </w:tcPr>
+          <w:p>
+            <w:pPr>
+              <w:rPr>
+                <w:rFonts w:asciiTheme="majorHAnsi" w:hAnsiTheme="majorHAnsi"/>
+                <w:sz w:val="20"/>
+                <w:szCs w:val="20"/>
+              </w:rPr>
+            </w:pPr>
+            <w:r>
+              <w:rPr>
+                <w:rFonts w:asciiTheme="majorHAnsi" w:hAnsiTheme="majorHAnsi"/>
+                <w:sz w:val="20"/>
+                <w:szCs w:val="20"/>
+              </w:rPr>
+              <w:t>New starters, movers and leavers follow documented procedures.</w:t>
+            </w:r>
+          </w:p>
+        </w:tc>
+        <w:tc>
+          <w:tcPr>
+            <w:tcW w:w="1984" w:type="dxa"/>
+            <w:noWrap/>
+            <w:hideMark/>
+          </w:tcPr>
+          <w:p>
+            <w:pPr>
+              <w:rPr>
+                <w:rFonts w:asciiTheme="majorHAnsi" w:hAnsiTheme="majorHAnsi"/>
+                <w:sz w:val="20"/>
+                <w:szCs w:val="20"/>
+              </w:rPr>
+            </w:pPr>
+            <w:r>
+              <w:rPr>
+                <w:rFonts w:asciiTheme="majorHAnsi" w:hAnsiTheme="majorHAnsi"/>
+                <w:sz w:val="20"/>
+                <w:szCs w:val="20"/>
+              </w:rPr>
+              <w:t>Linked to HR processes.</w:t>
+            </w:r>
+          </w:p>
+        </w:tc>
+      </w:tr>
+      <w:tr>
+        <w:trPr>
+          <w:trHeight w:val="300"/>
+        </w:trPr>
+        <w:tc>
+          <w:tcPr>
+            <w:tcW w:w="851" w:type="dxa"/>
+            <w:noWrap/>
+            <w:hideMark/>
+          </w:tcPr>
+          <w:p>
+            <w:pPr>
+              <w:rPr>
+                <w:rFonts w:asciiTheme="majorHAnsi" w:hAnsiTheme="majorHAnsi"/>
+                <w:sz w:val="20"/>
+                <w:szCs w:val="20"/>
+              </w:rPr>
+            </w:pPr>
+            <w:r>
+              <w:rPr>
+                <w:rFonts w:asciiTheme="majorHAnsi" w:hAnsiTheme="majorHAnsi"/>
+                <w:sz w:val="20"/>
+                <w:szCs w:val="20"/>
+              </w:rPr>
+              <w:t>BR-004</w:t>
+            </w:r>
+          </w:p>
+        </w:tc>
+        <w:tc>
+          <w:tcPr>
+            <w:tcW w:w="2126" w:type="dxa"/>
+            <w:noWrap/>
+            <w:hideMark/>
+          </w:tcPr>
+          <w:p>
+            <w:pPr>
+              <w:rPr>
+                <w:rFonts w:asciiTheme="majorHAnsi" w:hAnsiTheme="majorHAnsi"/>
+                <w:sz w:val="20"/>
+                <w:szCs w:val="20"/>
+              </w:rPr>
+            </w:pPr>
+            <w:r>
+              <w:rPr>
+                <w:rFonts w:asciiTheme="majorHAnsi" w:hAnsiTheme="majorHAnsi"/>
+                <w:sz w:val="20"/>
+                <w:szCs w:val="20"/>
+              </w:rPr>
+              <w:t>Reliable Core Infrastructure</w:t>
+            </w:r>
+          </w:p>
+        </w:tc>
+        <w:tc>
+          <w:tcPr>
+            <w:tcW w:w="4536" w:type="dxa"/>
+            <w:noWrap/>
+            <w:hideMark/>
+          </w:tcPr>
+          <w:p>
+            <w:pPr>
+              <w:rPr>
+                <w:rFonts w:asciiTheme="majorHAnsi" w:hAnsiTheme="majorHAnsi"/>
+                <w:sz w:val="20"/>
+                <w:szCs w:val="20"/>
+              </w:rPr>
+            </w:pPr>
+            <w:r>
+              <w:rPr>
+                <w:rFonts w:asciiTheme="majorHAnsi" w:hAnsiTheme="majorHAnsi"/>
+                <w:sz w:val="20"/>
+                <w:szCs w:val="20"/>
+              </w:rPr>
+              <w:t>The organisation requires reliable core infrastructure services that support daily business operations.</w:t>
+            </w:r>
+          </w:p>
+        </w:tc>
+        <w:tc>
+          <w:tcPr>
+            <w:tcW w:w="567" w:type="dxa"/>
+            <w:noWrap/>
+            <w:hideMark/>
+          </w:tcPr>
+          <w:p>
+            <w:pPr>
+              <w:rPr>
+                <w:rFonts w:asciiTheme="majorHAnsi" w:hAnsiTheme="majorHAnsi"/>
+                <w:sz w:val="20"/>
+                <w:szCs w:val="20"/>
+              </w:rPr>
+            </w:pPr>
+            <w:r>
+              <w:rPr>
+                <w:rFonts w:asciiTheme="majorHAnsi" w:hAnsiTheme="majorHAnsi"/>
+                <w:sz w:val="20"/>
+                <w:szCs w:val="20"/>
+              </w:rPr>
+              <w:t>Must</w:t>
+            </w:r>
+          </w:p>
+        </w:tc>
+        <w:tc>
+          <w:tcPr>
+            <w:tcW w:w="1117" w:type="dxa"/>
+            <w:noWrap/>
+            <w:hideMark/>
+          </w:tcPr>
+          <w:p>
+            <w:pPr>
+              <w:rPr>
+                <w:rFonts w:asciiTheme="majorHAnsi" w:hAnsiTheme="majorHAnsi"/>
+                <w:sz w:val="20"/>
+                <w:szCs w:val="20"/>
+              </w:rPr>
+            </w:pPr>
+            <w:r>
+              <w:rPr>
+                <w:rFonts w:asciiTheme="majorHAnsi" w:hAnsiTheme="majorHAnsi"/>
+                <w:sz w:val="20"/>
+                <w:szCs w:val="20"/>
+              </w:rPr>
+              <w:t>IT Manager</w:t>
+            </w:r>
+          </w:p>
+        </w:tc>
+        <w:tc>
+          <w:tcPr>
+            <w:tcW w:w="851" w:type="dxa"/>
+            <w:noWrap/>
+            <w:hideMark/>
+          </w:tcPr>
+          <w:p>
+            <w:pPr>
+              <w:rPr>
+                <w:rFonts w:asciiTheme="majorHAnsi" w:hAnsiTheme="majorHAnsi"/>
+                <w:sz w:val="20"/>
+                <w:szCs w:val="20"/>
+              </w:rPr>
+            </w:pPr>
+            <w:r>
+              <w:rPr>
+                <w:rFonts w:asciiTheme="majorHAnsi" w:hAnsiTheme="majorHAnsi"/>
+                <w:sz w:val="20"/>
+                <w:szCs w:val="20"/>
+              </w:rPr>
+              <w:t>BD-002</w:t>
+            </w:r>
+          </w:p>
+        </w:tc>
+        <w:tc>
+          <w:tcPr>
+            <w:tcW w:w="3544" w:type="dxa"/>
+            <w:noWrap/>
+            <w:hideMark/>
+          </w:tcPr>
+          <w:p>
+            <w:pPr>
+              <w:rPr>
+                <w:rFonts w:asciiTheme="majorHAnsi" w:hAnsiTheme="majorHAnsi"/>
+                <w:sz w:val="20"/>
+                <w:szCs w:val="20"/>
+              </w:rPr>
+            </w:pPr>
+            <w:r>
+              <w:rPr>
+                <w:rFonts w:asciiTheme="majorHAnsi" w:hAnsiTheme="majorHAnsi"/>
+                <w:sz w:val="20"/>
+                <w:szCs w:val="20"/>
+              </w:rPr>
+              <w:t>Critical infrastructure services remain available during business hours.</w:t>
+            </w:r>
+          </w:p>
+        </w:tc>
+        <w:tc>
+          <w:tcPr>
+            <w:tcW w:w="1984" w:type="dxa"/>
+            <w:noWrap/>
+            <w:hideMark/>
+          </w:tcPr>
+          <w:p>
+            <w:pPr>
+              <w:rPr>
+                <w:rFonts w:asciiTheme="majorHAnsi" w:hAnsiTheme="majorHAnsi"/>
+                <w:sz w:val="20"/>
+                <w:szCs w:val="20"/>
+              </w:rPr>
+            </w:pPr>
+            <w:r>
+              <w:rPr>
+                <w:rFonts w:asciiTheme="majorHAnsi" w:hAnsiTheme="majorHAnsi"/>
+                <w:sz w:val="20"/>
+                <w:szCs w:val="20"/>
+              </w:rPr>
+              <w:t>Foundation capability.</w:t>
+            </w:r>
+          </w:p>
+        </w:tc>
+      </w:tr>
+      <w:tr>
+        <w:trPr>
+          <w:trHeight w:val="300"/>
+        </w:trPr>
+        <w:tc>
+          <w:tcPr>
+            <w:tcW w:w="851" w:type="dxa"/>
+            <w:noWrap/>
+            <w:hideMark/>
+          </w:tcPr>
+          <w:p>
+            <w:pPr>
+              <w:rPr>
+                <w:rFonts w:asciiTheme="majorHAnsi" w:hAnsiTheme="majorHAnsi"/>
+                <w:sz w:val="20"/>
+                <w:szCs w:val="20"/>
+              </w:rPr>
+            </w:pPr>
+            <w:r>
+              <w:rPr>
+                <w:rFonts w:asciiTheme="majorHAnsi" w:hAnsiTheme="majorHAnsi"/>
+                <w:sz w:val="20"/>
+                <w:szCs w:val="20"/>
+              </w:rPr>
+              <w:t>BR-005</w:t>
+            </w:r>
+          </w:p>
+        </w:tc>
+        <w:tc>
+          <w:tcPr>
+            <w:tcW w:w="2126" w:type="dxa"/>
+            <w:noWrap/>
+            <w:hideMark/>
+          </w:tcPr>
+          <w:p>
+            <w:pPr>
+              <w:rPr>
+                <w:rFonts w:asciiTheme="majorHAnsi" w:hAnsiTheme="majorHAnsi"/>
+                <w:sz w:val="20"/>
+                <w:szCs w:val="20"/>
+              </w:rPr>
+            </w:pPr>
+            <w:r>
+              <w:rPr>
+                <w:rFonts w:asciiTheme="majorHAnsi" w:hAnsiTheme="majorHAnsi"/>
+                <w:sz w:val="20"/>
+                <w:szCs w:val="20"/>
+              </w:rPr>
+              <w:t>Standardised Infrastructure Management</w:t>
+            </w:r>
+          </w:p>
+        </w:tc>
+        <w:tc>
+          <w:tcPr>
+            <w:tcW w:w="4536" w:type="dxa"/>
+            <w:noWrap/>
+            <w:hideMark/>
+          </w:tcPr>
+          <w:p>
+            <w:pPr>
+              <w:rPr>
+                <w:rFonts w:asciiTheme="majorHAnsi" w:hAnsiTheme="majorHAnsi"/>
+                <w:sz w:val="20"/>
+                <w:szCs w:val="20"/>
+              </w:rPr>
+            </w:pPr>
+            <w:r>
+              <w:rPr>
+                <w:rFonts w:asciiTheme="majorHAnsi" w:hAnsiTheme="majorHAnsi"/>
+                <w:sz w:val="20"/>
+                <w:szCs w:val="20"/>
+              </w:rPr>
+              <w:t>Infrastructure shall be administered using standardised procedures and documented configuration standards.</w:t>
+            </w:r>
+          </w:p>
+        </w:tc>
+        <w:tc>
+          <w:tcPr>
+            <w:tcW w:w="567" w:type="dxa"/>
+            <w:noWrap/>
+            <w:hideMark/>
+          </w:tcPr>
+          <w:p>
+            <w:pPr>
+              <w:rPr>
+                <w:rFonts w:asciiTheme="majorHAnsi" w:hAnsiTheme="majorHAnsi"/>
+                <w:sz w:val="20"/>
+                <w:szCs w:val="20"/>
+              </w:rPr>
+            </w:pPr>
+            <w:r>
+              <w:rPr>
+                <w:rFonts w:asciiTheme="majorHAnsi" w:hAnsiTheme="majorHAnsi"/>
+                <w:sz w:val="20"/>
+                <w:szCs w:val="20"/>
+              </w:rPr>
+              <w:t>Must</w:t>
+            </w:r>
+          </w:p>
+        </w:tc>
+        <w:tc>
+          <w:tcPr>
+            <w:tcW w:w="1117" w:type="dxa"/>
+            <w:noWrap/>
+            <w:hideMark/>
+          </w:tcPr>
+          <w:p>
+            <w:pPr>
+              <w:rPr>
+                <w:rFonts w:asciiTheme="majorHAnsi" w:hAnsiTheme="majorHAnsi"/>
+                <w:sz w:val="20"/>
+                <w:szCs w:val="20"/>
+              </w:rPr>
+            </w:pPr>
+            <w:r>
+              <w:rPr>
+                <w:rFonts w:asciiTheme="majorHAnsi" w:hAnsiTheme="majorHAnsi"/>
+                <w:sz w:val="20"/>
+                <w:szCs w:val="20"/>
+              </w:rPr>
+              <w:t>IT Manager</w:t>
+            </w:r>
+          </w:p>
+        </w:tc>
+        <w:tc>
+          <w:tcPr>
+            <w:tcW w:w="851" w:type="dxa"/>
+            <w:noWrap/>
+            <w:hideMark/>
+          </w:tcPr>
+          <w:p>
+            <w:pPr>
+              <w:rPr>
+                <w:rFonts w:asciiTheme="majorHAnsi" w:hAnsiTheme="majorHAnsi"/>
+                <w:sz w:val="20"/>
+                <w:szCs w:val="20"/>
+              </w:rPr>
+            </w:pPr>
+            <w:r>
+              <w:rPr>
+                <w:rFonts w:asciiTheme="majorHAnsi" w:hAnsiTheme="majorHAnsi"/>
+                <w:sz w:val="20"/>
+                <w:szCs w:val="20"/>
+              </w:rPr>
+              <w:t>BD-001</w:t>
+            </w:r>
+          </w:p>
+        </w:tc>
+        <w:tc>
+          <w:tcPr>
+            <w:tcW w:w="3544" w:type="dxa"/>
+            <w:noWrap/>
+            <w:hideMark/>
+          </w:tcPr>
+          <w:p>
+            <w:pPr>
+              <w:rPr>
+                <w:rFonts w:asciiTheme="majorHAnsi" w:hAnsiTheme="majorHAnsi"/>
+                <w:sz w:val="20"/>
+                <w:szCs w:val="20"/>
+              </w:rPr>
+            </w:pPr>
+            <w:r>
+              <w:rPr>
+                <w:rFonts w:asciiTheme="majorHAnsi" w:hAnsiTheme="majorHAnsi"/>
+                <w:sz w:val="20"/>
+                <w:szCs w:val="20"/>
+              </w:rPr>
+              <w:t>Documented standards exist and are followed.</w:t>
+            </w:r>
+          </w:p>
+        </w:tc>
+        <w:tc>
+          <w:tcPr>
+            <w:tcW w:w="1984" w:type="dxa"/>
+            <w:noWrap/>
+            <w:hideMark/>
+          </w:tcPr>
+          <w:p>
+            <w:pPr>
+              <w:rPr>
+                <w:rFonts w:asciiTheme="majorHAnsi" w:hAnsiTheme="majorHAnsi"/>
+                <w:sz w:val="20"/>
+                <w:szCs w:val="20"/>
+              </w:rPr>
+            </w:pPr>
+            <w:r>
+              <w:rPr>
+                <w:rFonts w:asciiTheme="majorHAnsi" w:hAnsiTheme="majorHAnsi"/>
+                <w:sz w:val="20"/>
+                <w:szCs w:val="20"/>
+              </w:rPr>
+              <w:t>Supports operational consistency.</w:t>
+            </w:r>
+          </w:p>
+        </w:tc>
+      </w:tr>
+      <w:tr>
+        <w:trPr>
+          <w:trHeight w:val="300"/>
+        </w:trPr>
+        <w:tc>
+          <w:tcPr>
+            <w:tcW w:w="851" w:type="dxa"/>
+            <w:noWrap/>
+            <w:hideMark/>
+          </w:tcPr>
+          <w:p>
+            <w:pPr>
+              <w:rPr>
+                <w:rFonts w:asciiTheme="majorHAnsi" w:hAnsiTheme="majorHAnsi"/>
+                <w:sz w:val="20"/>
+                <w:szCs w:val="20"/>
+              </w:rPr>
+            </w:pPr>
+            <w:r>
+              <w:rPr>
+                <w:rFonts w:asciiTheme="majorHAnsi" w:hAnsiTheme="majorHAnsi"/>
+                <w:sz w:val="20"/>
+                <w:szCs w:val="20"/>
+              </w:rPr>
+              <w:t>BR-006</w:t>
+            </w:r>
+          </w:p>
+        </w:tc>
+        <w:tc>
+          <w:tcPr>
+            <w:tcW w:w="2126" w:type="dxa"/>
+            <w:noWrap/>
+            <w:hideMark/>
+          </w:tcPr>
+          <w:p>
+            <w:pPr>
+              <w:rPr>
+                <w:rFonts w:asciiTheme="majorHAnsi" w:hAnsiTheme="majorHAnsi"/>
+                <w:sz w:val="20"/>
+                <w:szCs w:val="20"/>
+              </w:rPr>
+            </w:pPr>
+            <w:r>
+              <w:rPr>
+                <w:rFonts w:asciiTheme="majorHAnsi" w:hAnsiTheme="majorHAnsi"/>
+                <w:sz w:val="20"/>
+                <w:szCs w:val="20"/>
+              </w:rPr>
+              <w:t>Scalable Infrastructure</w:t>
+            </w:r>
+          </w:p>
+        </w:tc>
+        <w:tc>
+          <w:tcPr>
+            <w:tcW w:w="4536" w:type="dxa"/>
+            <w:noWrap/>
+            <w:hideMark/>
+          </w:tcPr>
+          <w:p>
+            <w:pPr>
+              <w:rPr>
+                <w:rFonts w:asciiTheme="majorHAnsi" w:hAnsiTheme="majorHAnsi"/>
+                <w:sz w:val="20"/>
+                <w:szCs w:val="20"/>
+              </w:rPr>
+            </w:pPr>
+            <w:r>
+              <w:rPr>
+                <w:rFonts w:asciiTheme="majorHAnsi" w:hAnsiTheme="majorHAnsi"/>
+                <w:sz w:val="20"/>
+                <w:szCs w:val="20"/>
+              </w:rPr>
+              <w:t>The infrastructure shall support future business growth without major redesign.</w:t>
+            </w:r>
+          </w:p>
+        </w:tc>
+        <w:tc>
+          <w:tcPr>
+            <w:tcW w:w="567" w:type="dxa"/>
+            <w:noWrap/>
+            <w:hideMark/>
+          </w:tcPr>
+          <w:p>
+            <w:pPr>
+              <w:rPr>
+                <w:rFonts w:asciiTheme="majorHAnsi" w:hAnsiTheme="majorHAnsi"/>
+                <w:sz w:val="20"/>
+                <w:szCs w:val="20"/>
+              </w:rPr>
+            </w:pPr>
+            <w:r>
+              <w:rPr>
+                <w:rFonts w:asciiTheme="majorHAnsi" w:hAnsiTheme="majorHAnsi"/>
+                <w:sz w:val="20"/>
+                <w:szCs w:val="20"/>
+              </w:rPr>
+              <w:t>Should</w:t>
+            </w:r>
+          </w:p>
+        </w:tc>
+        <w:tc>
+          <w:tcPr>
+            <w:tcW w:w="1117" w:type="dxa"/>
+            <w:noWrap/>
+            <w:hideMark/>
+          </w:tcPr>
+          <w:p>
+            <w:pPr>
+              <w:rPr>
+                <w:rFonts w:asciiTheme="majorHAnsi" w:hAnsiTheme="majorHAnsi"/>
+                <w:sz w:val="20"/>
+                <w:szCs w:val="20"/>
+              </w:rPr>
+            </w:pPr>
+            <w:r>
+              <w:rPr>
+                <w:rFonts w:asciiTheme="majorHAnsi" w:hAnsiTheme="majorHAnsi"/>
+                <w:sz w:val="20"/>
+                <w:szCs w:val="20"/>
+              </w:rPr>
+              <w:t>IT Manager</w:t>
+            </w:r>
+          </w:p>
+        </w:tc>
+        <w:tc>
+          <w:tcPr>
+            <w:tcW w:w="851" w:type="dxa"/>
+            <w:noWrap/>
+            <w:hideMark/>
+          </w:tcPr>
+          <w:p>
+            <w:pPr>
+              <w:rPr>
+                <w:rFonts w:asciiTheme="majorHAnsi" w:hAnsiTheme="majorHAnsi"/>
+                <w:sz w:val="20"/>
+                <w:szCs w:val="20"/>
+              </w:rPr>
+            </w:pPr>
+            <w:r>
+              <w:rPr>
+                <w:rFonts w:asciiTheme="majorHAnsi" w:hAnsiTheme="majorHAnsi"/>
+                <w:sz w:val="20"/>
+                <w:szCs w:val="20"/>
+              </w:rPr>
+              <w:t>BD-003</w:t>
+            </w:r>
+          </w:p>
+        </w:tc>
+        <w:tc>
+          <w:tcPr>
+            <w:tcW w:w="3544" w:type="dxa"/>
+            <w:noWrap/>
+            <w:hideMark/>
+          </w:tcPr>
+          <w:p>
+            <w:pPr>
+              <w:rPr>
+                <w:rFonts w:asciiTheme="majorHAnsi" w:hAnsiTheme="majorHAnsi"/>
+                <w:sz w:val="20"/>
+                <w:szCs w:val="20"/>
+              </w:rPr>
+            </w:pPr>
+            <w:r>
+              <w:rPr>
+                <w:rFonts w:asciiTheme="majorHAnsi" w:hAnsiTheme="majorHAnsi"/>
+                <w:sz w:val="20"/>
+                <w:szCs w:val="20"/>
+              </w:rPr>
+              <w:t>New users and services can be added with minimal disruption.</w:t>
+            </w:r>
+          </w:p>
+        </w:tc>
+        <w:tc>
+          <w:tcPr>
+            <w:tcW w:w="1984" w:type="dxa"/>
+            <w:noWrap/>
+            <w:hideMark/>
+          </w:tcPr>
+          <w:p>
+            <w:pPr>
+              <w:rPr>
+                <w:rFonts w:asciiTheme="majorHAnsi" w:hAnsiTheme="majorHAnsi"/>
+                <w:sz w:val="20"/>
+                <w:szCs w:val="20"/>
+              </w:rPr>
+            </w:pPr>
+            <w:r>
+              <w:rPr>
+                <w:rFonts w:asciiTheme="majorHAnsi" w:hAnsiTheme="majorHAnsi"/>
+                <w:sz w:val="20"/>
+                <w:szCs w:val="20"/>
+              </w:rPr>
+              <w:t>Five-year growth objective.</w:t>
+            </w:r>
+          </w:p>
+        </w:tc>
+      </w:tr>
+      <w:tr>
+        <w:trPr>
+          <w:trHeight w:val="300"/>
+        </w:trPr>
+        <w:tc>
+          <w:tcPr>
+            <w:tcW w:w="851" w:type="dxa"/>
+            <w:noWrap/>
+            <w:hideMark/>
+          </w:tcPr>
+          <w:p>
+            <w:pPr>
+              <w:rPr>
+                <w:rFonts w:asciiTheme="majorHAnsi" w:hAnsiTheme="majorHAnsi"/>
+                <w:sz w:val="20"/>
+                <w:szCs w:val="20"/>
+              </w:rPr>
+            </w:pPr>
+            <w:r>
+              <w:rPr>
+                <w:rFonts w:asciiTheme="majorHAnsi" w:hAnsiTheme="majorHAnsi"/>
+                <w:sz w:val="20"/>
+                <w:szCs w:val="20"/>
+              </w:rPr>
+              <w:t>BR-007</w:t>
+            </w:r>
+          </w:p>
+        </w:tc>
+        <w:tc>
+          <w:tcPr>
+            <w:tcW w:w="2126" w:type="dxa"/>
+            <w:noWrap/>
+            <w:hideMark/>
+          </w:tcPr>
+          <w:p>
+            <w:pPr>
+              <w:rPr>
+                <w:rFonts w:asciiTheme="majorHAnsi" w:hAnsiTheme="majorHAnsi"/>
+                <w:sz w:val="20"/>
+                <w:szCs w:val="20"/>
+              </w:rPr>
+            </w:pPr>
+            <w:r>
+              <w:rPr>
+                <w:rFonts w:asciiTheme="majorHAnsi" w:hAnsiTheme="majorHAnsi"/>
+                <w:sz w:val="20"/>
+                <w:szCs w:val="20"/>
+              </w:rPr>
+              <w:t>Centralised File Services</w:t>
+            </w:r>
+          </w:p>
+        </w:tc>
+        <w:tc>
+          <w:tcPr>
+            <w:tcW w:w="4536" w:type="dxa"/>
+            <w:noWrap/>
+            <w:hideMark/>
+          </w:tcPr>
+          <w:p>
+            <w:pPr>
+              <w:rPr>
+                <w:rFonts w:asciiTheme="majorHAnsi" w:hAnsiTheme="majorHAnsi"/>
+                <w:sz w:val="20"/>
+                <w:szCs w:val="20"/>
+              </w:rPr>
+            </w:pPr>
+            <w:r>
+              <w:rPr>
+                <w:rFonts w:asciiTheme="majorHAnsi" w:hAnsiTheme="majorHAnsi"/>
+                <w:sz w:val="20"/>
+                <w:szCs w:val="20"/>
+              </w:rPr>
+              <w:t>The organisation requires centrally managed departmental file storage.</w:t>
+            </w:r>
+          </w:p>
+        </w:tc>
+        <w:tc>
+          <w:tcPr>
+            <w:tcW w:w="567" w:type="dxa"/>
+            <w:noWrap/>
+            <w:hideMark/>
+          </w:tcPr>
+          <w:p>
+            <w:pPr>
+              <w:rPr>
+                <w:rFonts w:asciiTheme="majorHAnsi" w:hAnsiTheme="majorHAnsi"/>
+                <w:sz w:val="20"/>
+                <w:szCs w:val="20"/>
+              </w:rPr>
+            </w:pPr>
+            <w:r>
+              <w:rPr>
+                <w:rFonts w:asciiTheme="majorHAnsi" w:hAnsiTheme="majorHAnsi"/>
+                <w:sz w:val="20"/>
+                <w:szCs w:val="20"/>
+              </w:rPr>
+              <w:t>Must</w:t>
+            </w:r>
+          </w:p>
+        </w:tc>
+        <w:tc>
+          <w:tcPr>
+            <w:tcW w:w="1117" w:type="dxa"/>
+            <w:noWrap/>
+            <w:hideMark/>
+          </w:tcPr>
+          <w:p>
+            <w:pPr>
+              <w:rPr>
+                <w:rFonts w:asciiTheme="majorHAnsi" w:hAnsiTheme="majorHAnsi"/>
+                <w:sz w:val="20"/>
+                <w:szCs w:val="20"/>
+              </w:rPr>
+            </w:pPr>
+            <w:r>
+              <w:rPr>
+                <w:rFonts w:asciiTheme="majorHAnsi" w:hAnsiTheme="majorHAnsi"/>
+                <w:sz w:val="20"/>
+                <w:szCs w:val="20"/>
+              </w:rPr>
+              <w:t>Operations Manager</w:t>
+            </w:r>
+          </w:p>
+        </w:tc>
+        <w:tc>
+          <w:tcPr>
+            <w:tcW w:w="851" w:type="dxa"/>
+            <w:noWrap/>
+            <w:hideMark/>
+          </w:tcPr>
+          <w:p>
+            <w:pPr>
+              <w:rPr>
+                <w:rFonts w:asciiTheme="majorHAnsi" w:hAnsiTheme="majorHAnsi"/>
+                <w:sz w:val="20"/>
+                <w:szCs w:val="20"/>
+              </w:rPr>
+            </w:pPr>
+            <w:r>
+              <w:rPr>
+                <w:rFonts w:asciiTheme="majorHAnsi" w:hAnsiTheme="majorHAnsi"/>
+                <w:sz w:val="20"/>
+                <w:szCs w:val="20"/>
+              </w:rPr>
+              <w:t>BD-001</w:t>
+            </w:r>
+          </w:p>
+        </w:tc>
+        <w:tc>
+          <w:tcPr>
+            <w:tcW w:w="3544" w:type="dxa"/>
+            <w:noWrap/>
+            <w:hideMark/>
+          </w:tcPr>
+          <w:p>
+            <w:pPr>
+              <w:rPr>
+                <w:rFonts w:asciiTheme="majorHAnsi" w:hAnsiTheme="majorHAnsi"/>
+                <w:sz w:val="20"/>
+                <w:szCs w:val="20"/>
+              </w:rPr>
+            </w:pPr>
+            <w:r>
+              <w:rPr>
+                <w:rFonts w:asciiTheme="majorHAnsi" w:hAnsiTheme="majorHAnsi"/>
+                <w:sz w:val="20"/>
+                <w:szCs w:val="20"/>
+              </w:rPr>
+              <w:t>Departments can securely access shared files.</w:t>
+            </w:r>
+          </w:p>
+        </w:tc>
+        <w:tc>
+          <w:tcPr>
+            <w:tcW w:w="1984" w:type="dxa"/>
+            <w:noWrap/>
+            <w:hideMark/>
+          </w:tcPr>
+          <w:p>
+            <w:pPr>
+              <w:rPr>
+                <w:rFonts w:asciiTheme="majorHAnsi" w:hAnsiTheme="majorHAnsi"/>
+                <w:sz w:val="20"/>
+                <w:szCs w:val="20"/>
+              </w:rPr>
+            </w:pPr>
+            <w:r>
+              <w:rPr>
+                <w:rFonts w:asciiTheme="majorHAnsi" w:hAnsiTheme="majorHAnsi"/>
+                <w:sz w:val="20"/>
+                <w:szCs w:val="20"/>
+              </w:rPr>
+              <w:t>Business critical.</w:t>
+            </w:r>
+          </w:p>
+        </w:tc>
+      </w:tr>
+      <w:tr>
+        <w:trPr>
+          <w:trHeight w:val="300"/>
+        </w:trPr>
+        <w:tc>
+          <w:tcPr>
+            <w:tcW w:w="851" w:type="dxa"/>
+            <w:noWrap/>
+            <w:hideMark/>
+          </w:tcPr>
+          <w:p>
+            <w:pPr>
+              <w:rPr>
+                <w:rFonts w:asciiTheme="majorHAnsi" w:hAnsiTheme="majorHAnsi"/>
+                <w:sz w:val="20"/>
+                <w:szCs w:val="20"/>
+              </w:rPr>
+            </w:pPr>
+            <w:r>
+              <w:rPr>
+                <w:rFonts w:asciiTheme="majorHAnsi" w:hAnsiTheme="majorHAnsi"/>
+                <w:sz w:val="20"/>
+                <w:szCs w:val="20"/>
+              </w:rPr>
+              <w:t>BR-008</w:t>
+            </w:r>
+          </w:p>
+        </w:tc>
+        <w:tc>
+          <w:tcPr>
+            <w:tcW w:w="2126" w:type="dxa"/>
+            <w:noWrap/>
+            <w:hideMark/>
+          </w:tcPr>
+          <w:p>
+            <w:pPr>
+              <w:rPr>
+                <w:rFonts w:asciiTheme="majorHAnsi" w:hAnsiTheme="majorHAnsi"/>
+                <w:sz w:val="20"/>
+                <w:szCs w:val="20"/>
+              </w:rPr>
+            </w:pPr>
+            <w:r>
+              <w:rPr>
+                <w:rFonts w:asciiTheme="majorHAnsi" w:hAnsiTheme="majorHAnsi"/>
+                <w:sz w:val="20"/>
+                <w:szCs w:val="20"/>
+              </w:rPr>
+              <w:t>Departmental Data Segregation</w:t>
+            </w:r>
+          </w:p>
+        </w:tc>
+        <w:tc>
+          <w:tcPr>
+            <w:tcW w:w="4536" w:type="dxa"/>
+            <w:noWrap/>
+            <w:hideMark/>
+          </w:tcPr>
+          <w:p>
+            <w:pPr>
+              <w:rPr>
+                <w:rFonts w:asciiTheme="majorHAnsi" w:hAnsiTheme="majorHAnsi"/>
+                <w:sz w:val="20"/>
+                <w:szCs w:val="20"/>
+              </w:rPr>
+            </w:pPr>
+            <w:r>
+              <w:rPr>
+                <w:rFonts w:asciiTheme="majorHAnsi" w:hAnsiTheme="majorHAnsi"/>
+                <w:sz w:val="20"/>
+                <w:szCs w:val="20"/>
+              </w:rPr>
+              <w:t>Departmental information shall be logically separated to prevent unauthorised access.</w:t>
+            </w:r>
+          </w:p>
+        </w:tc>
+        <w:tc>
+          <w:tcPr>
+            <w:tcW w:w="567" w:type="dxa"/>
+            <w:noWrap/>
+            <w:hideMark/>
+          </w:tcPr>
+          <w:p>
+            <w:pPr>
+              <w:rPr>
+                <w:rFonts w:asciiTheme="majorHAnsi" w:hAnsiTheme="majorHAnsi"/>
+                <w:sz w:val="20"/>
+                <w:szCs w:val="20"/>
+              </w:rPr>
+            </w:pPr>
+            <w:r>
+              <w:rPr>
+                <w:rFonts w:asciiTheme="majorHAnsi" w:hAnsiTheme="majorHAnsi"/>
+                <w:sz w:val="20"/>
+                <w:szCs w:val="20"/>
+              </w:rPr>
+              <w:t>Must</w:t>
+            </w:r>
+          </w:p>
+        </w:tc>
+        <w:tc>
+          <w:tcPr>
+            <w:tcW w:w="1117" w:type="dxa"/>
+            <w:noWrap/>
+            <w:hideMark/>
+          </w:tcPr>
+          <w:p>
+            <w:pPr>
+              <w:rPr>
+                <w:rFonts w:asciiTheme="majorHAnsi" w:hAnsiTheme="majorHAnsi"/>
+                <w:sz w:val="20"/>
+                <w:szCs w:val="20"/>
+              </w:rPr>
+            </w:pPr>
+            <w:r>
+              <w:rPr>
+                <w:rFonts w:asciiTheme="majorHAnsi" w:hAnsiTheme="majorHAnsi"/>
+                <w:sz w:val="20"/>
+                <w:szCs w:val="20"/>
+              </w:rPr>
+              <w:t>Finance Manager</w:t>
+            </w:r>
+          </w:p>
+        </w:tc>
+        <w:tc>
+          <w:tcPr>
+            <w:tcW w:w="851" w:type="dxa"/>
+            <w:noWrap/>
+            <w:hideMark/>
+          </w:tcPr>
+          <w:p>
+            <w:pPr>
+              <w:rPr>
+                <w:rFonts w:asciiTheme="majorHAnsi" w:hAnsiTheme="majorHAnsi"/>
+                <w:sz w:val="20"/>
+                <w:szCs w:val="20"/>
+              </w:rPr>
+            </w:pPr>
+            <w:r>
+              <w:rPr>
+                <w:rFonts w:asciiTheme="majorHAnsi" w:hAnsiTheme="majorHAnsi"/>
+                <w:sz w:val="20"/>
+                <w:szCs w:val="20"/>
+              </w:rPr>
+              <w:t>BD-002</w:t>
+            </w:r>
+          </w:p>
+        </w:tc>
+        <w:tc>
+          <w:tcPr>
+            <w:tcW w:w="3544" w:type="dxa"/>
+            <w:noWrap/>
+            <w:hideMark/>
+          </w:tcPr>
+          <w:p>
+            <w:pPr>
+              <w:rPr>
+                <w:rFonts w:asciiTheme="majorHAnsi" w:hAnsiTheme="majorHAnsi"/>
+                <w:sz w:val="20"/>
+                <w:szCs w:val="20"/>
+              </w:rPr>
+            </w:pPr>
+            <w:r>
+              <w:rPr>
+                <w:rFonts w:asciiTheme="majorHAnsi" w:hAnsiTheme="majorHAnsi"/>
+                <w:sz w:val="20"/>
+                <w:szCs w:val="20"/>
+              </w:rPr>
+              <w:t>Users cannot access data belonging to other departments without permission.</w:t>
+            </w:r>
+          </w:p>
+        </w:tc>
+        <w:tc>
+          <w:tcPr>
+            <w:tcW w:w="1984" w:type="dxa"/>
+            <w:noWrap/>
+            <w:hideMark/>
+          </w:tcPr>
+          <w:p>
+            <w:pPr>
+              <w:rPr>
+                <w:rFonts w:asciiTheme="majorHAnsi" w:hAnsiTheme="majorHAnsi"/>
+                <w:sz w:val="20"/>
+                <w:szCs w:val="20"/>
+              </w:rPr>
+            </w:pPr>
+            <w:r>
+              <w:rPr>
+                <w:rFonts w:asciiTheme="majorHAnsi" w:hAnsiTheme="majorHAnsi"/>
+                <w:sz w:val="20"/>
+                <w:szCs w:val="20"/>
+              </w:rPr>
+              <w:t>Supports confidentiality.</w:t>
+            </w:r>
+          </w:p>
+        </w:tc>
+      </w:tr>
+      <w:tr>
+        <w:trPr>
+          <w:trHeight w:val="300"/>
+        </w:trPr>
+        <w:tc>
+          <w:tcPr>
+            <w:tcW w:w="851" w:type="dxa"/>
+            <w:noWrap/>
+            <w:hideMark/>
+          </w:tcPr>
+          <w:p>
+            <w:pPr>
+              <w:rPr>
+                <w:rFonts w:asciiTheme="majorHAnsi" w:hAnsiTheme="majorHAnsi"/>
+                <w:sz w:val="20"/>
+                <w:szCs w:val="20"/>
+              </w:rPr>
+            </w:pPr>
+            <w:r>
+              <w:rPr>
+                <w:rFonts w:asciiTheme="majorHAnsi" w:hAnsiTheme="majorHAnsi"/>
+                <w:sz w:val="20"/>
+                <w:szCs w:val="20"/>
+              </w:rPr>
+              <w:t>BR-009</w:t>
+            </w:r>
+          </w:p>
+        </w:tc>
+        <w:tc>
+          <w:tcPr>
+            <w:tcW w:w="2126" w:type="dxa"/>
+            <w:noWrap/>
+            <w:hideMark/>
+          </w:tcPr>
+          <w:p>
+            <w:pPr>
+              <w:rPr>
+                <w:rFonts w:asciiTheme="majorHAnsi" w:hAnsiTheme="majorHAnsi"/>
+                <w:sz w:val="20"/>
+                <w:szCs w:val="20"/>
+              </w:rPr>
+            </w:pPr>
+            <w:r>
+              <w:rPr>
+                <w:rFonts w:asciiTheme="majorHAnsi" w:hAnsiTheme="majorHAnsi"/>
+                <w:sz w:val="20"/>
+                <w:szCs w:val="20"/>
+              </w:rPr>
+              <w:t>Secure Data Access</w:t>
+            </w:r>
+          </w:p>
+        </w:tc>
+        <w:tc>
+          <w:tcPr>
+            <w:tcW w:w="4536" w:type="dxa"/>
+            <w:noWrap/>
+            <w:hideMark/>
+          </w:tcPr>
+          <w:p>
+            <w:pPr>
+              <w:rPr>
+                <w:rFonts w:asciiTheme="majorHAnsi" w:hAnsiTheme="majorHAnsi"/>
+                <w:sz w:val="20"/>
+                <w:szCs w:val="20"/>
+              </w:rPr>
+            </w:pPr>
+            <w:r>
+              <w:rPr>
+                <w:rFonts w:asciiTheme="majorHAnsi" w:hAnsiTheme="majorHAnsi"/>
+                <w:sz w:val="20"/>
+                <w:szCs w:val="20"/>
+              </w:rPr>
+              <w:t>Access to business data shall be authenticated and authorised.</w:t>
+            </w:r>
+          </w:p>
+        </w:tc>
+        <w:tc>
+          <w:tcPr>
+            <w:tcW w:w="567" w:type="dxa"/>
+            <w:noWrap/>
+            <w:hideMark/>
+          </w:tcPr>
+          <w:p>
+            <w:pPr>
+              <w:rPr>
+                <w:rFonts w:asciiTheme="majorHAnsi" w:hAnsiTheme="majorHAnsi"/>
+                <w:sz w:val="20"/>
+                <w:szCs w:val="20"/>
+              </w:rPr>
+            </w:pPr>
+            <w:r>
+              <w:rPr>
+                <w:rFonts w:asciiTheme="majorHAnsi" w:hAnsiTheme="majorHAnsi"/>
+                <w:sz w:val="20"/>
+                <w:szCs w:val="20"/>
+              </w:rPr>
+              <w:t>Must</w:t>
+            </w:r>
+          </w:p>
+        </w:tc>
+        <w:tc>
+          <w:tcPr>
+            <w:tcW w:w="1117" w:type="dxa"/>
+            <w:noWrap/>
+            <w:hideMark/>
+          </w:tcPr>
+          <w:p>
+            <w:pPr>
+              <w:rPr>
+                <w:rFonts w:asciiTheme="majorHAnsi" w:hAnsiTheme="majorHAnsi"/>
+                <w:sz w:val="20"/>
+                <w:szCs w:val="20"/>
+              </w:rPr>
+            </w:pPr>
+            <w:r>
+              <w:rPr>
+                <w:rFonts w:asciiTheme="majorHAnsi" w:hAnsiTheme="majorHAnsi"/>
+                <w:sz w:val="20"/>
+                <w:szCs w:val="20"/>
+              </w:rPr>
+              <w:t>IT Manager</w:t>
+            </w:r>
+          </w:p>
+        </w:tc>
+        <w:tc>
+          <w:tcPr>
+            <w:tcW w:w="851" w:type="dxa"/>
+            <w:noWrap/>
+            <w:hideMark/>
+          </w:tcPr>
+          <w:p>
+            <w:pPr>
+              <w:rPr>
+                <w:rFonts w:asciiTheme="majorHAnsi" w:hAnsiTheme="majorHAnsi"/>
+                <w:sz w:val="20"/>
+                <w:szCs w:val="20"/>
+              </w:rPr>
+            </w:pPr>
+            <w:r>
+              <w:rPr>
+                <w:rFonts w:asciiTheme="majorHAnsi" w:hAnsiTheme="majorHAnsi"/>
+                <w:sz w:val="20"/>
+                <w:szCs w:val="20"/>
+              </w:rPr>
+              <w:t>BD-002</w:t>
+            </w:r>
+          </w:p>
+        </w:tc>
+        <w:tc>
+          <w:tcPr>
+            <w:tcW w:w="3544" w:type="dxa"/>
+            <w:noWrap/>
+            <w:hideMark/>
+          </w:tcPr>
+          <w:p>
+            <w:pPr>
+              <w:rPr>
+                <w:rFonts w:asciiTheme="majorHAnsi" w:hAnsiTheme="majorHAnsi"/>
+                <w:sz w:val="20"/>
+                <w:szCs w:val="20"/>
+              </w:rPr>
+            </w:pPr>
+            <w:r>
+              <w:rPr>
+                <w:rFonts w:asciiTheme="majorHAnsi" w:hAnsiTheme="majorHAnsi"/>
+                <w:sz w:val="20"/>
+                <w:szCs w:val="20"/>
+              </w:rPr>
+              <w:t>Only authorised users can access business information.</w:t>
+            </w:r>
+          </w:p>
+        </w:tc>
+        <w:tc>
+          <w:tcPr>
+            <w:tcW w:w="1984" w:type="dxa"/>
+            <w:noWrap/>
+            <w:hideMark/>
+          </w:tcPr>
+          <w:p>
+            <w:pPr>
+              <w:rPr>
+                <w:rFonts w:asciiTheme="majorHAnsi" w:hAnsiTheme="majorHAnsi"/>
+                <w:sz w:val="20"/>
+                <w:szCs w:val="20"/>
+              </w:rPr>
+            </w:pPr>
+            <w:r>
+              <w:rPr>
+                <w:rFonts w:asciiTheme="majorHAnsi" w:hAnsiTheme="majorHAnsi"/>
+                <w:sz w:val="20"/>
+                <w:szCs w:val="20"/>
+              </w:rPr>
+              <w:t>Security requirement.</w:t>
+            </w:r>
+          </w:p>
+        </w:tc>
+      </w:tr>
+      <w:tr>
+        <w:trPr>
+          <w:trHeight w:val="300"/>
+        </w:trPr>
+        <w:tc>
+          <w:tcPr>
+            <w:tcW w:w="851" w:type="dxa"/>
+            <w:noWrap/>
+            <w:hideMark/>
+          </w:tcPr>
+          <w:p>
+            <w:pPr>
+              <w:rPr>
+                <w:rFonts w:asciiTheme="majorHAnsi" w:hAnsiTheme="majorHAnsi"/>
+                <w:sz w:val="20"/>
+                <w:szCs w:val="20"/>
+              </w:rPr>
+            </w:pPr>
+            <w:r>
+              <w:rPr>
+                <w:rFonts w:asciiTheme="majorHAnsi" w:hAnsiTheme="majorHAnsi"/>
+                <w:sz w:val="20"/>
+                <w:szCs w:val="20"/>
+              </w:rPr>
+              <w:t>BR-010</w:t>
+            </w:r>
+          </w:p>
+        </w:tc>
+        <w:tc>
+          <w:tcPr>
+            <w:tcW w:w="2126" w:type="dxa"/>
+            <w:noWrap/>
+            <w:hideMark/>
+          </w:tcPr>
+          <w:p>
+            <w:pPr>
+              <w:rPr>
+                <w:rFonts w:asciiTheme="majorHAnsi" w:hAnsiTheme="majorHAnsi"/>
+                <w:sz w:val="20"/>
+                <w:szCs w:val="20"/>
+              </w:rPr>
+            </w:pPr>
+            <w:r>
+              <w:rPr>
+                <w:rFonts w:asciiTheme="majorHAnsi" w:hAnsiTheme="majorHAnsi"/>
+                <w:sz w:val="20"/>
+                <w:szCs w:val="20"/>
+              </w:rPr>
+              <w:t>Backup Capability</w:t>
+            </w:r>
+          </w:p>
+        </w:tc>
+        <w:tc>
+          <w:tcPr>
+            <w:tcW w:w="4536" w:type="dxa"/>
+            <w:noWrap/>
+            <w:hideMark/>
+          </w:tcPr>
+          <w:p>
+            <w:pPr>
+              <w:rPr>
+                <w:rFonts w:asciiTheme="majorHAnsi" w:hAnsiTheme="majorHAnsi"/>
+                <w:sz w:val="20"/>
+                <w:szCs w:val="20"/>
+              </w:rPr>
+            </w:pPr>
+            <w:r>
+              <w:rPr>
+                <w:rFonts w:asciiTheme="majorHAnsi" w:hAnsiTheme="majorHAnsi"/>
+                <w:sz w:val="20"/>
+                <w:szCs w:val="20"/>
+              </w:rPr>
+              <w:t>Business-critical systems and data shall be backed up in accordance with business requirements.</w:t>
+            </w:r>
+          </w:p>
+        </w:tc>
+        <w:tc>
+          <w:tcPr>
+            <w:tcW w:w="567" w:type="dxa"/>
+            <w:noWrap/>
+            <w:hideMark/>
+          </w:tcPr>
+          <w:p>
+            <w:pPr>
+              <w:rPr>
+                <w:rFonts w:asciiTheme="majorHAnsi" w:hAnsiTheme="majorHAnsi"/>
+                <w:sz w:val="20"/>
+                <w:szCs w:val="20"/>
+              </w:rPr>
+            </w:pPr>
+            <w:r>
+              <w:rPr>
+                <w:rFonts w:asciiTheme="majorHAnsi" w:hAnsiTheme="majorHAnsi"/>
+                <w:sz w:val="20"/>
+                <w:szCs w:val="20"/>
+              </w:rPr>
+              <w:t>Must</w:t>
+            </w:r>
+          </w:p>
+        </w:tc>
+        <w:tc>
+          <w:tcPr>
+            <w:tcW w:w="1117" w:type="dxa"/>
+            <w:noWrap/>
+            <w:hideMark/>
+          </w:tcPr>
+          <w:p>
+            <w:pPr>
+              <w:rPr>
+                <w:rFonts w:asciiTheme="majorHAnsi" w:hAnsiTheme="majorHAnsi"/>
+                <w:sz w:val="20"/>
+                <w:szCs w:val="20"/>
+              </w:rPr>
+            </w:pPr>
+            <w:r>
+              <w:rPr>
+                <w:rFonts w:asciiTheme="majorHAnsi" w:hAnsiTheme="majorHAnsi"/>
+                <w:sz w:val="20"/>
+                <w:szCs w:val="20"/>
+              </w:rPr>
+              <w:t>IT Manager</w:t>
+            </w:r>
+          </w:p>
+        </w:tc>
+        <w:tc>
+          <w:tcPr>
+            <w:tcW w:w="851" w:type="dxa"/>
+            <w:noWrap/>
+            <w:hideMark/>
+          </w:tcPr>
+          <w:p>
+            <w:pPr>
+              <w:rPr>
+                <w:rFonts w:asciiTheme="majorHAnsi" w:hAnsiTheme="majorHAnsi"/>
+                <w:sz w:val="20"/>
+                <w:szCs w:val="20"/>
+              </w:rPr>
+            </w:pPr>
+            <w:r>
+              <w:rPr>
+                <w:rFonts w:asciiTheme="majorHAnsi" w:hAnsiTheme="majorHAnsi"/>
+                <w:sz w:val="20"/>
+                <w:szCs w:val="20"/>
+              </w:rPr>
+              <w:t>BD-002</w:t>
+            </w:r>
+          </w:p>
+        </w:tc>
+        <w:tc>
+          <w:tcPr>
+            <w:tcW w:w="3544" w:type="dxa"/>
+            <w:noWrap/>
+            <w:hideMark/>
+          </w:tcPr>
+          <w:p>
+            <w:pPr>
+              <w:rPr>
+                <w:rFonts w:asciiTheme="majorHAnsi" w:hAnsiTheme="majorHAnsi"/>
+                <w:sz w:val="20"/>
+                <w:szCs w:val="20"/>
+              </w:rPr>
+            </w:pPr>
+            <w:r>
+              <w:rPr>
+                <w:rFonts w:asciiTheme="majorHAnsi" w:hAnsiTheme="majorHAnsi"/>
+                <w:sz w:val="20"/>
+                <w:szCs w:val="20"/>
+              </w:rPr>
+              <w:t>Backups complete successfully and can be restored.</w:t>
+            </w:r>
+          </w:p>
+        </w:tc>
+        <w:tc>
+          <w:tcPr>
+            <w:tcW w:w="1984" w:type="dxa"/>
+            <w:noWrap/>
+            <w:hideMark/>
+          </w:tcPr>
+          <w:p>
+            <w:pPr>
+              <w:rPr>
+                <w:rFonts w:asciiTheme="majorHAnsi" w:hAnsiTheme="majorHAnsi"/>
+                <w:sz w:val="20"/>
+                <w:szCs w:val="20"/>
+              </w:rPr>
+            </w:pPr>
+            <w:r>
+              <w:rPr>
+                <w:rFonts w:asciiTheme="majorHAnsi" w:hAnsiTheme="majorHAnsi"/>
+                <w:sz w:val="20"/>
+                <w:szCs w:val="20"/>
+              </w:rPr>
+              <w:t>Business continuity.</w:t>
+            </w:r>
+          </w:p>
+        </w:tc>
+      </w:tr>
+      <w:tr>
+        <w:trPr>
+          <w:trHeight w:val="300"/>
+        </w:trPr>
+        <w:tc>
+          <w:tcPr>
+            <w:tcW w:w="851" w:type="dxa"/>
+            <w:noWrap/>
+            <w:hideMark/>
+          </w:tcPr>
+          <w:p>
+            <w:pPr>
+              <w:rPr>
+                <w:rFonts w:asciiTheme="majorHAnsi" w:hAnsiTheme="majorHAnsi"/>
+                <w:sz w:val="20"/>
+                <w:szCs w:val="20"/>
+              </w:rPr>
+            </w:pPr>
+            <w:r>
+              <w:rPr>
+                <w:rFonts w:asciiTheme="majorHAnsi" w:hAnsiTheme="majorHAnsi"/>
+                <w:sz w:val="20"/>
+                <w:szCs w:val="20"/>
+              </w:rPr>
+              <w:t>BR-011</w:t>
+            </w:r>
+          </w:p>
+        </w:tc>
+        <w:tc>
+          <w:tcPr>
+            <w:tcW w:w="2126" w:type="dxa"/>
+            <w:noWrap/>
+            <w:hideMark/>
+          </w:tcPr>
+          <w:p>
+            <w:pPr>
+              <w:rPr>
+                <w:rFonts w:asciiTheme="majorHAnsi" w:hAnsiTheme="majorHAnsi"/>
+                <w:sz w:val="20"/>
+                <w:szCs w:val="20"/>
+              </w:rPr>
+            </w:pPr>
+            <w:r>
+              <w:rPr>
+                <w:rFonts w:asciiTheme="majorHAnsi" w:hAnsiTheme="majorHAnsi"/>
+                <w:sz w:val="20"/>
+                <w:szCs w:val="20"/>
+              </w:rPr>
+              <w:t>Disaster Recovery Capability</w:t>
+            </w:r>
+          </w:p>
+        </w:tc>
+        <w:tc>
+          <w:tcPr>
+            <w:tcW w:w="4536" w:type="dxa"/>
+            <w:noWrap/>
+            <w:hideMark/>
+          </w:tcPr>
+          <w:p>
+            <w:pPr>
+              <w:rPr>
+                <w:rFonts w:asciiTheme="majorHAnsi" w:hAnsiTheme="majorHAnsi"/>
+                <w:sz w:val="20"/>
+                <w:szCs w:val="20"/>
+              </w:rPr>
+            </w:pPr>
+            <w:r>
+              <w:rPr>
+                <w:rFonts w:asciiTheme="majorHAnsi" w:hAnsiTheme="majorHAnsi"/>
+                <w:sz w:val="20"/>
+                <w:szCs w:val="20"/>
+              </w:rPr>
+              <w:t>The organisation shall maintain documented recovery procedures for critical services.</w:t>
+            </w:r>
+          </w:p>
+        </w:tc>
+        <w:tc>
+          <w:tcPr>
+            <w:tcW w:w="567" w:type="dxa"/>
+            <w:noWrap/>
+            <w:hideMark/>
+          </w:tcPr>
+          <w:p>
+            <w:pPr>
+              <w:rPr>
+                <w:rFonts w:asciiTheme="majorHAnsi" w:hAnsiTheme="majorHAnsi"/>
+                <w:sz w:val="20"/>
+                <w:szCs w:val="20"/>
+              </w:rPr>
+            </w:pPr>
+            <w:r>
+              <w:rPr>
+                <w:rFonts w:asciiTheme="majorHAnsi" w:hAnsiTheme="majorHAnsi"/>
+                <w:sz w:val="20"/>
+                <w:szCs w:val="20"/>
+              </w:rPr>
+              <w:t>Should</w:t>
+            </w:r>
+          </w:p>
+        </w:tc>
+        <w:tc>
+          <w:tcPr>
+            <w:tcW w:w="1117" w:type="dxa"/>
+            <w:noWrap/>
+            <w:hideMark/>
+          </w:tcPr>
+          <w:p>
+            <w:pPr>
+              <w:rPr>
+                <w:rFonts w:asciiTheme="majorHAnsi" w:hAnsiTheme="majorHAnsi"/>
+                <w:sz w:val="20"/>
+                <w:szCs w:val="20"/>
+              </w:rPr>
+            </w:pPr>
+            <w:r>
+              <w:rPr>
+                <w:rFonts w:asciiTheme="majorHAnsi" w:hAnsiTheme="majorHAnsi"/>
+                <w:sz w:val="20"/>
+                <w:szCs w:val="20"/>
+              </w:rPr>
+              <w:t>IT Manager</w:t>
+            </w:r>
+          </w:p>
+        </w:tc>
+        <w:tc>
+          <w:tcPr>
+            <w:tcW w:w="851" w:type="dxa"/>
+            <w:noWrap/>
+            <w:hideMark/>
+          </w:tcPr>
+          <w:p>
+            <w:pPr>
+              <w:rPr>
+                <w:rFonts w:asciiTheme="majorHAnsi" w:hAnsiTheme="majorHAnsi"/>
+                <w:sz w:val="20"/>
+                <w:szCs w:val="20"/>
+              </w:rPr>
+            </w:pPr>
+            <w:r>
+              <w:rPr>
+                <w:rFonts w:asciiTheme="majorHAnsi" w:hAnsiTheme="majorHAnsi"/>
+                <w:sz w:val="20"/>
+                <w:szCs w:val="20"/>
+              </w:rPr>
+              <w:t>BD-002</w:t>
+            </w:r>
+          </w:p>
+        </w:tc>
+        <w:tc>
+          <w:tcPr>
+            <w:tcW w:w="3544" w:type="dxa"/>
+            <w:noWrap/>
+            <w:hideMark/>
+          </w:tcPr>
+          <w:p>
+            <w:pPr>
+              <w:rPr>
+                <w:rFonts w:asciiTheme="majorHAnsi" w:hAnsiTheme="majorHAnsi"/>
+                <w:sz w:val="20"/>
+                <w:szCs w:val="20"/>
+              </w:rPr>
+            </w:pPr>
+            <w:r>
+              <w:rPr>
+                <w:rFonts w:asciiTheme="majorHAnsi" w:hAnsiTheme="majorHAnsi"/>
+                <w:sz w:val="20"/>
+                <w:szCs w:val="20"/>
+              </w:rPr>
+              <w:t>Documented recovery procedures exist and have been tested.</w:t>
+            </w:r>
+          </w:p>
+        </w:tc>
+        <w:tc>
+          <w:tcPr>
+            <w:tcW w:w="1984" w:type="dxa"/>
+            <w:noWrap/>
+            <w:hideMark/>
+          </w:tcPr>
+          <w:p>
+            <w:pPr>
+              <w:rPr>
+                <w:rFonts w:asciiTheme="majorHAnsi" w:hAnsiTheme="majorHAnsi"/>
+                <w:sz w:val="20"/>
+                <w:szCs w:val="20"/>
+              </w:rPr>
+            </w:pPr>
+            <w:r>
+              <w:rPr>
+                <w:rFonts w:asciiTheme="majorHAnsi" w:hAnsiTheme="majorHAnsi"/>
+                <w:sz w:val="20"/>
+                <w:szCs w:val="20"/>
+              </w:rPr>
+              <w:t>Future enhancement.</w:t>
+            </w:r>
+          </w:p>
+        </w:tc>
+      </w:tr>
+      <w:tr>
+        <w:trPr>
+          <w:trHeight w:val="300"/>
+        </w:trPr>
+        <w:tc>
+          <w:tcPr>
+            <w:tcW w:w="851" w:type="dxa"/>
+            <w:noWrap/>
+            <w:hideMark/>
+          </w:tcPr>
+          <w:p>
+            <w:pPr>
+              <w:rPr>
+                <w:rFonts w:asciiTheme="majorHAnsi" w:hAnsiTheme="majorHAnsi"/>
+                <w:sz w:val="20"/>
+                <w:szCs w:val="20"/>
+              </w:rPr>
+            </w:pPr>
+            <w:r>
+              <w:rPr>
+                <w:rFonts w:asciiTheme="majorHAnsi" w:hAnsiTheme="majorHAnsi"/>
+                <w:sz w:val="20"/>
+                <w:szCs w:val="20"/>
+              </w:rPr>
+              <w:t>BR-012</w:t>
+            </w:r>
+          </w:p>
+        </w:tc>
+        <w:tc>
+          <w:tcPr>
+            <w:tcW w:w="2126" w:type="dxa"/>
+            <w:noWrap/>
+            <w:hideMark/>
+          </w:tcPr>
+          <w:p>
+            <w:pPr>
+              <w:rPr>
+                <w:rFonts w:asciiTheme="majorHAnsi" w:hAnsiTheme="majorHAnsi"/>
+                <w:sz w:val="20"/>
+                <w:szCs w:val="20"/>
+              </w:rPr>
+            </w:pPr>
+            <w:r>
+              <w:rPr>
+                <w:rFonts w:asciiTheme="majorHAnsi" w:hAnsiTheme="majorHAnsi"/>
+                <w:sz w:val="20"/>
+                <w:szCs w:val="20"/>
+              </w:rPr>
+              <w:t>Service Resilience</w:t>
+            </w:r>
+          </w:p>
+        </w:tc>
+        <w:tc>
+          <w:tcPr>
+            <w:tcW w:w="4536" w:type="dxa"/>
+            <w:noWrap/>
+            <w:hideMark/>
+          </w:tcPr>
+          <w:p>
+            <w:pPr>
+              <w:rPr>
+                <w:rFonts w:asciiTheme="majorHAnsi" w:hAnsiTheme="majorHAnsi"/>
+                <w:sz w:val="20"/>
+                <w:szCs w:val="20"/>
+              </w:rPr>
+            </w:pPr>
+            <w:r>
+              <w:rPr>
+                <w:rFonts w:asciiTheme="majorHAnsi" w:hAnsiTheme="majorHAnsi"/>
+                <w:sz w:val="20"/>
+                <w:szCs w:val="20"/>
+              </w:rPr>
+              <w:t>Business-critical services shall minimise downtime through resilient design.</w:t>
+            </w:r>
+          </w:p>
+        </w:tc>
+        <w:tc>
+          <w:tcPr>
+            <w:tcW w:w="567" w:type="dxa"/>
+            <w:noWrap/>
+            <w:hideMark/>
+          </w:tcPr>
+          <w:p>
+            <w:pPr>
+              <w:rPr>
+                <w:rFonts w:asciiTheme="majorHAnsi" w:hAnsiTheme="majorHAnsi"/>
+                <w:sz w:val="20"/>
+                <w:szCs w:val="20"/>
+              </w:rPr>
+            </w:pPr>
+            <w:r>
+              <w:rPr>
+                <w:rFonts w:asciiTheme="majorHAnsi" w:hAnsiTheme="majorHAnsi"/>
+                <w:sz w:val="20"/>
+                <w:szCs w:val="20"/>
+              </w:rPr>
+              <w:t>Should</w:t>
+            </w:r>
+          </w:p>
+        </w:tc>
+        <w:tc>
+          <w:tcPr>
+            <w:tcW w:w="1117" w:type="dxa"/>
+            <w:noWrap/>
+            <w:hideMark/>
+          </w:tcPr>
+          <w:p>
+            <w:pPr>
+              <w:rPr>
+                <w:rFonts w:asciiTheme="majorHAnsi" w:hAnsiTheme="majorHAnsi"/>
+                <w:sz w:val="20"/>
+                <w:szCs w:val="20"/>
+              </w:rPr>
+            </w:pPr>
+            <w:r>
+              <w:rPr>
+                <w:rFonts w:asciiTheme="majorHAnsi" w:hAnsiTheme="majorHAnsi"/>
+                <w:sz w:val="20"/>
+                <w:szCs w:val="20"/>
+              </w:rPr>
+              <w:t>IT Manager</w:t>
+            </w:r>
+          </w:p>
+        </w:tc>
+        <w:tc>
+          <w:tcPr>
+            <w:tcW w:w="851" w:type="dxa"/>
+            <w:noWrap/>
+            <w:hideMark/>
+          </w:tcPr>
+          <w:p>
+            <w:pPr>
+              <w:rPr>
+                <w:rFonts w:asciiTheme="majorHAnsi" w:hAnsiTheme="majorHAnsi"/>
+                <w:sz w:val="20"/>
+                <w:szCs w:val="20"/>
+              </w:rPr>
+            </w:pPr>
+            <w:r>
+              <w:rPr>
+                <w:rFonts w:asciiTheme="majorHAnsi" w:hAnsiTheme="majorHAnsi"/>
+                <w:sz w:val="20"/>
+                <w:szCs w:val="20"/>
+              </w:rPr>
+              <w:t>BD-002</w:t>
+            </w:r>
+          </w:p>
+        </w:tc>
+        <w:tc>
+          <w:tcPr>
+            <w:tcW w:w="3544" w:type="dxa"/>
+            <w:noWrap/>
+            <w:hideMark/>
+          </w:tcPr>
+          <w:p>
+            <w:pPr>
+              <w:rPr>
+                <w:rFonts w:asciiTheme="majorHAnsi" w:hAnsiTheme="majorHAnsi"/>
+                <w:sz w:val="20"/>
+                <w:szCs w:val="20"/>
+              </w:rPr>
+            </w:pPr>
+            <w:r>
+              <w:rPr>
+                <w:rFonts w:asciiTheme="majorHAnsi" w:hAnsiTheme="majorHAnsi"/>
+                <w:sz w:val="20"/>
+                <w:szCs w:val="20"/>
+              </w:rPr>
+              <w:t>Critical services continue operating during expected failure scenarios.</w:t>
+            </w:r>
+          </w:p>
+        </w:tc>
+        <w:tc>
+          <w:tcPr>
+            <w:tcW w:w="1984" w:type="dxa"/>
+            <w:noWrap/>
+            <w:hideMark/>
+          </w:tcPr>
+          <w:p>
+            <w:pPr>
+              <w:rPr>
+                <w:rFonts w:asciiTheme="majorHAnsi" w:hAnsiTheme="majorHAnsi"/>
+                <w:sz w:val="20"/>
+                <w:szCs w:val="20"/>
+              </w:rPr>
+            </w:pPr>
+            <w:r>
+              <w:rPr>
+                <w:rFonts w:asciiTheme="majorHAnsi" w:hAnsiTheme="majorHAnsi"/>
+                <w:sz w:val="20"/>
+                <w:szCs w:val="20"/>
+              </w:rPr>
+              <w:t>Subject to design.</w:t>
+            </w:r>
+          </w:p>
+        </w:tc>
+      </w:tr>
+      <w:tr>
+        <w:trPr>
+          <w:trHeight w:val="300"/>
+        </w:trPr>
+        <w:tc>
+          <w:tcPr>
+            <w:tcW w:w="851" w:type="dxa"/>
+            <w:noWrap/>
+            <w:hideMark/>
+          </w:tcPr>
+          <w:p>
+            <w:pPr>
+              <w:rPr>
+                <w:rFonts w:asciiTheme="majorHAnsi" w:hAnsiTheme="majorHAnsi"/>
+                <w:sz w:val="20"/>
+                <w:szCs w:val="20"/>
+              </w:rPr>
+            </w:pPr>
+            <w:r>
+              <w:rPr>
+                <w:rFonts w:asciiTheme="majorHAnsi" w:hAnsiTheme="majorHAnsi"/>
+                <w:sz w:val="20"/>
+                <w:szCs w:val="20"/>
+              </w:rPr>
+              <w:t>BR-013</w:t>
+            </w:r>
+          </w:p>
+        </w:tc>
+        <w:tc>
+          <w:tcPr>
+            <w:tcW w:w="2126" w:type="dxa"/>
+            <w:noWrap/>
+            <w:hideMark/>
+          </w:tcPr>
+          <w:p>
+            <w:pPr>
+              <w:rPr>
+                <w:rFonts w:asciiTheme="majorHAnsi" w:hAnsiTheme="majorHAnsi"/>
+                <w:sz w:val="20"/>
+                <w:szCs w:val="20"/>
+              </w:rPr>
+            </w:pPr>
+            <w:r>
+              <w:rPr>
+                <w:rFonts w:asciiTheme="majorHAnsi" w:hAnsiTheme="majorHAnsi"/>
+                <w:sz w:val="20"/>
+                <w:szCs w:val="20"/>
+              </w:rPr>
+              <w:t>Secure Authentication</w:t>
+            </w:r>
+          </w:p>
+        </w:tc>
+        <w:tc>
+          <w:tcPr>
+            <w:tcW w:w="4536" w:type="dxa"/>
+            <w:noWrap/>
+            <w:hideMark/>
+          </w:tcPr>
+          <w:p>
+            <w:pPr>
+              <w:rPr>
+                <w:rFonts w:asciiTheme="majorHAnsi" w:hAnsiTheme="majorHAnsi"/>
+                <w:sz w:val="20"/>
+                <w:szCs w:val="20"/>
+              </w:rPr>
+            </w:pPr>
+            <w:r>
+              <w:rPr>
+                <w:rFonts w:asciiTheme="majorHAnsi" w:hAnsiTheme="majorHAnsi"/>
+                <w:sz w:val="20"/>
+                <w:szCs w:val="20"/>
+              </w:rPr>
+              <w:t>The organisation requires secure authentication mechanisms for all users.</w:t>
+            </w:r>
+          </w:p>
+        </w:tc>
+        <w:tc>
+          <w:tcPr>
+            <w:tcW w:w="567" w:type="dxa"/>
+            <w:noWrap/>
+            <w:hideMark/>
+          </w:tcPr>
+          <w:p>
+            <w:pPr>
+              <w:rPr>
+                <w:rFonts w:asciiTheme="majorHAnsi" w:hAnsiTheme="majorHAnsi"/>
+                <w:sz w:val="20"/>
+                <w:szCs w:val="20"/>
+              </w:rPr>
+            </w:pPr>
+            <w:r>
+              <w:rPr>
+                <w:rFonts w:asciiTheme="majorHAnsi" w:hAnsiTheme="majorHAnsi"/>
+                <w:sz w:val="20"/>
+                <w:szCs w:val="20"/>
+              </w:rPr>
+              <w:t>Must</w:t>
+            </w:r>
+          </w:p>
+        </w:tc>
+        <w:tc>
+          <w:tcPr>
+            <w:tcW w:w="1117" w:type="dxa"/>
+            <w:noWrap/>
+            <w:hideMark/>
+          </w:tcPr>
+          <w:p>
+            <w:pPr>
+              <w:rPr>
+                <w:rFonts w:asciiTheme="majorHAnsi" w:hAnsiTheme="majorHAnsi"/>
+                <w:sz w:val="20"/>
+                <w:szCs w:val="20"/>
+              </w:rPr>
+            </w:pPr>
+            <w:r>
+              <w:rPr>
+                <w:rFonts w:asciiTheme="majorHAnsi" w:hAnsiTheme="majorHAnsi"/>
+                <w:sz w:val="20"/>
+                <w:szCs w:val="20"/>
+              </w:rPr>
+              <w:t>IT Manager</w:t>
+            </w:r>
+          </w:p>
+        </w:tc>
+        <w:tc>
+          <w:tcPr>
+            <w:tcW w:w="851" w:type="dxa"/>
+            <w:noWrap/>
+            <w:hideMark/>
+          </w:tcPr>
+          <w:p>
+            <w:pPr>
+              <w:rPr>
+                <w:rFonts w:asciiTheme="majorHAnsi" w:hAnsiTheme="majorHAnsi"/>
+                <w:sz w:val="20"/>
+                <w:szCs w:val="20"/>
+              </w:rPr>
+            </w:pPr>
+            <w:r>
+              <w:rPr>
+                <w:rFonts w:asciiTheme="majorHAnsi" w:hAnsiTheme="majorHAnsi"/>
+                <w:sz w:val="20"/>
+                <w:szCs w:val="20"/>
+              </w:rPr>
+              <w:t>BD-002</w:t>
+            </w:r>
+          </w:p>
+        </w:tc>
+        <w:tc>
+          <w:tcPr>
+            <w:tcW w:w="3544" w:type="dxa"/>
+            <w:noWrap/>
+            <w:hideMark/>
+          </w:tcPr>
+          <w:p>
+            <w:pPr>
+              <w:rPr>
+                <w:rFonts w:asciiTheme="majorHAnsi" w:hAnsiTheme="majorHAnsi"/>
+                <w:sz w:val="20"/>
+                <w:szCs w:val="20"/>
+              </w:rPr>
+            </w:pPr>
+            <w:r>
+              <w:rPr>
+                <w:rFonts w:asciiTheme="majorHAnsi" w:hAnsiTheme="majorHAnsi"/>
+                <w:sz w:val="20"/>
+                <w:szCs w:val="20"/>
+              </w:rPr>
+              <w:t>Users authenticate using approved methods.</w:t>
+            </w:r>
+          </w:p>
+        </w:tc>
+        <w:tc>
+          <w:tcPr>
+            <w:tcW w:w="1984" w:type="dxa"/>
+            <w:noWrap/>
+            <w:hideMark/>
+          </w:tcPr>
+          <w:p>
+            <w:pPr>
+              <w:rPr>
+                <w:rFonts w:asciiTheme="majorHAnsi" w:hAnsiTheme="majorHAnsi"/>
+                <w:sz w:val="20"/>
+                <w:szCs w:val="20"/>
+              </w:rPr>
+            </w:pPr>
+            <w:r>
+              <w:rPr>
+                <w:rFonts w:asciiTheme="majorHAnsi" w:hAnsiTheme="majorHAnsi"/>
+                <w:sz w:val="20"/>
+                <w:szCs w:val="20"/>
+              </w:rPr>
+              <w:t>Security baseline.</w:t>
+            </w:r>
+          </w:p>
+        </w:tc>
+      </w:tr>
+      <w:tr>
+        <w:trPr>
+          <w:trHeight w:val="300"/>
+        </w:trPr>
+        <w:tc>
+          <w:tcPr>
+            <w:tcW w:w="851" w:type="dxa"/>
+            <w:noWrap/>
+            <w:hideMark/>
+          </w:tcPr>
+          <w:p>
+            <w:pPr>
+              <w:rPr>
+                <w:rFonts w:asciiTheme="majorHAnsi" w:hAnsiTheme="majorHAnsi"/>
+                <w:sz w:val="20"/>
+                <w:szCs w:val="20"/>
+              </w:rPr>
+            </w:pPr>
+            <w:r>
+              <w:rPr>
+                <w:rFonts w:asciiTheme="majorHAnsi" w:hAnsiTheme="majorHAnsi"/>
+                <w:sz w:val="20"/>
+                <w:szCs w:val="20"/>
+              </w:rPr>
+              <w:lastRenderedPageBreak/>
+              <w:t>BR-014</w:t>
+            </w:r>
+          </w:p>
+        </w:tc>
+        <w:tc>
+          <w:tcPr>
+            <w:tcW w:w="2126" w:type="dxa"/>
+            <w:noWrap/>
+            <w:hideMark/>
+          </w:tcPr>
+          <w:p>
+            <w:pPr>
+              <w:rPr>
+                <w:rFonts w:asciiTheme="majorHAnsi" w:hAnsiTheme="majorHAnsi"/>
+                <w:sz w:val="20"/>
+                <w:szCs w:val="20"/>
+              </w:rPr>
+            </w:pPr>
+            <w:r>
+              <w:rPr>
+                <w:rFonts w:asciiTheme="majorHAnsi" w:hAnsiTheme="majorHAnsi"/>
+                <w:sz w:val="20"/>
+                <w:szCs w:val="20"/>
+              </w:rPr>
+              <w:t>Auditing and Accountability</w:t>
+            </w:r>
+          </w:p>
+        </w:tc>
+        <w:tc>
+          <w:tcPr>
+            <w:tcW w:w="4536" w:type="dxa"/>
+            <w:noWrap/>
+            <w:hideMark/>
+          </w:tcPr>
+          <w:p>
+            <w:pPr>
+              <w:rPr>
+                <w:rFonts w:asciiTheme="majorHAnsi" w:hAnsiTheme="majorHAnsi"/>
+                <w:sz w:val="20"/>
+                <w:szCs w:val="20"/>
+              </w:rPr>
+            </w:pPr>
+            <w:r>
+              <w:rPr>
+                <w:rFonts w:asciiTheme="majorHAnsi" w:hAnsiTheme="majorHAnsi"/>
+                <w:sz w:val="20"/>
+                <w:szCs w:val="20"/>
+              </w:rPr>
+              <w:t>Administrative activities shall be logged and traceable.</w:t>
+            </w:r>
+          </w:p>
+        </w:tc>
+        <w:tc>
+          <w:tcPr>
+            <w:tcW w:w="567" w:type="dxa"/>
+            <w:noWrap/>
+            <w:hideMark/>
+          </w:tcPr>
+          <w:p>
+            <w:pPr>
+              <w:rPr>
+                <w:rFonts w:asciiTheme="majorHAnsi" w:hAnsiTheme="majorHAnsi"/>
+                <w:sz w:val="20"/>
+                <w:szCs w:val="20"/>
+              </w:rPr>
+            </w:pPr>
+            <w:r>
+              <w:rPr>
+                <w:rFonts w:asciiTheme="majorHAnsi" w:hAnsiTheme="majorHAnsi"/>
+                <w:sz w:val="20"/>
+                <w:szCs w:val="20"/>
+              </w:rPr>
+              <w:t>Should</w:t>
+            </w:r>
+          </w:p>
+        </w:tc>
+        <w:tc>
+          <w:tcPr>
+            <w:tcW w:w="1117" w:type="dxa"/>
+            <w:noWrap/>
+            <w:hideMark/>
+          </w:tcPr>
+          <w:p>
+            <w:pPr>
+              <w:rPr>
+                <w:rFonts w:asciiTheme="majorHAnsi" w:hAnsiTheme="majorHAnsi"/>
+                <w:sz w:val="20"/>
+                <w:szCs w:val="20"/>
+              </w:rPr>
+            </w:pPr>
+            <w:r>
+              <w:rPr>
+                <w:rFonts w:asciiTheme="majorHAnsi" w:hAnsiTheme="majorHAnsi"/>
+                <w:sz w:val="20"/>
+                <w:szCs w:val="20"/>
+              </w:rPr>
+              <w:t>IT Manager</w:t>
+            </w:r>
+          </w:p>
+        </w:tc>
+        <w:tc>
+          <w:tcPr>
+            <w:tcW w:w="851" w:type="dxa"/>
+            <w:noWrap/>
+            <w:hideMark/>
+          </w:tcPr>
+          <w:p>
+            <w:pPr>
+              <w:rPr>
+                <w:rFonts w:asciiTheme="majorHAnsi" w:hAnsiTheme="majorHAnsi"/>
+                <w:sz w:val="20"/>
+                <w:szCs w:val="20"/>
+              </w:rPr>
+            </w:pPr>
+            <w:r>
+              <w:rPr>
+                <w:rFonts w:asciiTheme="majorHAnsi" w:hAnsiTheme="majorHAnsi"/>
+                <w:sz w:val="20"/>
+                <w:szCs w:val="20"/>
+              </w:rPr>
+              <w:t>BD-002</w:t>
+            </w:r>
+          </w:p>
+        </w:tc>
+        <w:tc>
+          <w:tcPr>
+            <w:tcW w:w="3544" w:type="dxa"/>
+            <w:noWrap/>
+            <w:hideMark/>
+          </w:tcPr>
+          <w:p>
+            <w:pPr>
+              <w:rPr>
+                <w:rFonts w:asciiTheme="majorHAnsi" w:hAnsiTheme="majorHAnsi"/>
+                <w:sz w:val="20"/>
+                <w:szCs w:val="20"/>
+              </w:rPr>
+            </w:pPr>
+            <w:r>
+              <w:rPr>
+                <w:rFonts w:asciiTheme="majorHAnsi" w:hAnsiTheme="majorHAnsi"/>
+                <w:sz w:val="20"/>
+                <w:szCs w:val="20"/>
+              </w:rPr>
+              <w:t>Administrative actions are recorded for audit purposes.</w:t>
+            </w:r>
+          </w:p>
+        </w:tc>
+        <w:tc>
+          <w:tcPr>
+            <w:tcW w:w="1984" w:type="dxa"/>
+            <w:noWrap/>
+            <w:hideMark/>
+          </w:tcPr>
+          <w:p>
+            <w:pPr>
+              <w:rPr>
+                <w:rFonts w:asciiTheme="majorHAnsi" w:hAnsiTheme="majorHAnsi"/>
+                <w:sz w:val="20"/>
+                <w:szCs w:val="20"/>
+              </w:rPr>
+            </w:pPr>
+            <w:r>
+              <w:rPr>
+                <w:rFonts w:asciiTheme="majorHAnsi" w:hAnsiTheme="majorHAnsi"/>
+                <w:sz w:val="20"/>
+                <w:szCs w:val="20"/>
+              </w:rPr>
+              <w:t>Supports compliance.</w:t>
+            </w:r>
+          </w:p>
+        </w:tc>
+      </w:tr>
+      <w:tr>
+        <w:trPr>
+          <w:trHeight w:val="300"/>
+        </w:trPr>
+        <w:tc>
+          <w:tcPr>
+            <w:tcW w:w="851" w:type="dxa"/>
+            <w:noWrap/>
+            <w:hideMark/>
+          </w:tcPr>
+          <w:p>
+            <w:pPr>
+              <w:rPr>
+                <w:rFonts w:asciiTheme="majorHAnsi" w:hAnsiTheme="majorHAnsi"/>
+                <w:sz w:val="20"/>
+                <w:szCs w:val="20"/>
+              </w:rPr>
+            </w:pPr>
+            <w:r>
+              <w:rPr>
+                <w:rFonts w:asciiTheme="majorHAnsi" w:hAnsiTheme="majorHAnsi"/>
+                <w:sz w:val="20"/>
+                <w:szCs w:val="20"/>
+              </w:rPr>
+              <w:t>BR-015</w:t>
+            </w:r>
+          </w:p>
+        </w:tc>
+        <w:tc>
+          <w:tcPr>
+            <w:tcW w:w="2126" w:type="dxa"/>
+            <w:noWrap/>
+            <w:hideMark/>
+          </w:tcPr>
+          <w:p>
+            <w:pPr>
+              <w:rPr>
+                <w:rFonts w:asciiTheme="majorHAnsi" w:hAnsiTheme="majorHAnsi"/>
+                <w:sz w:val="20"/>
+                <w:szCs w:val="20"/>
+              </w:rPr>
+            </w:pPr>
+            <w:r>
+              <w:rPr>
+                <w:rFonts w:asciiTheme="majorHAnsi" w:hAnsiTheme="majorHAnsi"/>
+                <w:sz w:val="20"/>
+                <w:szCs w:val="20"/>
+              </w:rPr>
+              <w:t>Security Hardening</w:t>
+            </w:r>
+          </w:p>
+        </w:tc>
+        <w:tc>
+          <w:tcPr>
+            <w:tcW w:w="4536" w:type="dxa"/>
+            <w:noWrap/>
+            <w:hideMark/>
+          </w:tcPr>
+          <w:p>
+            <w:pPr>
+              <w:rPr>
+                <w:rFonts w:asciiTheme="majorHAnsi" w:hAnsiTheme="majorHAnsi"/>
+                <w:sz w:val="20"/>
+                <w:szCs w:val="20"/>
+              </w:rPr>
+            </w:pPr>
+            <w:r>
+              <w:rPr>
+                <w:rFonts w:asciiTheme="majorHAnsi" w:hAnsiTheme="majorHAnsi"/>
+                <w:sz w:val="20"/>
+                <w:szCs w:val="20"/>
+              </w:rPr>
+              <w:t>Infrastructure shall follow recognised security best practices.</w:t>
+            </w:r>
+          </w:p>
+        </w:tc>
+        <w:tc>
+          <w:tcPr>
+            <w:tcW w:w="567" w:type="dxa"/>
+            <w:noWrap/>
+            <w:hideMark/>
+          </w:tcPr>
+          <w:p>
+            <w:pPr>
+              <w:rPr>
+                <w:rFonts w:asciiTheme="majorHAnsi" w:hAnsiTheme="majorHAnsi"/>
+                <w:sz w:val="20"/>
+                <w:szCs w:val="20"/>
+              </w:rPr>
+            </w:pPr>
+            <w:r>
+              <w:rPr>
+                <w:rFonts w:asciiTheme="majorHAnsi" w:hAnsiTheme="majorHAnsi"/>
+                <w:sz w:val="20"/>
+                <w:szCs w:val="20"/>
+              </w:rPr>
+              <w:t>Must</w:t>
+            </w:r>
+          </w:p>
+        </w:tc>
+        <w:tc>
+          <w:tcPr>
+            <w:tcW w:w="1117" w:type="dxa"/>
+            <w:noWrap/>
+            <w:hideMark/>
+          </w:tcPr>
+          <w:p>
+            <w:pPr>
+              <w:rPr>
+                <w:rFonts w:asciiTheme="majorHAnsi" w:hAnsiTheme="majorHAnsi"/>
+                <w:sz w:val="20"/>
+                <w:szCs w:val="20"/>
+              </w:rPr>
+            </w:pPr>
+            <w:r>
+              <w:rPr>
+                <w:rFonts w:asciiTheme="majorHAnsi" w:hAnsiTheme="majorHAnsi"/>
+                <w:sz w:val="20"/>
+                <w:szCs w:val="20"/>
+              </w:rPr>
+              <w:t>IT Manager</w:t>
+            </w:r>
+          </w:p>
+        </w:tc>
+        <w:tc>
+          <w:tcPr>
+            <w:tcW w:w="851" w:type="dxa"/>
+            <w:noWrap/>
+            <w:hideMark/>
+          </w:tcPr>
+          <w:p>
+            <w:pPr>
+              <w:rPr>
+                <w:rFonts w:asciiTheme="majorHAnsi" w:hAnsiTheme="majorHAnsi"/>
+                <w:sz w:val="20"/>
+                <w:szCs w:val="20"/>
+              </w:rPr>
+            </w:pPr>
+            <w:r>
+              <w:rPr>
+                <w:rFonts w:asciiTheme="majorHAnsi" w:hAnsiTheme="majorHAnsi"/>
+                <w:sz w:val="20"/>
+                <w:szCs w:val="20"/>
+              </w:rPr>
+              <w:t>BD-002</w:t>
+            </w:r>
+          </w:p>
+        </w:tc>
+        <w:tc>
+          <w:tcPr>
+            <w:tcW w:w="3544" w:type="dxa"/>
+            <w:noWrap/>
+            <w:hideMark/>
+          </w:tcPr>
+          <w:p>
+            <w:pPr>
+              <w:rPr>
+                <w:rFonts w:asciiTheme="majorHAnsi" w:hAnsiTheme="majorHAnsi"/>
+                <w:sz w:val="20"/>
+                <w:szCs w:val="20"/>
+              </w:rPr>
+            </w:pPr>
+            <w:r>
+              <w:rPr>
+                <w:rFonts w:asciiTheme="majorHAnsi" w:hAnsiTheme="majorHAnsi"/>
+                <w:sz w:val="20"/>
+                <w:szCs w:val="20"/>
+              </w:rPr>
+              <w:t>Security baseline is implemented and maintained.</w:t>
+            </w:r>
+          </w:p>
+        </w:tc>
+        <w:tc>
+          <w:tcPr>
+            <w:tcW w:w="1984" w:type="dxa"/>
+            <w:noWrap/>
+            <w:hideMark/>
+          </w:tcPr>
+          <w:p>
+            <w:pPr>
+              <w:rPr>
+                <w:rFonts w:asciiTheme="majorHAnsi" w:hAnsiTheme="majorHAnsi"/>
+                <w:sz w:val="20"/>
+                <w:szCs w:val="20"/>
+              </w:rPr>
+            </w:pPr>
+            <w:r>
+              <w:rPr>
+                <w:rFonts w:asciiTheme="majorHAnsi" w:hAnsiTheme="majorHAnsi"/>
+                <w:sz w:val="20"/>
+                <w:szCs w:val="20"/>
+              </w:rPr>
+              <w:t>Ongoing process.</w:t>
+            </w:r>
+          </w:p>
+        </w:tc>
+      </w:tr>
+      <w:tr>
+        <w:trPr>
+          <w:trHeight w:val="300"/>
+        </w:trPr>
+        <w:tc>
+          <w:tcPr>
+            <w:tcW w:w="851" w:type="dxa"/>
+            <w:noWrap/>
+            <w:hideMark/>
+          </w:tcPr>
+          <w:p>
+            <w:pPr>
+              <w:rPr>
+                <w:rFonts w:asciiTheme="majorHAnsi" w:hAnsiTheme="majorHAnsi"/>
+                <w:sz w:val="20"/>
+                <w:szCs w:val="20"/>
+              </w:rPr>
+            </w:pPr>
+            <w:r>
+              <w:rPr>
+                <w:rFonts w:asciiTheme="majorHAnsi" w:hAnsiTheme="majorHAnsi"/>
+                <w:sz w:val="20"/>
+                <w:szCs w:val="20"/>
+              </w:rPr>
+              <w:t>BR-016</w:t>
+            </w:r>
+          </w:p>
+        </w:tc>
+        <w:tc>
+          <w:tcPr>
+            <w:tcW w:w="2126" w:type="dxa"/>
+            <w:noWrap/>
+            <w:hideMark/>
+          </w:tcPr>
+          <w:p>
+            <w:pPr>
+              <w:rPr>
+                <w:rFonts w:asciiTheme="majorHAnsi" w:hAnsiTheme="majorHAnsi"/>
+                <w:sz w:val="20"/>
+                <w:szCs w:val="20"/>
+              </w:rPr>
+            </w:pPr>
+            <w:r>
+              <w:rPr>
+                <w:rFonts w:asciiTheme="majorHAnsi" w:hAnsiTheme="majorHAnsi"/>
+                <w:sz w:val="20"/>
+                <w:szCs w:val="20"/>
+              </w:rPr>
+              <w:t>Infrastructure Monitoring</w:t>
+            </w:r>
+          </w:p>
+        </w:tc>
+        <w:tc>
+          <w:tcPr>
+            <w:tcW w:w="4536" w:type="dxa"/>
+            <w:noWrap/>
+            <w:hideMark/>
+          </w:tcPr>
+          <w:p>
+            <w:pPr>
+              <w:rPr>
+                <w:rFonts w:asciiTheme="majorHAnsi" w:hAnsiTheme="majorHAnsi"/>
+                <w:sz w:val="20"/>
+                <w:szCs w:val="20"/>
+              </w:rPr>
+            </w:pPr>
+            <w:r>
+              <w:rPr>
+                <w:rFonts w:asciiTheme="majorHAnsi" w:hAnsiTheme="majorHAnsi"/>
+                <w:sz w:val="20"/>
+                <w:szCs w:val="20"/>
+              </w:rPr>
+              <w:t>The IT team shall have visibility of the health and availability of critical infrastructure.</w:t>
+            </w:r>
+          </w:p>
+        </w:tc>
+        <w:tc>
+          <w:tcPr>
+            <w:tcW w:w="567" w:type="dxa"/>
+            <w:noWrap/>
+            <w:hideMark/>
+          </w:tcPr>
+          <w:p>
+            <w:pPr>
+              <w:rPr>
+                <w:rFonts w:asciiTheme="majorHAnsi" w:hAnsiTheme="majorHAnsi"/>
+                <w:sz w:val="20"/>
+                <w:szCs w:val="20"/>
+              </w:rPr>
+            </w:pPr>
+            <w:r>
+              <w:rPr>
+                <w:rFonts w:asciiTheme="majorHAnsi" w:hAnsiTheme="majorHAnsi"/>
+                <w:sz w:val="20"/>
+                <w:szCs w:val="20"/>
+              </w:rPr>
+              <w:t>Should</w:t>
+            </w:r>
+          </w:p>
+        </w:tc>
+        <w:tc>
+          <w:tcPr>
+            <w:tcW w:w="1117" w:type="dxa"/>
+            <w:noWrap/>
+            <w:hideMark/>
+          </w:tcPr>
+          <w:p>
+            <w:pPr>
+              <w:rPr>
+                <w:rFonts w:asciiTheme="majorHAnsi" w:hAnsiTheme="majorHAnsi"/>
+                <w:sz w:val="20"/>
+                <w:szCs w:val="20"/>
+              </w:rPr>
+            </w:pPr>
+            <w:r>
+              <w:rPr>
+                <w:rFonts w:asciiTheme="majorHAnsi" w:hAnsiTheme="majorHAnsi"/>
+                <w:sz w:val="20"/>
+                <w:szCs w:val="20"/>
+              </w:rPr>
+              <w:t>IT Manager</w:t>
+            </w:r>
+          </w:p>
+        </w:tc>
+        <w:tc>
+          <w:tcPr>
+            <w:tcW w:w="851" w:type="dxa"/>
+            <w:noWrap/>
+            <w:hideMark/>
+          </w:tcPr>
+          <w:p>
+            <w:pPr>
+              <w:rPr>
+                <w:rFonts w:asciiTheme="majorHAnsi" w:hAnsiTheme="majorHAnsi"/>
+                <w:sz w:val="20"/>
+                <w:szCs w:val="20"/>
+              </w:rPr>
+            </w:pPr>
+            <w:r>
+              <w:rPr>
+                <w:rFonts w:asciiTheme="majorHAnsi" w:hAnsiTheme="majorHAnsi"/>
+                <w:sz w:val="20"/>
+                <w:szCs w:val="20"/>
+              </w:rPr>
+              <w:t>BD-001</w:t>
+            </w:r>
+          </w:p>
+        </w:tc>
+        <w:tc>
+          <w:tcPr>
+            <w:tcW w:w="3544" w:type="dxa"/>
+            <w:noWrap/>
+            <w:hideMark/>
+          </w:tcPr>
+          <w:p>
+            <w:pPr>
+              <w:rPr>
+                <w:rFonts w:asciiTheme="majorHAnsi" w:hAnsiTheme="majorHAnsi"/>
+                <w:sz w:val="20"/>
+                <w:szCs w:val="20"/>
+              </w:rPr>
+            </w:pPr>
+            <w:r>
+              <w:rPr>
+                <w:rFonts w:asciiTheme="majorHAnsi" w:hAnsiTheme="majorHAnsi"/>
+                <w:sz w:val="20"/>
+                <w:szCs w:val="20"/>
+              </w:rPr>
+              <w:t>Key infrastructure can be monitored and alerted upon.</w:t>
+            </w:r>
+          </w:p>
+        </w:tc>
+        <w:tc>
+          <w:tcPr>
+            <w:tcW w:w="1984" w:type="dxa"/>
+            <w:noWrap/>
+            <w:hideMark/>
+          </w:tcPr>
+          <w:p>
+            <w:pPr>
+              <w:rPr>
+                <w:rFonts w:asciiTheme="majorHAnsi" w:hAnsiTheme="majorHAnsi"/>
+                <w:sz w:val="20"/>
+                <w:szCs w:val="20"/>
+              </w:rPr>
+            </w:pPr>
+            <w:r>
+              <w:rPr>
+                <w:rFonts w:asciiTheme="majorHAnsi" w:hAnsiTheme="majorHAnsi"/>
+                <w:sz w:val="20"/>
+                <w:szCs w:val="20"/>
+              </w:rPr>
+              <w:t>Operational improvement.</w:t>
+            </w:r>
+          </w:p>
+        </w:tc>
+      </w:tr>
+      <w:tr>
+        <w:trPr>
+          <w:trHeight w:val="300"/>
+        </w:trPr>
+        <w:tc>
+          <w:tcPr>
+            <w:tcW w:w="851" w:type="dxa"/>
+            <w:noWrap/>
+            <w:hideMark/>
+          </w:tcPr>
+          <w:p>
+            <w:pPr>
+              <w:rPr>
+                <w:rFonts w:asciiTheme="majorHAnsi" w:hAnsiTheme="majorHAnsi"/>
+                <w:sz w:val="20"/>
+                <w:szCs w:val="20"/>
+              </w:rPr>
+            </w:pPr>
+            <w:r>
+              <w:rPr>
+                <w:rFonts w:asciiTheme="majorHAnsi" w:hAnsiTheme="majorHAnsi"/>
+                <w:sz w:val="20"/>
+                <w:szCs w:val="20"/>
+              </w:rPr>
+              <w:t>BR-017</w:t>
+            </w:r>
+          </w:p>
+        </w:tc>
+        <w:tc>
+          <w:tcPr>
+            <w:tcW w:w="2126" w:type="dxa"/>
+            <w:noWrap/>
+            <w:hideMark/>
+          </w:tcPr>
+          <w:p>
+            <w:pPr>
+              <w:rPr>
+                <w:rFonts w:asciiTheme="majorHAnsi" w:hAnsiTheme="majorHAnsi"/>
+                <w:sz w:val="20"/>
+                <w:szCs w:val="20"/>
+              </w:rPr>
+            </w:pPr>
+            <w:r>
+              <w:rPr>
+                <w:rFonts w:asciiTheme="majorHAnsi" w:hAnsiTheme="majorHAnsi"/>
+                <w:sz w:val="20"/>
+                <w:szCs w:val="20"/>
+              </w:rPr>
+              <w:t>Operational Procedures</w:t>
+            </w:r>
+          </w:p>
+        </w:tc>
+        <w:tc>
+          <w:tcPr>
+            <w:tcW w:w="4536" w:type="dxa"/>
+            <w:noWrap/>
+            <w:hideMark/>
+          </w:tcPr>
+          <w:p>
+            <w:pPr>
+              <w:rPr>
+                <w:rFonts w:asciiTheme="majorHAnsi" w:hAnsiTheme="majorHAnsi"/>
+                <w:sz w:val="20"/>
+                <w:szCs w:val="20"/>
+              </w:rPr>
+            </w:pPr>
+            <w:r>
+              <w:rPr>
+                <w:rFonts w:asciiTheme="majorHAnsi" w:hAnsiTheme="majorHAnsi"/>
+                <w:sz w:val="20"/>
+                <w:szCs w:val="20"/>
+              </w:rPr>
+              <w:t>Documented procedures shall exist for routine administration and support activities.</w:t>
+            </w:r>
+          </w:p>
+        </w:tc>
+        <w:tc>
+          <w:tcPr>
+            <w:tcW w:w="567" w:type="dxa"/>
+            <w:noWrap/>
+            <w:hideMark/>
+          </w:tcPr>
+          <w:p>
+            <w:pPr>
+              <w:rPr>
+                <w:rFonts w:asciiTheme="majorHAnsi" w:hAnsiTheme="majorHAnsi"/>
+                <w:sz w:val="20"/>
+                <w:szCs w:val="20"/>
+              </w:rPr>
+            </w:pPr>
+            <w:r>
+              <w:rPr>
+                <w:rFonts w:asciiTheme="majorHAnsi" w:hAnsiTheme="majorHAnsi"/>
+                <w:sz w:val="20"/>
+                <w:szCs w:val="20"/>
+              </w:rPr>
+              <w:t>Should</w:t>
+            </w:r>
+          </w:p>
+        </w:tc>
+        <w:tc>
+          <w:tcPr>
+            <w:tcW w:w="1117" w:type="dxa"/>
+            <w:noWrap/>
+            <w:hideMark/>
+          </w:tcPr>
+          <w:p>
+            <w:pPr>
+              <w:rPr>
+                <w:rFonts w:asciiTheme="majorHAnsi" w:hAnsiTheme="majorHAnsi"/>
+                <w:sz w:val="20"/>
+                <w:szCs w:val="20"/>
+              </w:rPr>
+            </w:pPr>
+            <w:r>
+              <w:rPr>
+                <w:rFonts w:asciiTheme="majorHAnsi" w:hAnsiTheme="majorHAnsi"/>
+                <w:sz w:val="20"/>
+                <w:szCs w:val="20"/>
+              </w:rPr>
+              <w:t>IT Manager</w:t>
+            </w:r>
+          </w:p>
+        </w:tc>
+        <w:tc>
+          <w:tcPr>
+            <w:tcW w:w="851" w:type="dxa"/>
+            <w:noWrap/>
+            <w:hideMark/>
+          </w:tcPr>
+          <w:p>
+            <w:pPr>
+              <w:rPr>
+                <w:rFonts w:asciiTheme="majorHAnsi" w:hAnsiTheme="majorHAnsi"/>
+                <w:sz w:val="20"/>
+                <w:szCs w:val="20"/>
+              </w:rPr>
+            </w:pPr>
+            <w:r>
+              <w:rPr>
+                <w:rFonts w:asciiTheme="majorHAnsi" w:hAnsiTheme="majorHAnsi"/>
+                <w:sz w:val="20"/>
+                <w:szCs w:val="20"/>
+              </w:rPr>
+              <w:t>BD-001</w:t>
+            </w:r>
+          </w:p>
+        </w:tc>
+        <w:tc>
+          <w:tcPr>
+            <w:tcW w:w="3544" w:type="dxa"/>
+            <w:noWrap/>
+            <w:hideMark/>
+          </w:tcPr>
+          <w:p>
+            <w:pPr>
+              <w:rPr>
+                <w:rFonts w:asciiTheme="majorHAnsi" w:hAnsiTheme="majorHAnsi"/>
+                <w:sz w:val="20"/>
+                <w:szCs w:val="20"/>
+              </w:rPr>
+            </w:pPr>
+            <w:r>
+              <w:rPr>
+                <w:rFonts w:asciiTheme="majorHAnsi" w:hAnsiTheme="majorHAnsi"/>
+                <w:sz w:val="20"/>
+                <w:szCs w:val="20"/>
+              </w:rPr>
+              <w:t>Standard operating procedures are available.</w:t>
+            </w:r>
+          </w:p>
+        </w:tc>
+        <w:tc>
+          <w:tcPr>
+            <w:tcW w:w="1984" w:type="dxa"/>
+            <w:noWrap/>
+            <w:hideMark/>
+          </w:tcPr>
+          <w:p>
+            <w:pPr>
+              <w:rPr>
+                <w:rFonts w:asciiTheme="majorHAnsi" w:hAnsiTheme="majorHAnsi"/>
+                <w:sz w:val="20"/>
+                <w:szCs w:val="20"/>
+              </w:rPr>
+            </w:pPr>
+            <w:r>
+              <w:rPr>
+                <w:rFonts w:asciiTheme="majorHAnsi" w:hAnsiTheme="majorHAnsi"/>
+                <w:sz w:val="20"/>
+                <w:szCs w:val="20"/>
+              </w:rPr>
+              <w:t>Knowledge transfer.</w:t>
+            </w:r>
+          </w:p>
+        </w:tc>
+      </w:tr>
+      <w:tr>
+        <w:trPr>
+          <w:trHeight w:val="300"/>
+        </w:trPr>
+        <w:tc>
+          <w:tcPr>
+            <w:tcW w:w="851" w:type="dxa"/>
+            <w:noWrap/>
+            <w:hideMark/>
+          </w:tcPr>
+          <w:p>
+            <w:pPr>
+              <w:rPr>
+                <w:rFonts w:asciiTheme="majorHAnsi" w:hAnsiTheme="majorHAnsi"/>
+                <w:sz w:val="20"/>
+                <w:szCs w:val="20"/>
+              </w:rPr>
+            </w:pPr>
+            <w:r>
+              <w:rPr>
+                <w:rFonts w:asciiTheme="majorHAnsi" w:hAnsiTheme="majorHAnsi"/>
+                <w:sz w:val="20"/>
+                <w:szCs w:val="20"/>
+              </w:rPr>
+              <w:t>BR-018</w:t>
+            </w:r>
+          </w:p>
+        </w:tc>
+        <w:tc>
+          <w:tcPr>
+            <w:tcW w:w="2126" w:type="dxa"/>
+            <w:noWrap/>
+            <w:hideMark/>
+          </w:tcPr>
+          <w:p>
+            <w:pPr>
+              <w:rPr>
+                <w:rFonts w:asciiTheme="majorHAnsi" w:hAnsiTheme="majorHAnsi"/>
+                <w:sz w:val="20"/>
+                <w:szCs w:val="20"/>
+              </w:rPr>
+            </w:pPr>
+            <w:r>
+              <w:rPr>
+                <w:rFonts w:asciiTheme="majorHAnsi" w:hAnsiTheme="majorHAnsi"/>
+                <w:sz w:val="20"/>
+                <w:szCs w:val="20"/>
+              </w:rPr>
+              <w:t>Technical Documentation</w:t>
+            </w:r>
+          </w:p>
+        </w:tc>
+        <w:tc>
+          <w:tcPr>
+            <w:tcW w:w="4536" w:type="dxa"/>
+            <w:noWrap/>
+            <w:hideMark/>
+          </w:tcPr>
+          <w:p>
+            <w:pPr>
+              <w:rPr>
+                <w:rFonts w:asciiTheme="majorHAnsi" w:hAnsiTheme="majorHAnsi"/>
+                <w:sz w:val="20"/>
+                <w:szCs w:val="20"/>
+              </w:rPr>
+            </w:pPr>
+            <w:r>
+              <w:rPr>
+                <w:rFonts w:asciiTheme="majorHAnsi" w:hAnsiTheme="majorHAnsi"/>
+                <w:sz w:val="20"/>
+                <w:szCs w:val="20"/>
+              </w:rPr>
+              <w:t>Current technical documentation shall be maintained throughout the project lifecycle.</w:t>
+            </w:r>
+          </w:p>
+        </w:tc>
+        <w:tc>
+          <w:tcPr>
+            <w:tcW w:w="567" w:type="dxa"/>
+            <w:noWrap/>
+            <w:hideMark/>
+          </w:tcPr>
+          <w:p>
+            <w:pPr>
+              <w:rPr>
+                <w:rFonts w:asciiTheme="majorHAnsi" w:hAnsiTheme="majorHAnsi"/>
+                <w:sz w:val="20"/>
+                <w:szCs w:val="20"/>
+              </w:rPr>
+            </w:pPr>
+            <w:r>
+              <w:rPr>
+                <w:rFonts w:asciiTheme="majorHAnsi" w:hAnsiTheme="majorHAnsi"/>
+                <w:sz w:val="20"/>
+                <w:szCs w:val="20"/>
+              </w:rPr>
+              <w:t>Must</w:t>
+            </w:r>
+          </w:p>
+        </w:tc>
+        <w:tc>
+          <w:tcPr>
+            <w:tcW w:w="1117" w:type="dxa"/>
+            <w:noWrap/>
+            <w:hideMark/>
+          </w:tcPr>
+          <w:p>
+            <w:pPr>
+              <w:rPr>
+                <w:rFonts w:asciiTheme="majorHAnsi" w:hAnsiTheme="majorHAnsi"/>
+                <w:sz w:val="20"/>
+                <w:szCs w:val="20"/>
+              </w:rPr>
+            </w:pPr>
+            <w:r>
+              <w:rPr>
+                <w:rFonts w:asciiTheme="majorHAnsi" w:hAnsiTheme="majorHAnsi"/>
+                <w:sz w:val="20"/>
+                <w:szCs w:val="20"/>
+              </w:rPr>
+              <w:t>IT Manager</w:t>
+            </w:r>
+          </w:p>
+        </w:tc>
+        <w:tc>
+          <w:tcPr>
+            <w:tcW w:w="851" w:type="dxa"/>
+            <w:noWrap/>
+            <w:hideMark/>
+          </w:tcPr>
+          <w:p>
+            <w:pPr>
+              <w:rPr>
+                <w:rFonts w:asciiTheme="majorHAnsi" w:hAnsiTheme="majorHAnsi"/>
+                <w:sz w:val="20"/>
+                <w:szCs w:val="20"/>
+              </w:rPr>
+            </w:pPr>
+            <w:r>
+              <w:rPr>
+                <w:rFonts w:asciiTheme="majorHAnsi" w:hAnsiTheme="majorHAnsi"/>
+                <w:sz w:val="20"/>
+                <w:szCs w:val="20"/>
+              </w:rPr>
+              <w:t>BD-001</w:t>
+            </w:r>
+          </w:p>
+        </w:tc>
+        <w:tc>
+          <w:tcPr>
+            <w:tcW w:w="3544" w:type="dxa"/>
+            <w:noWrap/>
+            <w:hideMark/>
+          </w:tcPr>
+          <w:p>
+            <w:pPr>
+              <w:rPr>
+                <w:rFonts w:asciiTheme="majorHAnsi" w:hAnsiTheme="majorHAnsi"/>
+                <w:sz w:val="20"/>
+                <w:szCs w:val="20"/>
+              </w:rPr>
+            </w:pPr>
+            <w:r>
+              <w:rPr>
+                <w:rFonts w:asciiTheme="majorHAnsi" w:hAnsiTheme="majorHAnsi"/>
+                <w:sz w:val="20"/>
+                <w:szCs w:val="20"/>
+              </w:rPr>
+              <w:t>Documentation accurately reflects the implemented environment.</w:t>
+            </w:r>
+          </w:p>
+        </w:tc>
+        <w:tc>
+          <w:tcPr>
+            <w:tcW w:w="1984" w:type="dxa"/>
+            <w:noWrap/>
+            <w:hideMark/>
+          </w:tcPr>
+          <w:p>
+            <w:pPr>
+              <w:rPr>
+                <w:rFonts w:asciiTheme="majorHAnsi" w:hAnsiTheme="majorHAnsi"/>
+                <w:sz w:val="20"/>
+                <w:szCs w:val="20"/>
+              </w:rPr>
+            </w:pPr>
+            <w:r>
+              <w:rPr>
+                <w:rFonts w:asciiTheme="majorHAnsi" w:hAnsiTheme="majorHAnsi"/>
+                <w:sz w:val="20"/>
+                <w:szCs w:val="20"/>
+              </w:rPr>
+              <w:t>Project deliverable.</w:t>
+            </w:r>
+          </w:p>
+        </w:tc>
+      </w:tr>
+      <w:tr>
+        <w:trPr>
+          <w:trHeight w:val="300"/>
+        </w:trPr>
+        <w:tc>
+          <w:tcPr>
+            <w:tcW w:w="851" w:type="dxa"/>
+            <w:noWrap/>
+            <w:hideMark/>
+          </w:tcPr>
+          <w:p>
+            <w:pPr>
+              <w:rPr>
+                <w:rFonts w:asciiTheme="majorHAnsi" w:hAnsiTheme="majorHAnsi"/>
+                <w:sz w:val="20"/>
+                <w:szCs w:val="20"/>
+              </w:rPr>
+            </w:pPr>
+            <w:r>
+              <w:rPr>
+                <w:rFonts w:asciiTheme="majorHAnsi" w:hAnsiTheme="majorHAnsi"/>
+                <w:sz w:val="20"/>
+                <w:szCs w:val="20"/>
+              </w:rPr>
+              <w:t>BR-019</w:t>
+            </w:r>
+          </w:p>
+        </w:tc>
+        <w:tc>
+          <w:tcPr>
+            <w:tcW w:w="2126" w:type="dxa"/>
+            <w:noWrap/>
+            <w:hideMark/>
+          </w:tcPr>
+          <w:p>
+            <w:pPr>
+              <w:rPr>
+                <w:rFonts w:asciiTheme="majorHAnsi" w:hAnsiTheme="majorHAnsi"/>
+                <w:sz w:val="20"/>
+                <w:szCs w:val="20"/>
+              </w:rPr>
+            </w:pPr>
+            <w:r>
+              <w:rPr>
+                <w:rFonts w:asciiTheme="majorHAnsi" w:hAnsiTheme="majorHAnsi"/>
+                <w:sz w:val="20"/>
+                <w:szCs w:val="20"/>
+              </w:rPr>
+              <w:t>Future Expansion</w:t>
+            </w:r>
+          </w:p>
+        </w:tc>
+        <w:tc>
+          <w:tcPr>
+            <w:tcW w:w="4536" w:type="dxa"/>
+            <w:noWrap/>
+            <w:hideMark/>
+          </w:tcPr>
+          <w:p>
+            <w:pPr>
+              <w:rPr>
+                <w:rFonts w:asciiTheme="majorHAnsi" w:hAnsiTheme="majorHAnsi"/>
+                <w:sz w:val="20"/>
+                <w:szCs w:val="20"/>
+              </w:rPr>
+            </w:pPr>
+            <w:r>
+              <w:rPr>
+                <w:rFonts w:asciiTheme="majorHAnsi" w:hAnsiTheme="majorHAnsi"/>
+                <w:sz w:val="20"/>
+                <w:szCs w:val="20"/>
+              </w:rPr>
+              <w:t>The solution shall support additional users, departments and business services.</w:t>
+            </w:r>
+          </w:p>
+        </w:tc>
+        <w:tc>
+          <w:tcPr>
+            <w:tcW w:w="567" w:type="dxa"/>
+            <w:noWrap/>
+            <w:hideMark/>
+          </w:tcPr>
+          <w:p>
+            <w:pPr>
+              <w:rPr>
+                <w:rFonts w:asciiTheme="majorHAnsi" w:hAnsiTheme="majorHAnsi"/>
+                <w:sz w:val="20"/>
+                <w:szCs w:val="20"/>
+              </w:rPr>
+            </w:pPr>
+            <w:r>
+              <w:rPr>
+                <w:rFonts w:asciiTheme="majorHAnsi" w:hAnsiTheme="majorHAnsi"/>
+                <w:sz w:val="20"/>
+                <w:szCs w:val="20"/>
+              </w:rPr>
+              <w:t>Should</w:t>
+            </w:r>
+          </w:p>
+        </w:tc>
+        <w:tc>
+          <w:tcPr>
+            <w:tcW w:w="1117" w:type="dxa"/>
+            <w:noWrap/>
+            <w:hideMark/>
+          </w:tcPr>
+          <w:p>
+            <w:pPr>
+              <w:rPr>
+                <w:rFonts w:asciiTheme="majorHAnsi" w:hAnsiTheme="majorHAnsi"/>
+                <w:sz w:val="20"/>
+                <w:szCs w:val="20"/>
+              </w:rPr>
+            </w:pPr>
+            <w:r>
+              <w:rPr>
+                <w:rFonts w:asciiTheme="majorHAnsi" w:hAnsiTheme="majorHAnsi"/>
+                <w:sz w:val="20"/>
+                <w:szCs w:val="20"/>
+              </w:rPr>
+              <w:t>Operations Director</w:t>
+            </w:r>
+          </w:p>
+        </w:tc>
+        <w:tc>
+          <w:tcPr>
+            <w:tcW w:w="851" w:type="dxa"/>
+            <w:noWrap/>
+            <w:hideMark/>
+          </w:tcPr>
+          <w:p>
+            <w:pPr>
+              <w:rPr>
+                <w:rFonts w:asciiTheme="majorHAnsi" w:hAnsiTheme="majorHAnsi"/>
+                <w:sz w:val="20"/>
+                <w:szCs w:val="20"/>
+              </w:rPr>
+            </w:pPr>
+            <w:r>
+              <w:rPr>
+                <w:rFonts w:asciiTheme="majorHAnsi" w:hAnsiTheme="majorHAnsi"/>
+                <w:sz w:val="20"/>
+                <w:szCs w:val="20"/>
+              </w:rPr>
+              <w:t>BD-003</w:t>
+            </w:r>
+          </w:p>
+        </w:tc>
+        <w:tc>
+          <w:tcPr>
+            <w:tcW w:w="3544" w:type="dxa"/>
+            <w:noWrap/>
+            <w:hideMark/>
+          </w:tcPr>
+          <w:p>
+            <w:pPr>
+              <w:rPr>
+                <w:rFonts w:asciiTheme="majorHAnsi" w:hAnsiTheme="majorHAnsi"/>
+                <w:sz w:val="20"/>
+                <w:szCs w:val="20"/>
+              </w:rPr>
+            </w:pPr>
+            <w:r>
+              <w:rPr>
+                <w:rFonts w:asciiTheme="majorHAnsi" w:hAnsiTheme="majorHAnsi"/>
+                <w:sz w:val="20"/>
+                <w:szCs w:val="20"/>
+              </w:rPr>
+              <w:t>Additional services can be introduced without significant redesign.</w:t>
+            </w:r>
+          </w:p>
+        </w:tc>
+        <w:tc>
+          <w:tcPr>
+            <w:tcW w:w="1984" w:type="dxa"/>
+            <w:noWrap/>
+            <w:hideMark/>
+          </w:tcPr>
+          <w:p>
+            <w:pPr>
+              <w:rPr>
+                <w:rFonts w:asciiTheme="majorHAnsi" w:hAnsiTheme="majorHAnsi"/>
+                <w:sz w:val="20"/>
+                <w:szCs w:val="20"/>
+              </w:rPr>
+            </w:pPr>
+            <w:r>
+              <w:rPr>
+                <w:rFonts w:asciiTheme="majorHAnsi" w:hAnsiTheme="majorHAnsi"/>
+                <w:sz w:val="20"/>
+                <w:szCs w:val="20"/>
+              </w:rPr>
+              <w:t>Long-term objective.</w:t>
+            </w:r>
+          </w:p>
+        </w:tc>
+      </w:tr>
+      <w:tr>
+        <w:trPr>
+          <w:trHeight w:val="300"/>
+        </w:trPr>
+        <w:tc>
+          <w:tcPr>
+            <w:tcW w:w="851" w:type="dxa"/>
+            <w:noWrap/>
+            <w:hideMark/>
+          </w:tcPr>
+          <w:p>
+            <w:pPr>
+              <w:rPr>
+                <w:rFonts w:asciiTheme="majorHAnsi" w:hAnsiTheme="majorHAnsi"/>
+                <w:sz w:val="20"/>
+                <w:szCs w:val="20"/>
+              </w:rPr>
+            </w:pPr>
+            <w:r>
+              <w:rPr>
+                <w:rFonts w:asciiTheme="majorHAnsi" w:hAnsiTheme="majorHAnsi"/>
+                <w:sz w:val="20"/>
+                <w:szCs w:val="20"/>
+              </w:rPr>
+              <w:t>BR-020</w:t>
+            </w:r>
+          </w:p>
+        </w:tc>
+        <w:tc>
+          <w:tcPr>
+            <w:tcW w:w="2126" w:type="dxa"/>
+            <w:noWrap/>
+            <w:hideMark/>
+          </w:tcPr>
+          <w:p>
+            <w:pPr>
+              <w:rPr>
+                <w:rFonts w:asciiTheme="majorHAnsi" w:hAnsiTheme="majorHAnsi"/>
+                <w:sz w:val="20"/>
+                <w:szCs w:val="20"/>
+              </w:rPr>
+            </w:pPr>
+            <w:r>
+              <w:rPr>
+                <w:rFonts w:asciiTheme="majorHAnsi" w:hAnsiTheme="majorHAnsi"/>
+                <w:sz w:val="20"/>
+                <w:szCs w:val="20"/>
+              </w:rPr>
+              <w:t>Repeatable Infrastructure Deployment</w:t>
+            </w:r>
+          </w:p>
+        </w:tc>
+        <w:tc>
+          <w:tcPr>
+            <w:tcW w:w="4536" w:type="dxa"/>
+            <w:noWrap/>
+            <w:hideMark/>
+          </w:tcPr>
+          <w:p>
+            <w:pPr>
+              <w:rPr>
+                <w:rFonts w:asciiTheme="majorHAnsi" w:hAnsiTheme="majorHAnsi"/>
+                <w:sz w:val="20"/>
+                <w:szCs w:val="20"/>
+              </w:rPr>
+            </w:pPr>
+            <w:r>
+              <w:rPr>
+                <w:rFonts w:asciiTheme="majorHAnsi" w:hAnsiTheme="majorHAnsi"/>
+                <w:sz w:val="20"/>
+                <w:szCs w:val="20"/>
+              </w:rPr>
+              <w:t>Infrastructure components shall be deployable using documented and repeatable processes.</w:t>
+            </w:r>
+          </w:p>
+        </w:tc>
+        <w:tc>
+          <w:tcPr>
+            <w:tcW w:w="567" w:type="dxa"/>
+            <w:noWrap/>
+            <w:hideMark/>
+          </w:tcPr>
+          <w:p>
+            <w:pPr>
+              <w:rPr>
+                <w:rFonts w:asciiTheme="majorHAnsi" w:hAnsiTheme="majorHAnsi"/>
+                <w:sz w:val="20"/>
+                <w:szCs w:val="20"/>
+              </w:rPr>
+            </w:pPr>
+            <w:r>
+              <w:rPr>
+                <w:rFonts w:asciiTheme="majorHAnsi" w:hAnsiTheme="majorHAnsi"/>
+                <w:sz w:val="20"/>
+                <w:szCs w:val="20"/>
+              </w:rPr>
+              <w:t>Could</w:t>
+            </w:r>
+          </w:p>
+        </w:tc>
+        <w:tc>
+          <w:tcPr>
+            <w:tcW w:w="1117" w:type="dxa"/>
+            <w:noWrap/>
+            <w:hideMark/>
+          </w:tcPr>
+          <w:p>
+            <w:pPr>
+              <w:rPr>
+                <w:rFonts w:asciiTheme="majorHAnsi" w:hAnsiTheme="majorHAnsi"/>
+                <w:sz w:val="20"/>
+                <w:szCs w:val="20"/>
+              </w:rPr>
+            </w:pPr>
+            <w:r>
+              <w:rPr>
+                <w:rFonts w:asciiTheme="majorHAnsi" w:hAnsiTheme="majorHAnsi"/>
+                <w:sz w:val="20"/>
+                <w:szCs w:val="20"/>
+              </w:rPr>
+              <w:t>IT Manager</w:t>
+            </w:r>
+          </w:p>
+        </w:tc>
+        <w:tc>
+          <w:tcPr>
+            <w:tcW w:w="851" w:type="dxa"/>
+            <w:noWrap/>
+            <w:hideMark/>
+          </w:tcPr>
+          <w:p>
+            <w:pPr>
+              <w:rPr>
+                <w:rFonts w:asciiTheme="majorHAnsi" w:hAnsiTheme="majorHAnsi"/>
+                <w:sz w:val="20"/>
+                <w:szCs w:val="20"/>
+              </w:rPr>
+            </w:pPr>
+            <w:r>
+              <w:rPr>
+                <w:rFonts w:asciiTheme="majorHAnsi" w:hAnsiTheme="majorHAnsi"/>
+                <w:sz w:val="20"/>
+                <w:szCs w:val="20"/>
+              </w:rPr>
+              <w:t>BD-001</w:t>
+            </w:r>
+          </w:p>
+        </w:tc>
+        <w:tc>
+          <w:tcPr>
+            <w:tcW w:w="3544" w:type="dxa"/>
+            <w:noWrap/>
+            <w:hideMark/>
+          </w:tcPr>
+          <w:p>
+            <w:pPr>
+              <w:rPr>
+                <w:rFonts w:asciiTheme="majorHAnsi" w:hAnsiTheme="majorHAnsi"/>
+                <w:sz w:val="20"/>
+                <w:szCs w:val="20"/>
+              </w:rPr>
+            </w:pPr>
+            <w:r>
+              <w:rPr>
+                <w:rFonts w:asciiTheme="majorHAnsi" w:hAnsiTheme="majorHAnsi"/>
+                <w:sz w:val="20"/>
+                <w:szCs w:val="20"/>
+              </w:rPr>
+              <w:t>New environments can be deployed consistently.</w:t>
+            </w:r>
+          </w:p>
+        </w:tc>
+        <w:tc>
+          <w:tcPr>
+            <w:tcW w:w="1984" w:type="dxa"/>
+            <w:noWrap/>
+            <w:hideMark/>
+          </w:tcPr>
+          <w:p>
+            <w:pPr>
+              <w:rPr>
+                <w:rFonts w:asciiTheme="majorHAnsi" w:hAnsiTheme="majorHAnsi"/>
+                <w:sz w:val="20"/>
+                <w:szCs w:val="20"/>
+              </w:rPr>
+            </w:pPr>
+            <w:r>
+              <w:rPr>
+                <w:rFonts w:asciiTheme="majorHAnsi" w:hAnsiTheme="majorHAnsi"/>
+                <w:sz w:val="20"/>
+                <w:szCs w:val="20"/>
+              </w:rPr>
+              <w:t>Supports future automation.</w:t>
+            </w:r>
+          </w:p>
+        </w:tc>
+      </w:tr>
+    </w:tbl>
+    <w:p/>
+    <w:p/>
+    <w:p/>
+    <w:p/>
+    <w:p/>
+    <w:p>
+      <w:pPr>
+        <w:pStyle w:val="Heading2"/>
+        <w:sectPr>
+          <w:pgSz w:w="16838" w:h="11906" w:orient="landscape"/>
+          <w:pgMar w:top="1418" w:right="1418" w:bottom="1418" w:left="1134" w:header="709" w:footer="709" w:gutter="0"/>
+          <w:cols w:space="708"/>
+          <w:docGrid w:linePitch="360"/>
+        </w:sectPr>
+      </w:pPr>
+      <w:bookmarkStart w:id="15" w:name="_Toc236668286"/>
+    </w:p>
+    <w:p>
+      <w:pPr>
+        <w:pStyle w:val="Heading2"/>
+      </w:pPr>
+      <w:r>
+        <w:lastRenderedPageBreak/>
+        <w:t>9. Non-Functional Requirements</w:t>
+      </w:r>
+      <w:bookmarkEnd w:id="15"/>
+    </w:p>
     <w:p>
       <w:pPr>
         <w:rPr>
@@ -3570,281 +7991,683 @@
           <w:i/>
           <w:iCs/>
         </w:rPr>
-        <w:t>External Interface Requirements</w:t>
-      </w:r>
-    </w:p>
-    <w:p>
-      <w:pPr>
+        <w:t xml:space="preserve">Detail all non-functional requirements (NFRs) of the project, including such things as features, system </w:t>
+      </w:r>
+      <w:proofErr w:type="spellStart"/>
+      <w:r>
         <w:rPr>
           <w:i/>
           <w:iCs/>
         </w:rPr>
-      </w:pPr>
+        <w:t>behavior</w:t>
+      </w:r>
+      <w:proofErr w:type="spellEnd"/>
       <w:r>
         <w:rPr>
           <w:i/>
           <w:iCs/>
         </w:rPr>
-        <w:t>User Interfaces</w:t>
-      </w:r>
-    </w:p>
-    <w:p>
-      <w:pPr>
-        <w:rPr>
-          <w:i/>
-          <w:iCs/>
-        </w:rPr>
-      </w:pPr>
-      <w:r>
-        <w:rPr>
-          <w:i/>
-          <w:iCs/>
-        </w:rPr>
-        <w:t>Hardware Interfaces</w:t>
-      </w:r>
-    </w:p>
-    <w:p>
-      <w:pPr>
-        <w:rPr>
-          <w:i/>
-          <w:iCs/>
-        </w:rPr>
-      </w:pPr>
-      <w:r>
-        <w:rPr>
-          <w:i/>
-          <w:iCs/>
-        </w:rPr>
-        <w:t>Software Interfaces</w:t>
-      </w:r>
-    </w:p>
-    <w:p>
-      <w:pPr>
-        <w:rPr>
-          <w:i/>
-          <w:iCs/>
-        </w:rPr>
-      </w:pPr>
-      <w:r>
-        <w:rPr>
-          <w:i/>
-          <w:iCs/>
-        </w:rPr>
-        <w:t>Communications Interfaces</w:t>
-      </w:r>
-    </w:p>
-    <w:p>
-      <w:pPr>
-        <w:rPr>
-          <w:i/>
-          <w:iCs/>
-        </w:rPr>
-      </w:pPr>
-      <w:r>
-        <w:rPr>
-          <w:i/>
-          <w:iCs/>
-        </w:rPr>
-        <w:t>Functional Requirements</w:t>
-      </w:r>
-    </w:p>
-    <w:p>
-      <w:pPr>
-        <w:rPr>
-          <w:i/>
-          <w:iCs/>
-        </w:rPr>
-      </w:pPr>
-      <w:r>
-        <w:rPr>
-          <w:i/>
-          <w:iCs/>
-        </w:rPr>
+        <w:t>, and project characteristics that relate to user experience.</w:t>
+      </w:r>
+    </w:p>
+    <w:tbl>
+      <w:tblPr>
+        <w:tblStyle w:val="TableGrid"/>
+        <w:tblW w:w="15876" w:type="dxa"/>
+        <w:tblInd w:w="-572" w:type="dxa"/>
+        <w:tblLook w:val="04A0" w:firstRow="1" w:lastRow="0" w:firstColumn="1" w:lastColumn="0" w:noHBand="0" w:noVBand="1"/>
+      </w:tblPr>
+      <w:tblGrid>
+        <w:gridCol w:w="1452"/>
+        <w:gridCol w:w="1706"/>
+        <w:gridCol w:w="10592"/>
+        <w:gridCol w:w="2126"/>
+      </w:tblGrid>
+      <w:tr>
+        <w:trPr>
+          <w:trHeight w:val="300"/>
+        </w:trPr>
+        <w:tc>
+          <w:tcPr>
+            <w:tcW w:w="1452" w:type="dxa"/>
+            <w:noWrap/>
+            <w:hideMark/>
+          </w:tcPr>
+          <w:p>
+            <w:pPr>
+              <w:rPr>
+                <w:b/>
+                <w:bCs/>
+              </w:rPr>
+            </w:pPr>
+            <w:r>
+              <w:rPr>
+                <w:b/>
+                <w:bCs/>
+              </w:rPr>
+              <w:t>NFR ID</w:t>
+            </w:r>
+          </w:p>
+        </w:tc>
+        <w:tc>
+          <w:tcPr>
+            <w:tcW w:w="1706" w:type="dxa"/>
+            <w:noWrap/>
+            <w:hideMark/>
+          </w:tcPr>
+          <w:p>
+            <w:pPr>
+              <w:rPr>
+                <w:b/>
+                <w:bCs/>
+              </w:rPr>
+            </w:pPr>
+            <w:r>
+              <w:rPr>
+                <w:b/>
+                <w:bCs/>
+              </w:rPr>
+              <w:t>Category</w:t>
+            </w:r>
+          </w:p>
+        </w:tc>
+        <w:tc>
+          <w:tcPr>
+            <w:tcW w:w="10592" w:type="dxa"/>
+            <w:noWrap/>
+            <w:hideMark/>
+          </w:tcPr>
+          <w:p>
+            <w:pPr>
+              <w:rPr>
+                <w:b/>
+                <w:bCs/>
+              </w:rPr>
+            </w:pPr>
+            <w:r>
+              <w:rPr>
+                <w:b/>
+                <w:bCs/>
+              </w:rPr>
+              <w:t>Requirement</w:t>
+            </w:r>
+          </w:p>
+        </w:tc>
+        <w:tc>
+          <w:tcPr>
+            <w:tcW w:w="2126" w:type="dxa"/>
+            <w:noWrap/>
+            <w:hideMark/>
+          </w:tcPr>
+          <w:p>
+            <w:pPr>
+              <w:rPr>
+                <w:b/>
+                <w:bCs/>
+              </w:rPr>
+            </w:pPr>
+            <w:r>
+              <w:rPr>
+                <w:b/>
+                <w:bCs/>
+              </w:rPr>
+              <w:t>Priority</w:t>
+            </w:r>
+          </w:p>
+        </w:tc>
+      </w:tr>
+      <w:tr>
+        <w:trPr>
+          <w:trHeight w:val="300"/>
+        </w:trPr>
+        <w:tc>
+          <w:tcPr>
+            <w:tcW w:w="1452" w:type="dxa"/>
+            <w:noWrap/>
+            <w:hideMark/>
+          </w:tcPr>
+          <w:p>
+            <w:r>
+              <w:t>NFR-001</w:t>
+            </w:r>
+          </w:p>
+        </w:tc>
+        <w:tc>
+          <w:tcPr>
+            <w:tcW w:w="1706" w:type="dxa"/>
+            <w:noWrap/>
+            <w:hideMark/>
+          </w:tcPr>
+          <w:p>
+            <w:r>
+              <w:t>Availability</w:t>
+            </w:r>
+          </w:p>
+        </w:tc>
+        <w:tc>
+          <w:tcPr>
+            <w:tcW w:w="10592" w:type="dxa"/>
+            <w:noWrap/>
+            <w:hideMark/>
+          </w:tcPr>
+          <w:p>
+            <w:r>
+              <w:t>Business-critical services shall be available during agreed business operating hours.</w:t>
+            </w:r>
+          </w:p>
+        </w:tc>
+        <w:tc>
+          <w:tcPr>
+            <w:tcW w:w="2126" w:type="dxa"/>
+            <w:noWrap/>
+            <w:hideMark/>
+          </w:tcPr>
+          <w:p>
+            <w:r>
+              <w:t>Must</w:t>
+            </w:r>
+          </w:p>
+        </w:tc>
+      </w:tr>
+      <w:tr>
+        <w:trPr>
+          <w:trHeight w:val="300"/>
+        </w:trPr>
+        <w:tc>
+          <w:tcPr>
+            <w:tcW w:w="1452" w:type="dxa"/>
+            <w:noWrap/>
+            <w:hideMark/>
+          </w:tcPr>
+          <w:p>
+            <w:r>
+              <w:t>NFR-002</w:t>
+            </w:r>
+          </w:p>
+        </w:tc>
+        <w:tc>
+          <w:tcPr>
+            <w:tcW w:w="1706" w:type="dxa"/>
+            <w:noWrap/>
+            <w:hideMark/>
+          </w:tcPr>
+          <w:p>
+            <w:r>
+              <w:t>Security</w:t>
+            </w:r>
+          </w:p>
+        </w:tc>
+        <w:tc>
+          <w:tcPr>
+            <w:tcW w:w="10592" w:type="dxa"/>
+            <w:noWrap/>
+            <w:hideMark/>
+          </w:tcPr>
+          <w:p>
+            <w:r>
+              <w:t>Access to systems shall be restricted to authorised personnel.</w:t>
+            </w:r>
+          </w:p>
+        </w:tc>
+        <w:tc>
+          <w:tcPr>
+            <w:tcW w:w="2126" w:type="dxa"/>
+            <w:noWrap/>
+            <w:hideMark/>
+          </w:tcPr>
+          <w:p>
+            <w:r>
+              <w:t>Must</w:t>
+            </w:r>
+          </w:p>
+        </w:tc>
+      </w:tr>
+      <w:tr>
+        <w:trPr>
+          <w:trHeight w:val="300"/>
+        </w:trPr>
+        <w:tc>
+          <w:tcPr>
+            <w:tcW w:w="1452" w:type="dxa"/>
+            <w:noWrap/>
+            <w:hideMark/>
+          </w:tcPr>
+          <w:p>
+            <w:r>
+              <w:t>NFR-003</w:t>
+            </w:r>
+          </w:p>
+        </w:tc>
+        <w:tc>
+          <w:tcPr>
+            <w:tcW w:w="1706" w:type="dxa"/>
+            <w:noWrap/>
+            <w:hideMark/>
+          </w:tcPr>
+          <w:p>
+            <w:r>
+              <w:t>Performance</w:t>
+            </w:r>
+          </w:p>
+        </w:tc>
+        <w:tc>
+          <w:tcPr>
+            <w:tcW w:w="10592" w:type="dxa"/>
+            <w:noWrap/>
+            <w:hideMark/>
+          </w:tcPr>
+          <w:p>
+            <w:r>
+              <w:t>Infrastructure shall provide acceptable response times for normal business operations.</w:t>
+            </w:r>
+          </w:p>
+        </w:tc>
+        <w:tc>
+          <w:tcPr>
+            <w:tcW w:w="2126" w:type="dxa"/>
+            <w:noWrap/>
+            <w:hideMark/>
+          </w:tcPr>
+          <w:p>
+            <w:r>
+              <w:t>Should</w:t>
+            </w:r>
+          </w:p>
+        </w:tc>
+      </w:tr>
+      <w:tr>
+        <w:trPr>
+          <w:trHeight w:val="300"/>
+        </w:trPr>
+        <w:tc>
+          <w:tcPr>
+            <w:tcW w:w="1452" w:type="dxa"/>
+            <w:noWrap/>
+            <w:hideMark/>
+          </w:tcPr>
+          <w:p>
+            <w:r>
+              <w:t>NFR-004</w:t>
+            </w:r>
+          </w:p>
+        </w:tc>
+        <w:tc>
+          <w:tcPr>
+            <w:tcW w:w="1706" w:type="dxa"/>
+            <w:noWrap/>
+            <w:hideMark/>
+          </w:tcPr>
+          <w:p>
+            <w:r>
+              <w:t>Scalability</w:t>
+            </w:r>
+          </w:p>
+        </w:tc>
+        <w:tc>
+          <w:tcPr>
+            <w:tcW w:w="10592" w:type="dxa"/>
+            <w:noWrap/>
+            <w:hideMark/>
+          </w:tcPr>
+          <w:p>
+            <w:r>
+              <w:t>The infrastructure shall support anticipated organisational growth over the next five years.</w:t>
+            </w:r>
+          </w:p>
+        </w:tc>
+        <w:tc>
+          <w:tcPr>
+            <w:tcW w:w="2126" w:type="dxa"/>
+            <w:noWrap/>
+            <w:hideMark/>
+          </w:tcPr>
+          <w:p>
+            <w:r>
+              <w:t>Should</w:t>
+            </w:r>
+          </w:p>
+        </w:tc>
+      </w:tr>
+      <w:tr>
+        <w:trPr>
+          <w:trHeight w:val="300"/>
+        </w:trPr>
+        <w:tc>
+          <w:tcPr>
+            <w:tcW w:w="1452" w:type="dxa"/>
+            <w:noWrap/>
+            <w:hideMark/>
+          </w:tcPr>
+          <w:p>
+            <w:r>
+              <w:t>NFR-005</w:t>
+            </w:r>
+          </w:p>
+        </w:tc>
+        <w:tc>
+          <w:tcPr>
+            <w:tcW w:w="1706" w:type="dxa"/>
+            <w:noWrap/>
+            <w:hideMark/>
+          </w:tcPr>
+          <w:p>
+            <w:r>
+              <w:t>Maintainability</w:t>
+            </w:r>
+          </w:p>
+        </w:tc>
+        <w:tc>
+          <w:tcPr>
+            <w:tcW w:w="10592" w:type="dxa"/>
+            <w:noWrap/>
+            <w:hideMark/>
+          </w:tcPr>
+          <w:p>
+            <w:r>
+              <w:t>Systems shall be capable of being maintained with minimal disruption to business operations.</w:t>
+            </w:r>
+          </w:p>
+        </w:tc>
+        <w:tc>
+          <w:tcPr>
+            <w:tcW w:w="2126" w:type="dxa"/>
+            <w:noWrap/>
+            <w:hideMark/>
+          </w:tcPr>
+          <w:p>
+            <w:r>
+              <w:t>Must</w:t>
+            </w:r>
+          </w:p>
+        </w:tc>
+      </w:tr>
+      <w:tr>
+        <w:trPr>
+          <w:trHeight w:val="300"/>
+        </w:trPr>
+        <w:tc>
+          <w:tcPr>
+            <w:tcW w:w="1452" w:type="dxa"/>
+            <w:noWrap/>
+            <w:hideMark/>
+          </w:tcPr>
+          <w:p>
+            <w:r>
+              <w:t>NFR-006</w:t>
+            </w:r>
+          </w:p>
+        </w:tc>
+        <w:tc>
+          <w:tcPr>
+            <w:tcW w:w="1706" w:type="dxa"/>
+            <w:noWrap/>
+            <w:hideMark/>
+          </w:tcPr>
+          <w:p>
+            <w:r>
+              <w:t>Recoverability</w:t>
+            </w:r>
+          </w:p>
+        </w:tc>
+        <w:tc>
+          <w:tcPr>
+            <w:tcW w:w="10592" w:type="dxa"/>
+            <w:noWrap/>
+            <w:hideMark/>
+          </w:tcPr>
+          <w:p>
+            <w:r>
+              <w:t>Critical business data shall be recoverable within agreed recovery objectives.</w:t>
+            </w:r>
+          </w:p>
+        </w:tc>
+        <w:tc>
+          <w:tcPr>
+            <w:tcW w:w="2126" w:type="dxa"/>
+            <w:noWrap/>
+            <w:hideMark/>
+          </w:tcPr>
+          <w:p>
+            <w:r>
+              <w:t>Must</w:t>
+            </w:r>
+          </w:p>
+        </w:tc>
+      </w:tr>
+      <w:tr>
+        <w:trPr>
+          <w:trHeight w:val="300"/>
+        </w:trPr>
+        <w:tc>
+          <w:tcPr>
+            <w:tcW w:w="1452" w:type="dxa"/>
+            <w:noWrap/>
+            <w:hideMark/>
+          </w:tcPr>
+          <w:p>
+            <w:r>
+              <w:t>NFR-007</w:t>
+            </w:r>
+          </w:p>
+        </w:tc>
+        <w:tc>
+          <w:tcPr>
+            <w:tcW w:w="1706" w:type="dxa"/>
+            <w:noWrap/>
+            <w:hideMark/>
+          </w:tcPr>
+          <w:p>
+            <w:r>
+              <w:t>Supportability</w:t>
+            </w:r>
+          </w:p>
+        </w:tc>
+        <w:tc>
+          <w:tcPr>
+            <w:tcW w:w="10592" w:type="dxa"/>
+            <w:noWrap/>
+            <w:hideMark/>
+          </w:tcPr>
+          <w:p>
+            <w:r>
+              <w:t>Operational documentation shall enable routine administration by authorised IT personnel.</w:t>
+            </w:r>
+          </w:p>
+        </w:tc>
+        <w:tc>
+          <w:tcPr>
+            <w:tcW w:w="2126" w:type="dxa"/>
+            <w:noWrap/>
+            <w:hideMark/>
+          </w:tcPr>
+          <w:p>
+            <w:r>
+              <w:t>Must</w:t>
+            </w:r>
+          </w:p>
+        </w:tc>
+      </w:tr>
+      <w:tr>
+        <w:trPr>
+          <w:trHeight w:val="300"/>
+        </w:trPr>
+        <w:tc>
+          <w:tcPr>
+            <w:tcW w:w="1452" w:type="dxa"/>
+            <w:noWrap/>
+            <w:hideMark/>
+          </w:tcPr>
+          <w:p>
+            <w:r>
+              <w:t>NFR-008</w:t>
+            </w:r>
+          </w:p>
+        </w:tc>
+        <w:tc>
+          <w:tcPr>
+            <w:tcW w:w="1706" w:type="dxa"/>
+            <w:noWrap/>
+            <w:hideMark/>
+          </w:tcPr>
+          <w:p>
+            <w:r>
+              <w:t>Auditability</w:t>
+            </w:r>
+          </w:p>
+        </w:tc>
+        <w:tc>
+          <w:tcPr>
+            <w:tcW w:w="10592" w:type="dxa"/>
+            <w:noWrap/>
+            <w:hideMark/>
+          </w:tcPr>
+          <w:p>
+            <w:r>
+              <w:t>Security and administrative events shall be logged for operational and compliance purposes.</w:t>
+            </w:r>
+          </w:p>
+        </w:tc>
+        <w:tc>
+          <w:tcPr>
+            <w:tcW w:w="2126" w:type="dxa"/>
+            <w:noWrap/>
+            <w:hideMark/>
+          </w:tcPr>
+          <w:p>
+            <w:r>
+              <w:t>Should</w:t>
+            </w:r>
+          </w:p>
+        </w:tc>
+      </w:tr>
+      <w:tr>
+        <w:trPr>
+          <w:trHeight w:val="300"/>
+        </w:trPr>
+        <w:tc>
+          <w:tcPr>
+            <w:tcW w:w="1452" w:type="dxa"/>
+            <w:noWrap/>
+            <w:hideMark/>
+          </w:tcPr>
+          <w:p>
+            <w:r>
+              <w:t>NFR-009</w:t>
+            </w:r>
+          </w:p>
+        </w:tc>
+        <w:tc>
+          <w:tcPr>
+            <w:tcW w:w="1706" w:type="dxa"/>
+            <w:noWrap/>
+            <w:hideMark/>
+          </w:tcPr>
+          <w:p>
+            <w:r>
+              <w:t>Compliance</w:t>
+            </w:r>
+          </w:p>
+        </w:tc>
+        <w:tc>
+          <w:tcPr>
+            <w:tcW w:w="10592" w:type="dxa"/>
+            <w:noWrap/>
+            <w:hideMark/>
+          </w:tcPr>
+          <w:p>
+            <w:r>
+              <w:t>The solution shall support applicable business, legal and regulatory obligations.</w:t>
+            </w:r>
+          </w:p>
+        </w:tc>
+        <w:tc>
+          <w:tcPr>
+            <w:tcW w:w="2126" w:type="dxa"/>
+            <w:noWrap/>
+            <w:hideMark/>
+          </w:tcPr>
+          <w:p>
+            <w:r>
+              <w:t>Should</w:t>
+            </w:r>
+          </w:p>
+        </w:tc>
+      </w:tr>
+      <w:tr>
+        <w:trPr>
+          <w:trHeight w:val="300"/>
+        </w:trPr>
+        <w:tc>
+          <w:tcPr>
+            <w:tcW w:w="1452" w:type="dxa"/>
+            <w:noWrap/>
+            <w:hideMark/>
+          </w:tcPr>
+          <w:p>
+            <w:r>
+              <w:t>NFR-010</w:t>
+            </w:r>
+          </w:p>
+        </w:tc>
+        <w:tc>
+          <w:tcPr>
+            <w:tcW w:w="1706" w:type="dxa"/>
+            <w:noWrap/>
+            <w:hideMark/>
+          </w:tcPr>
+          <w:p>
+            <w:r>
+              <w:t>Documentation</w:t>
+            </w:r>
+          </w:p>
+        </w:tc>
+        <w:tc>
+          <w:tcPr>
+            <w:tcW w:w="10592" w:type="dxa"/>
+            <w:noWrap/>
+            <w:hideMark/>
+          </w:tcPr>
+          <w:p>
+            <w:r>
+              <w:t>All implemented services shall be fully documented prior to operational handover.</w:t>
+            </w:r>
+          </w:p>
+        </w:tc>
+        <w:tc>
+          <w:tcPr>
+            <w:tcW w:w="2126" w:type="dxa"/>
+            <w:noWrap/>
+            <w:hideMark/>
+          </w:tcPr>
+          <w:p>
+            <w:r>
+              <w:t>Must</w:t>
+            </w:r>
+          </w:p>
+        </w:tc>
+      </w:tr>
+    </w:tbl>
+    <w:p/>
+    <w:p/>
+    <w:p/>
+    <w:p>
+      <w:pPr>
+        <w:pStyle w:val="Heading2"/>
+        <w:sectPr>
+          <w:pgSz w:w="16838" w:h="11906" w:orient="landscape"/>
+          <w:pgMar w:top="1418" w:right="1418" w:bottom="1418" w:left="1134" w:header="709" w:footer="709" w:gutter="0"/>
+          <w:cols w:space="708"/>
+          <w:docGrid w:linePitch="360"/>
+        </w:sectPr>
+      </w:pPr>
+      <w:bookmarkStart w:id="16" w:name="_Toc236668287"/>
+    </w:p>
+    <w:p>
+      <w:pPr>
+        <w:pStyle w:val="Heading2"/>
+      </w:pPr>
+      <w:r>
         <w:lastRenderedPageBreak/>
-        <w:t>Template for functional requirements</w:t>
-      </w:r>
-    </w:p>
-    <w:p>
-      <w:pPr>
-        <w:rPr>
-          <w:i/>
-          <w:iCs/>
-        </w:rPr>
-      </w:pPr>
-      <w:r>
-        <w:rPr>
-          <w:i/>
-          <w:iCs/>
-        </w:rPr>
-        <w:t>purpose / description</w:t>
-      </w:r>
-    </w:p>
-    <w:p>
-      <w:pPr>
-        <w:rPr>
-          <w:i/>
-          <w:iCs/>
-        </w:rPr>
-      </w:pPr>
-      <w:r>
-        <w:rPr>
-          <w:i/>
-          <w:iCs/>
-        </w:rPr>
-        <w:t>inputs</w:t>
-      </w:r>
-    </w:p>
-    <w:p>
-      <w:pPr>
-        <w:rPr>
-          <w:i/>
-          <w:iCs/>
-        </w:rPr>
-      </w:pPr>
-      <w:r>
-        <w:rPr>
-          <w:i/>
-          <w:iCs/>
-        </w:rPr>
-        <w:t>processing</w:t>
-      </w:r>
-    </w:p>
-    <w:p>
-      <w:pPr>
-        <w:rPr>
-          <w:i/>
-          <w:iCs/>
-        </w:rPr>
-      </w:pPr>
-      <w:r>
-        <w:rPr>
-          <w:i/>
-          <w:iCs/>
-        </w:rPr>
-        <w:t xml:space="preserve">outputs </w:t>
-      </w:r>
-    </w:p>
-    <w:p>
-      <w:pPr>
-        <w:rPr>
-          <w:i/>
-          <w:iCs/>
-        </w:rPr>
-      </w:pPr>
-      <w:r>
-        <w:rPr>
-          <w:i/>
-          <w:iCs/>
-        </w:rPr>
-        <w:t>Performance Requirements</w:t>
-      </w:r>
-    </w:p>
-    <w:p>
-      <w:pPr>
-        <w:rPr>
-          <w:i/>
-          <w:iCs/>
-        </w:rPr>
-      </w:pPr>
-      <w:r>
-        <w:rPr>
-          <w:i/>
-          <w:iCs/>
-        </w:rPr>
-        <w:t>Security</w:t>
-      </w:r>
-    </w:p>
-    <w:p>
-      <w:pPr>
-        <w:rPr>
-          <w:i/>
-          <w:iCs/>
-        </w:rPr>
-      </w:pPr>
-      <w:r>
-        <w:rPr>
-          <w:i/>
-          <w:iCs/>
-        </w:rPr>
-        <w:t>Usability</w:t>
-      </w:r>
-    </w:p>
-    <w:p>
-      <w:pPr>
-        <w:rPr>
-          <w:i/>
-          <w:iCs/>
-        </w:rPr>
-      </w:pPr>
-      <w:r>
-        <w:rPr>
-          <w:i/>
-          <w:iCs/>
-        </w:rPr>
-        <w:t>Other Requirements</w:t>
-      </w:r>
-    </w:p>
-    <w:p>
-      <w:pPr>
-        <w:rPr>
-          <w:i/>
-          <w:iCs/>
-        </w:rPr>
-      </w:pPr>
-      <w:r>
-        <w:rPr>
-          <w:i/>
-          <w:iCs/>
-        </w:rPr>
-        <w:t>Data Requirements</w:t>
-      </w:r>
-    </w:p>
-    <w:p>
-      <w:pPr>
-        <w:rPr>
-          <w:i/>
-          <w:iCs/>
-        </w:rPr>
-      </w:pPr>
-      <w:r>
-        <w:rPr>
-          <w:i/>
-          <w:iCs/>
-        </w:rPr>
-        <w:t>Reporting requirements</w:t>
-      </w:r>
-    </w:p>
-    <w:p>
-      <w:pPr>
-        <w:pStyle w:val="Heading2"/>
-      </w:pPr>
-      <w:bookmarkStart w:id="15" w:name="_Toc236668286"/>
-      <w:r>
-        <w:t>9. Non-Functional Requirements</w:t>
-      </w:r>
-      <w:bookmarkEnd w:id="15"/>
-    </w:p>
-    <w:p>
-      <w:pPr>
-        <w:rPr>
-          <w:i/>
-          <w:iCs/>
-        </w:rPr>
-      </w:pPr>
-      <w:r>
-        <w:rPr>
-          <w:i/>
-          <w:iCs/>
-        </w:rPr>
-        <w:t>Detail all non-functional requirements (NFRs) of the project, including such things as features, system behavior, and project characteristics that relate to user experience.</w:t>
-      </w:r>
-    </w:p>
-    <w:p>
-      <w:pPr>
-        <w:pStyle w:val="Heading2"/>
-      </w:pPr>
-      <w:bookmarkStart w:id="16" w:name="_Toc236668287"/>
-      <w:r>
         <w:t>9</w:t>
       </w:r>
       <w:r>
@@ -3909,7 +8732,7 @@
       <w:tblGrid>
         <w:gridCol w:w="1129"/>
         <w:gridCol w:w="1276"/>
-        <w:gridCol w:w="6657"/>
+        <w:gridCol w:w="6655"/>
       </w:tblGrid>
       <w:tr>
         <w:tc>
@@ -3970,10 +8793,7 @@
           </w:tcPr>
           <w:p>
             <w:r>
-              <w:t>T</w:t>
-            </w:r>
-            <w:r>
-              <w:t xml:space="preserve">he requirement is critical to the project’s success. Without fulfilling this requirement, the project is not possible.  </w:t>
+              <w:t xml:space="preserve">The requirement is critical to the project’s success. Without fulfilling this requirement, the project is not possible.  </w:t>
             </w:r>
           </w:p>
         </w:tc>
@@ -4005,13 +8825,7 @@
           </w:tcPr>
           <w:p>
             <w:r>
-              <w:t>The requirement is high priority re the project’s</w:t>
-            </w:r>
-            <w:r>
-              <w:t xml:space="preserve"> </w:t>
-            </w:r>
-            <w:r>
-              <w:t xml:space="preserve">success, but the project could still be implemented in a minimum viable product (MVP) scenario.  </w:t>
+              <w:t xml:space="preserve">The requirement is high priority re the project’s success, but the project could still be implemented in a minimum viable product (MVP) scenario.  </w:t>
             </w:r>
           </w:p>
         </w:tc>
@@ -4075,13 +8889,7 @@
           </w:tcPr>
           <w:p>
             <w:r>
-              <w:t>The requirement is low priority (i.e., it would be nice to have), but the project’s success is not dependent</w:t>
-            </w:r>
-            <w:r>
-              <w:t xml:space="preserve"> </w:t>
-            </w:r>
-            <w:r>
-              <w:t>upon it.</w:t>
+              <w:t>The requirement is low priority (i.e., it would be nice to have), but the project’s success is not dependent upon it.</w:t>
             </w:r>
           </w:p>
         </w:tc>
@@ -4122,7 +8930,6 @@
     <w:p/>
     <w:p>
       <w:r>
-        <w:lastRenderedPageBreak/>
         <w:t xml:space="preserve">Appendix 2 - </w:t>
       </w:r>
     </w:p>
@@ -4130,9 +8937,8 @@
     <w:p/>
     <w:p/>
     <w:sectPr>
-      <w:footerReference w:type="default" r:id="rId8"/>
       <w:pgSz w:w="11906" w:h="16838"/>
-      <w:pgMar w:top="1417" w:right="1417" w:bottom="1134" w:left="1417" w:header="708" w:footer="708" w:gutter="0"/>
+      <w:pgMar w:top="1418" w:right="1418" w:bottom="1134" w:left="1418" w:header="709" w:footer="709" w:gutter="0"/>
       <w:cols w:space="708"/>
       <w:docGrid w:linePitch="360"/>
     </w:sectPr>
@@ -4175,7 +8981,6 @@
         <w:docPartUnique/>
       </w:docPartObj>
     </w:sdtPr>
-    <w:sdtEndPr/>
     <w:sdtContent>
       <w:sdt>
         <w:sdtPr>
@@ -4185,7 +8990,6 @@
             <w:docPartUnique/>
           </w:docPartObj>
         </w:sdtPr>
-        <w:sdtEndPr/>
         <w:sdtContent>
           <w:p>
             <w:pPr>
@@ -4517,9 +9321,9 @@
   </w:abstractNum>
   <w:abstractNum w:abstractNumId="2" w15:restartNumberingAfterBreak="0">
     <w:nsid w:val="2AE3115B"/>
-    <w:multiLevelType w:val="hybridMultilevel"/>
-    <w:tmpl w:val="DA04858E"/>
-    <w:lvl w:ilvl="0" w:tplc="0809000F">
+    <w:multiLevelType w:val="multilevel"/>
+    <w:tmpl w:val="093A35D6"/>
+    <w:lvl w:ilvl="0">
       <w:start w:val="1"/>
       <w:numFmt w:val="decimal"/>
       <w:lvlText w:val="%1."/>
@@ -4531,77 +9335,109 @@
         <w:rFonts w:hint="default"/>
       </w:rPr>
     </w:lvl>
-    <w:lvl w:ilvl="1" w:tplc="08090019" w:tentative="1">
-      <w:start w:val="1"/>
-      <w:numFmt w:val="lowerLetter"/>
-      <w:lvlText w:val="%2."/>
+    <w:lvl w:ilvl="1">
+      <w:start w:val="2"/>
+      <w:numFmt w:val="decimal"/>
+      <w:isLgl/>
+      <w:lvlText w:val="%1.%2"/>
       <w:lvlJc w:val="left"/>
       <w:pPr>
-        <w:ind w:left="1440" w:hanging="360"/>
-      </w:pPr>
+        <w:ind w:left="435" w:hanging="435"/>
+      </w:pPr>
+      <w:rPr>
+        <w:rFonts w:hint="default"/>
+      </w:rPr>
     </w:lvl>
-    <w:lvl w:ilvl="2" w:tplc="0809001B" w:tentative="1">
-      <w:start w:val="1"/>
-      <w:numFmt w:val="lowerRoman"/>
-      <w:lvlText w:val="%3."/>
-      <w:lvlJc w:val="right"/>
-      <w:pPr>
-        <w:ind w:left="2160" w:hanging="180"/>
-      </w:pPr>
-    </w:lvl>
-    <w:lvl w:ilvl="3" w:tplc="0809000F" w:tentative="1">
+    <w:lvl w:ilvl="2">
       <w:start w:val="1"/>
       <w:numFmt w:val="decimal"/>
-      <w:lvlText w:val="%4."/>
+      <w:isLgl/>
+      <w:lvlText w:val="%1.%2.%3"/>
       <w:lvlJc w:val="left"/>
       <w:pPr>
-        <w:ind w:left="2880" w:hanging="360"/>
-      </w:pPr>
+        <w:ind w:left="1080" w:hanging="720"/>
+      </w:pPr>
+      <w:rPr>
+        <w:rFonts w:hint="default"/>
+      </w:rPr>
     </w:lvl>
-    <w:lvl w:ilvl="4" w:tplc="08090019" w:tentative="1">
-      <w:start w:val="1"/>
-      <w:numFmt w:val="lowerLetter"/>
-      <w:lvlText w:val="%5."/>
-      <w:lvlJc w:val="left"/>
-      <w:pPr>
-        <w:ind w:left="3600" w:hanging="360"/>
-      </w:pPr>
-    </w:lvl>
-    <w:lvl w:ilvl="5" w:tplc="0809001B" w:tentative="1">
-      <w:start w:val="1"/>
-      <w:numFmt w:val="lowerRoman"/>
-      <w:lvlText w:val="%6."/>
-      <w:lvlJc w:val="right"/>
-      <w:pPr>
-        <w:ind w:left="4320" w:hanging="180"/>
-      </w:pPr>
-    </w:lvl>
-    <w:lvl w:ilvl="6" w:tplc="0809000F" w:tentative="1">
+    <w:lvl w:ilvl="3">
       <w:start w:val="1"/>
       <w:numFmt w:val="decimal"/>
-      <w:lvlText w:val="%7."/>
+      <w:isLgl/>
+      <w:lvlText w:val="%1.%2.%3.%4"/>
       <w:lvlJc w:val="left"/>
       <w:pPr>
-        <w:ind w:left="5040" w:hanging="360"/>
-      </w:pPr>
+        <w:ind w:left="1080" w:hanging="720"/>
+      </w:pPr>
+      <w:rPr>
+        <w:rFonts w:hint="default"/>
+      </w:rPr>
     </w:lvl>
-    <w:lvl w:ilvl="7" w:tplc="08090019" w:tentative="1">
+    <w:lvl w:ilvl="4">
       <w:start w:val="1"/>
-      <w:numFmt w:val="lowerLetter"/>
-      <w:lvlText w:val="%8."/>
+      <w:numFmt w:val="decimal"/>
+      <w:isLgl/>
+      <w:lvlText w:val="%1.%2.%3.%4.%5"/>
       <w:lvlJc w:val="left"/>
       <w:pPr>
-        <w:ind w:left="5760" w:hanging="360"/>
-      </w:pPr>
+        <w:ind w:left="1440" w:hanging="1080"/>
+      </w:pPr>
+      <w:rPr>
+        <w:rFonts w:hint="default"/>
+      </w:rPr>
     </w:lvl>
-    <w:lvl w:ilvl="8" w:tplc="0809001B" w:tentative="1">
+    <w:lvl w:ilvl="5">
       <w:start w:val="1"/>
-      <w:numFmt w:val="lowerRoman"/>
-      <w:lvlText w:val="%9."/>
-      <w:lvlJc w:val="right"/>
-      <w:pPr>
-        <w:ind w:left="6480" w:hanging="180"/>
-      </w:pPr>
+      <w:numFmt w:val="decimal"/>
+      <w:isLgl/>
+      <w:lvlText w:val="%1.%2.%3.%4.%5.%6"/>
+      <w:lvlJc w:val="left"/>
+      <w:pPr>
+        <w:ind w:left="1440" w:hanging="1080"/>
+      </w:pPr>
+      <w:rPr>
+        <w:rFonts w:hint="default"/>
+      </w:rPr>
+    </w:lvl>
+    <w:lvl w:ilvl="6">
+      <w:start w:val="1"/>
+      <w:numFmt w:val="decimal"/>
+      <w:isLgl/>
+      <w:lvlText w:val="%1.%2.%3.%4.%5.%6.%7"/>
+      <w:lvlJc w:val="left"/>
+      <w:pPr>
+        <w:ind w:left="1800" w:hanging="1440"/>
+      </w:pPr>
+      <w:rPr>
+        <w:rFonts w:hint="default"/>
+      </w:rPr>
+    </w:lvl>
+    <w:lvl w:ilvl="7">
+      <w:start w:val="1"/>
+      <w:numFmt w:val="decimal"/>
+      <w:isLgl/>
+      <w:lvlText w:val="%1.%2.%3.%4.%5.%6.%7.%8"/>
+      <w:lvlJc w:val="left"/>
+      <w:pPr>
+        <w:ind w:left="1800" w:hanging="1440"/>
+      </w:pPr>
+      <w:rPr>
+        <w:rFonts w:hint="default"/>
+      </w:rPr>
+    </w:lvl>
+    <w:lvl w:ilvl="8">
+      <w:start w:val="1"/>
+      <w:numFmt w:val="decimal"/>
+      <w:isLgl/>
+      <w:lvlText w:val="%1.%2.%3.%4.%5.%6.%7.%8.%9"/>
+      <w:lvlJc w:val="left"/>
+      <w:pPr>
+        <w:ind w:left="2160" w:hanging="1800"/>
+      </w:pPr>
+      <w:rPr>
+        <w:rFonts w:hint="default"/>
+      </w:rPr>
     </w:lvl>
   </w:abstractNum>
   <w:abstractNum w:abstractNumId="3" w15:restartNumberingAfterBreak="0">
@@ -4694,6 +9530,95 @@
     </w:lvl>
   </w:abstractNum>
   <w:abstractNum w:abstractNumId="4" w15:restartNumberingAfterBreak="0">
+    <w:nsid w:val="458423DE"/>
+    <w:multiLevelType w:val="hybridMultilevel"/>
+    <w:tmpl w:val="736C69E2"/>
+    <w:lvl w:ilvl="0" w:tplc="0809000F">
+      <w:start w:val="1"/>
+      <w:numFmt w:val="decimal"/>
+      <w:lvlText w:val="%1."/>
+      <w:lvlJc w:val="left"/>
+      <w:pPr>
+        <w:ind w:left="720" w:hanging="360"/>
+      </w:pPr>
+      <w:rPr>
+        <w:rFonts w:hint="default"/>
+      </w:rPr>
+    </w:lvl>
+    <w:lvl w:ilvl="1" w:tplc="08090019" w:tentative="1">
+      <w:start w:val="1"/>
+      <w:numFmt w:val="lowerLetter"/>
+      <w:lvlText w:val="%2."/>
+      <w:lvlJc w:val="left"/>
+      <w:pPr>
+        <w:ind w:left="1440" w:hanging="360"/>
+      </w:pPr>
+    </w:lvl>
+    <w:lvl w:ilvl="2" w:tplc="0809001B" w:tentative="1">
+      <w:start w:val="1"/>
+      <w:numFmt w:val="lowerRoman"/>
+      <w:lvlText w:val="%3."/>
+      <w:lvlJc w:val="right"/>
+      <w:pPr>
+        <w:ind w:left="2160" w:hanging="180"/>
+      </w:pPr>
+    </w:lvl>
+    <w:lvl w:ilvl="3" w:tplc="0809000F" w:tentative="1">
+      <w:start w:val="1"/>
+      <w:numFmt w:val="decimal"/>
+      <w:lvlText w:val="%4."/>
+      <w:lvlJc w:val="left"/>
+      <w:pPr>
+        <w:ind w:left="2880" w:hanging="360"/>
+      </w:pPr>
+    </w:lvl>
+    <w:lvl w:ilvl="4" w:tplc="08090019" w:tentative="1">
+      <w:start w:val="1"/>
+      <w:numFmt w:val="lowerLetter"/>
+      <w:lvlText w:val="%5."/>
+      <w:lvlJc w:val="left"/>
+      <w:pPr>
+        <w:ind w:left="3600" w:hanging="360"/>
+      </w:pPr>
+    </w:lvl>
+    <w:lvl w:ilvl="5" w:tplc="0809001B" w:tentative="1">
+      <w:start w:val="1"/>
+      <w:numFmt w:val="lowerRoman"/>
+      <w:lvlText w:val="%6."/>
+      <w:lvlJc w:val="right"/>
+      <w:pPr>
+        <w:ind w:left="4320" w:hanging="180"/>
+      </w:pPr>
+    </w:lvl>
+    <w:lvl w:ilvl="6" w:tplc="0809000F" w:tentative="1">
+      <w:start w:val="1"/>
+      <w:numFmt w:val="decimal"/>
+      <w:lvlText w:val="%7."/>
+      <w:lvlJc w:val="left"/>
+      <w:pPr>
+        <w:ind w:left="5040" w:hanging="360"/>
+      </w:pPr>
+    </w:lvl>
+    <w:lvl w:ilvl="7" w:tplc="08090019" w:tentative="1">
+      <w:start w:val="1"/>
+      <w:numFmt w:val="lowerLetter"/>
+      <w:lvlText w:val="%8."/>
+      <w:lvlJc w:val="left"/>
+      <w:pPr>
+        <w:ind w:left="5760" w:hanging="360"/>
+      </w:pPr>
+    </w:lvl>
+    <w:lvl w:ilvl="8" w:tplc="0809001B" w:tentative="1">
+      <w:start w:val="1"/>
+      <w:numFmt w:val="lowerRoman"/>
+      <w:lvlText w:val="%9."/>
+      <w:lvlJc w:val="right"/>
+      <w:pPr>
+        <w:ind w:left="6480" w:hanging="180"/>
+      </w:pPr>
+    </w:lvl>
+  </w:abstractNum>
+  <w:abstractNum w:abstractNumId="5" w15:restartNumberingAfterBreak="0">
     <w:nsid w:val="4D852A8C"/>
     <w:multiLevelType w:val="hybridMultilevel"/>
     <w:tmpl w:val="1A849178"/>
@@ -4859,7 +9784,7 @@
       </w:rPr>
     </w:lvl>
   </w:abstractNum>
-  <w:abstractNum w:abstractNumId="5" w15:restartNumberingAfterBreak="0">
+  <w:abstractNum w:abstractNumId="6" w15:restartNumberingAfterBreak="0">
     <w:nsid w:val="53634B64"/>
     <w:multiLevelType w:val="hybridMultilevel"/>
     <w:tmpl w:val="186C26BA"/>
@@ -4972,7 +9897,7 @@
       </w:rPr>
     </w:lvl>
   </w:abstractNum>
-  <w:abstractNum w:abstractNumId="6" w15:restartNumberingAfterBreak="0">
+  <w:abstractNum w:abstractNumId="7" w15:restartNumberingAfterBreak="0">
     <w:nsid w:val="58B6073C"/>
     <w:multiLevelType w:val="hybridMultilevel"/>
     <w:tmpl w:val="76D2B1E8"/>
@@ -5061,7 +9986,7 @@
       </w:pPr>
     </w:lvl>
   </w:abstractNum>
-  <w:abstractNum w:abstractNumId="7" w15:restartNumberingAfterBreak="0">
+  <w:abstractNum w:abstractNumId="8" w15:restartNumberingAfterBreak="0">
     <w:nsid w:val="645C6F59"/>
     <w:multiLevelType w:val="multilevel"/>
     <w:tmpl w:val="0409001F"/>
@@ -5174,7 +10099,7 @@
       </w:pPr>
     </w:lvl>
   </w:abstractNum>
-  <w:abstractNum w:abstractNumId="8" w15:restartNumberingAfterBreak="0">
+  <w:abstractNum w:abstractNumId="9" w15:restartNumberingAfterBreak="0">
     <w:nsid w:val="702B612E"/>
     <w:multiLevelType w:val="hybridMultilevel"/>
     <w:tmpl w:val="55B6B25C"/>
@@ -5287,7 +10212,7 @@
       </w:pPr>
     </w:lvl>
   </w:abstractNum>
-  <w:abstractNum w:abstractNumId="9" w15:restartNumberingAfterBreak="0">
+  <w:abstractNum w:abstractNumId="10" w15:restartNumberingAfterBreak="0">
     <w:nsid w:val="75354ADD"/>
     <w:multiLevelType w:val="hybridMultilevel"/>
     <w:tmpl w:val="3B78D3BE"/>
@@ -5377,18 +10302,39 @@
     </w:lvl>
   </w:abstractNum>
   <w:num w:numId="1" w16cid:durableId="248541676">
-    <w:abstractNumId w:val="4"/>
-    <w:lvlOverride w:ilvl="0"/>
-    <w:lvlOverride w:ilvl="1"/>
-    <w:lvlOverride w:ilvl="2"/>
-    <w:lvlOverride w:ilvl="3"/>
-    <w:lvlOverride w:ilvl="4"/>
-    <w:lvlOverride w:ilvl="5"/>
-    <w:lvlOverride w:ilvl="6"/>
-    <w:lvlOverride w:ilvl="7"/>
-    <w:lvlOverride w:ilvl="8"/>
+    <w:abstractNumId w:val="5"/>
   </w:num>
   <w:num w:numId="2" w16cid:durableId="2059939091">
+    <w:abstractNumId w:val="9"/>
+    <w:lvlOverride w:ilvl="0">
+      <w:startOverride w:val="1"/>
+    </w:lvlOverride>
+    <w:lvlOverride w:ilvl="1">
+      <w:startOverride w:val="1"/>
+    </w:lvlOverride>
+    <w:lvlOverride w:ilvl="2">
+      <w:startOverride w:val="1"/>
+    </w:lvlOverride>
+    <w:lvlOverride w:ilvl="3">
+      <w:startOverride w:val="1"/>
+    </w:lvlOverride>
+    <w:lvlOverride w:ilvl="4">
+      <w:startOverride w:val="1"/>
+    </w:lvlOverride>
+    <w:lvlOverride w:ilvl="5">
+      <w:startOverride w:val="1"/>
+    </w:lvlOverride>
+    <w:lvlOverride w:ilvl="6">
+      <w:startOverride w:val="1"/>
+    </w:lvlOverride>
+    <w:lvlOverride w:ilvl="7">
+      <w:startOverride w:val="1"/>
+    </w:lvlOverride>
+    <w:lvlOverride w:ilvl="8">
+      <w:startOverride w:val="1"/>
+    </w:lvlOverride>
+  </w:num>
+  <w:num w:numId="3" w16cid:durableId="1198275604">
     <w:abstractNumId w:val="8"/>
     <w:lvlOverride w:ilvl="0">
       <w:startOverride w:val="1"/>
@@ -5418,56 +10364,29 @@
       <w:startOverride w:val="1"/>
     </w:lvlOverride>
   </w:num>
-  <w:num w:numId="3" w16cid:durableId="1198275604">
-    <w:abstractNumId w:val="7"/>
-    <w:lvlOverride w:ilvl="0">
-      <w:startOverride w:val="1"/>
-    </w:lvlOverride>
-    <w:lvlOverride w:ilvl="1">
-      <w:startOverride w:val="1"/>
-    </w:lvlOverride>
-    <w:lvlOverride w:ilvl="2">
-      <w:startOverride w:val="1"/>
-    </w:lvlOverride>
-    <w:lvlOverride w:ilvl="3">
-      <w:startOverride w:val="1"/>
-    </w:lvlOverride>
-    <w:lvlOverride w:ilvl="4">
-      <w:startOverride w:val="1"/>
-    </w:lvlOverride>
-    <w:lvlOverride w:ilvl="5">
-      <w:startOverride w:val="1"/>
-    </w:lvlOverride>
-    <w:lvlOverride w:ilvl="6">
-      <w:startOverride w:val="1"/>
-    </w:lvlOverride>
-    <w:lvlOverride w:ilvl="7">
-      <w:startOverride w:val="1"/>
-    </w:lvlOverride>
-    <w:lvlOverride w:ilvl="8">
-      <w:startOverride w:val="1"/>
-    </w:lvlOverride>
-  </w:num>
   <w:num w:numId="4" w16cid:durableId="1050543667">
-    <w:abstractNumId w:val="5"/>
+    <w:abstractNumId w:val="6"/>
   </w:num>
   <w:num w:numId="5" w16cid:durableId="1710840646">
     <w:abstractNumId w:val="3"/>
   </w:num>
   <w:num w:numId="6" w16cid:durableId="1272662920">
-    <w:abstractNumId w:val="9"/>
+    <w:abstractNumId w:val="10"/>
   </w:num>
   <w:num w:numId="7" w16cid:durableId="154223238">
     <w:abstractNumId w:val="0"/>
   </w:num>
   <w:num w:numId="8" w16cid:durableId="383867020">
-    <w:abstractNumId w:val="6"/>
+    <w:abstractNumId w:val="7"/>
   </w:num>
   <w:num w:numId="9" w16cid:durableId="1112747623">
     <w:abstractNumId w:val="1"/>
   </w:num>
   <w:num w:numId="10" w16cid:durableId="1709144665">
     <w:abstractNumId w:val="2"/>
+  </w:num>
+  <w:num w:numId="11" w16cid:durableId="1497575434">
+    <w:abstractNumId w:val="4"/>
   </w:num>
 </w:numbering>
 </file>

--- a/docs/business/BRD-Northwind-Outdoors-03082026.docx
+++ b/docs/business/BRD-Northwind-Outdoors-03082026.docx
@@ -162,7 +162,23 @@
                 <w:bCs/>
                 <w:lang w:val="en-US"/>
               </w:rPr>
-              <w:t>IT Infrastructure Modernisation Project</w:t>
+              <w:t xml:space="preserve">IT Infrastructure </w:t>
+            </w:r>
+            <w:proofErr w:type="spellStart"/>
+            <w:r>
+              <w:rPr>
+                <w:bCs/>
+                <w:lang w:val="en-US"/>
+              </w:rPr>
+              <w:t>Modernisation</w:t>
+            </w:r>
+            <w:proofErr w:type="spellEnd"/>
+            <w:r>
+              <w:rPr>
+                <w:bCs/>
+                <w:lang w:val="en-US"/>
+              </w:rPr>
+              <w:t xml:space="preserve"> Project</w:t>
             </w:r>
           </w:p>
         </w:tc>
@@ -3048,13 +3064,6 @@
           <w:lang w:val="en-US"/>
         </w:rPr>
       </w:pPr>
-    </w:p>
-    <w:p>
-      <w:pPr>
-        <w:rPr>
-          <w:lang w:val="en-US"/>
-        </w:rPr>
-      </w:pPr>
       <w:r>
         <w:rPr>
           <w:lang w:val="en-US"/>
@@ -3139,13 +3148,6 @@
         </w:rPr>
         <w:t>system.</w:t>
       </w:r>
-    </w:p>
-    <w:p>
-      <w:pPr>
-        <w:rPr>
-          <w:lang w:val="en-US"/>
-        </w:rPr>
-      </w:pPr>
     </w:p>
     <w:p>
       <w:pPr>
@@ -3721,6 +3723,7 @@
     <w:p/>
     <w:p/>
     <w:p/>
+    <w:p/>
     <w:p>
       <w:pPr>
         <w:pStyle w:val="Heading2"/>
@@ -7637,7 +7640,23 @@
           <w:i/>
           <w:iCs/>
         </w:rPr>
-        <w:t>Detail all non-functional requirements (NFRs) of the project, including such things as features, system behavior, and project characteristics that relate to user experience.</w:t>
+        <w:t xml:space="preserve">Detail all non-functional requirements (NFRs) of the project, including such things as features, system </w:t>
+      </w:r>
+      <w:proofErr w:type="spellStart"/>
+      <w:r>
+        <w:rPr>
+          <w:i/>
+          <w:iCs/>
+        </w:rPr>
+        <w:t>behavior</w:t>
+      </w:r>
+      <w:proofErr w:type="spellEnd"/>
+      <w:r>
+        <w:rPr>
+          <w:i/>
+          <w:iCs/>
+        </w:rPr>
+        <w:t>, and project characteristics that relate to user experience.</w:t>
       </w:r>
     </w:p>
     <w:tbl>
@@ -9752,7 +9771,15 @@
           </w:tcPr>
           <w:p>
             <w:r>
-              <w:t>Redstone Lead Consultant</w:t>
+              <w:t xml:space="preserve">Redstone </w:t>
+            </w:r>
+            <w:proofErr w:type="gramStart"/>
+            <w:r>
+              <w:t>Lead</w:t>
+            </w:r>
+            <w:proofErr w:type="gramEnd"/>
+            <w:r>
+              <w:t xml:space="preserve"> Consultant</w:t>
             </w:r>
           </w:p>
         </w:tc>
@@ -11326,9 +11353,11 @@
             <w:hideMark/>
           </w:tcPr>
           <w:p>
+            <w:proofErr w:type="spellStart"/>
             <w:r>
               <w:t>MoSCoW</w:t>
             </w:r>
+            <w:proofErr w:type="spellEnd"/>
           </w:p>
         </w:tc>
         <w:tc>
@@ -11610,7 +11639,6 @@
         <w:docPartUnique/>
       </w:docPartObj>
     </w:sdtPr>
-    <w:sdtEndPr/>
     <w:sdtContent>
       <w:sdt>
         <w:sdtPr>
@@ -11620,7 +11648,6 @@
             <w:docPartUnique/>
           </w:docPartObj>
         </w:sdtPr>
-        <w:sdtEndPr/>
         <w:sdtContent>
           <w:p>
             <w:pPr>
